--- a/docs/Multi-GPU_Inference_Incident_Resolution_Report.docx
+++ b/docs/Multi-GPU_Inference_Incident_Resolution_Report.docx
@@ -4,211 +4,321 @@
   <w:body>
     <w:p>
       <w:pPr>
-        <w:spacing w:before="240" w:after="60"/>
+        <w:spacing w:after="40"/>
       </w:pPr>
       <w:r>
         <w:rPr>
           <w:rFonts w:ascii="Calibri" w:hAnsi="Calibri"/>
           <w:b/>
-          <w:color w:val="2E74B5"/>
-          <w:sz w:val="20"/>
+          <w:i w:val="0"/>
+          <w:color w:val="17365D"/>
+          <w:sz w:val="44"/>
         </w:rPr>
-        <w:t>INCIDENT RESOLUTION REPORT</w:t>
+        <w:t>Multi-GPU Inference Incident</w:t>
       </w:r>
     </w:p>
     <w:p>
       <w:pPr>
-        <w:spacing w:before="0" w:after="80"/>
+        <w:spacing w:after="200"/>
       </w:pPr>
       <w:r>
         <w:rPr>
           <w:rFonts w:ascii="Calibri" w:hAnsi="Calibri"/>
-          <w:b/>
-          <w:color w:val="0B2545"/>
-          <w:sz w:val="48"/>
+          <w:b w:val="0"/>
+          <w:i w:val="0"/>
+          <w:color w:val="606A76"/>
+          <w:sz w:val="24"/>
         </w:rPr>
-        <w:t>Multi-GPU Inference Initialization Failure</w:t>
+        <w:t>Management summary and resolution report</w:t>
       </w:r>
-    </w:p>
-    <w:p>
-      <w:pPr>
-        <w:spacing w:before="0" w:after="280"/>
-      </w:pPr>
-      <w:r>
-        <w:rPr>
-          <w:rFonts w:ascii="Calibri" w:hAnsi="Calibri"/>
-          <w:color w:val="5B6573"/>
-          <w:sz w:val="26"/>
-        </w:rPr>
-        <w:t>Root cause, corrective action, staged validation, and production outcome</w:t>
-      </w:r>
-    </w:p>
-    <w:p>
-      <w:pPr>
-        <w:spacing w:before="0" w:after="40" w:line="240" w:lineRule="auto"/>
-      </w:pPr>
-      <w:r>
-        <w:rPr>
-          <w:rFonts w:ascii="Calibri" w:hAnsi="Calibri"/>
-          <w:b/>
-          <w:color w:val="0B2545"/>
-          <w:sz w:val="20"/>
-        </w:rPr>
-        <w:t xml:space="preserve">To: </w:t>
-      </w:r>
-      <w:r>
-        <w:rPr>
-          <w:rFonts w:ascii="Calibri" w:hAnsi="Calibri"/>
-          <w:color w:val="222222"/>
-          <w:sz w:val="20"/>
-        </w:rPr>
-        <w:t>Management and Technology Stakeholders</w:t>
-      </w:r>
-    </w:p>
-    <w:p>
-      <w:pPr>
-        <w:spacing w:before="0" w:after="40" w:line="240" w:lineRule="auto"/>
-      </w:pPr>
-      <w:r>
-        <w:rPr>
-          <w:rFonts w:ascii="Calibri" w:hAnsi="Calibri"/>
-          <w:b/>
-          <w:color w:val="0B2545"/>
-          <w:sz w:val="20"/>
-        </w:rPr>
-        <w:t xml:space="preserve">From: </w:t>
-      </w:r>
-      <w:r>
-        <w:rPr>
-          <w:rFonts w:ascii="Calibri" w:hAnsi="Calibri"/>
-          <w:color w:val="222222"/>
-          <w:sz w:val="20"/>
-        </w:rPr>
-        <w:t>AI Engineering</w:t>
-      </w:r>
-    </w:p>
-    <w:p>
-      <w:pPr>
-        <w:spacing w:before="0" w:after="40" w:line="240" w:lineRule="auto"/>
-      </w:pPr>
-      <w:r>
-        <w:rPr>
-          <w:rFonts w:ascii="Calibri" w:hAnsi="Calibri"/>
-          <w:b/>
-          <w:color w:val="0B2545"/>
-          <w:sz w:val="20"/>
-        </w:rPr>
-        <w:t xml:space="preserve">System: </w:t>
-      </w:r>
-      <w:r>
-        <w:rPr>
-          <w:rFonts w:ascii="Calibri" w:hAnsi="Calibri"/>
-          <w:color w:val="222222"/>
-          <w:sz w:val="20"/>
-        </w:rPr>
-        <w:t>Production GPU host cbq2-svd-dsgpu2 (10.1.94.110)</w:t>
-      </w:r>
-    </w:p>
-    <w:p>
-      <w:pPr>
-        <w:spacing w:before="0" w:after="40" w:line="240" w:lineRule="auto"/>
-      </w:pPr>
-      <w:r>
-        <w:rPr>
-          <w:rFonts w:ascii="Calibri" w:hAnsi="Calibri"/>
-          <w:b/>
-          <w:color w:val="0B2545"/>
-          <w:sz w:val="20"/>
-        </w:rPr>
-        <w:t xml:space="preserve">Incident first documented: </w:t>
-      </w:r>
-      <w:r>
-        <w:rPr>
-          <w:rFonts w:ascii="Calibri" w:hAnsi="Calibri"/>
-          <w:color w:val="222222"/>
-          <w:sz w:val="20"/>
-        </w:rPr>
-        <w:t>18 August 2026</w:t>
-      </w:r>
-    </w:p>
-    <w:p>
-      <w:pPr>
-        <w:spacing w:before="0" w:after="40" w:line="240" w:lineRule="auto"/>
-      </w:pPr>
-      <w:r>
-        <w:rPr>
-          <w:rFonts w:ascii="Calibri" w:hAnsi="Calibri"/>
-          <w:b/>
-          <w:color w:val="0B2545"/>
-          <w:sz w:val="20"/>
-        </w:rPr>
-        <w:t xml:space="preserve">Resolution status: </w:t>
-      </w:r>
-      <w:r>
-        <w:rPr>
-          <w:rFonts w:ascii="Calibri" w:hAnsi="Calibri"/>
-          <w:color w:val="222222"/>
-          <w:sz w:val="20"/>
-        </w:rPr>
-        <w:t>Resolved — validated in development, then implemented and verified in production</w:t>
-      </w:r>
-    </w:p>
-    <w:p>
-      <w:pPr>
-        <w:spacing w:before="140" w:after="200"/>
-        <w:pBdr>
-          <w:bottom w:val="single" w:sz="14" w:space="3" w:color="2E74B5"/>
-        </w:pBdr>
-      </w:pPr>
     </w:p>
     <w:tbl>
       <w:tblPr>
-        <w:tblStyle w:val="TableGrid"/>
-        <w:tblW w:type="dxa" w:w="9360"/>
-        <w:jc w:val="left"/>
+        <w:tblW w:type="auto" w:w="0"/>
+        <w:jc w:val="center"/>
         <w:tblLayout w:type="fixed"/>
         <w:tblLook w:firstColumn="1" w:firstRow="1" w:lastColumn="0" w:lastRow="0" w:noHBand="0" w:noVBand="1" w:val="04A0"/>
-        <w:tblInd w:w="120" w:type="dxa"/>
       </w:tblPr>
       <w:tblGrid>
-        <w:gridCol w:w="9360"/>
+        <w:gridCol w:w="2498"/>
+        <w:gridCol w:w="2498"/>
+        <w:gridCol w:w="2498"/>
+        <w:gridCol w:w="2498"/>
       </w:tblGrid>
       <w:tr>
+        <w:trPr>
+          <w:cantSplit/>
+        </w:trPr>
         <w:tc>
           <w:tcPr>
-            <w:tcW w:type="dxa" w:w="9360"/>
+            <w:tcW w:type="dxa" w:w="1296"/>
             <w:tcMar>
               <w:top w:w="80" w:type="dxa"/>
-              <w:start w:w="120" w:type="dxa"/>
+              <w:start w:w="100" w:type="dxa"/>
               <w:bottom w:w="80" w:type="dxa"/>
-              <w:end w:w="120" w:type="dxa"/>
+              <w:end w:w="100" w:type="dxa"/>
             </w:tcMar>
-            <w:vAlign w:val="center"/>
-            <w:shd w:fill="EAF2F8" w:val="clear"/>
             <w:tcBorders>
-              <w:left w:val="single" w:sz="22" w:color="2E74B5"/>
+              <w:top w:val="single" w:sz="4" w:color="C7D0D9"/>
+              <w:left w:val="single" w:sz="4" w:color="C7D0D9"/>
+              <w:bottom w:val="single" w:sz="4" w:color="C7D0D9"/>
+              <w:right w:val="single" w:sz="4" w:color="C7D0D9"/>
             </w:tcBorders>
+            <w:shd w:fill="F3F5F7" w:val="clear"/>
           </w:tcPr>
           <w:p>
             <w:pPr>
-              <w:spacing w:before="20" w:after="20" w:line="259" w:lineRule="auto"/>
+              <w:keepLines/>
+              <w:spacing w:after="0"/>
             </w:pPr>
             <w:r>
               <w:rPr>
                 <w:rFonts w:ascii="Calibri" w:hAnsi="Calibri"/>
                 <w:b/>
-                <w:color w:val="0B2545"/>
-                <w:sz w:val="21"/>
+                <w:i w:val="0"/>
+                <w:color w:val="606A76"/>
+                <w:sz w:val="17"/>
               </w:rPr>
-              <w:t xml:space="preserve">Management takeaway: </w:t>
+              <w:t>System</w:t>
             </w:r>
+          </w:p>
+        </w:tc>
+        <w:tc>
+          <w:tcPr>
+            <w:tcW w:type="dxa" w:w="3240"/>
+            <w:tcMar>
+              <w:top w:w="80" w:type="dxa"/>
+              <w:start w:w="100" w:type="dxa"/>
+              <w:bottom w:w="80" w:type="dxa"/>
+              <w:end w:w="100" w:type="dxa"/>
+            </w:tcMar>
+            <w:tcBorders>
+              <w:top w:val="single" w:sz="4" w:color="C7D0D9"/>
+              <w:left w:val="single" w:sz="4" w:color="C7D0D9"/>
+              <w:bottom w:val="single" w:sz="4" w:color="C7D0D9"/>
+              <w:right w:val="single" w:sz="4" w:color="C7D0D9"/>
+            </w:tcBorders>
+          </w:tcPr>
+          <w:p>
+            <w:pPr>
+              <w:keepLines/>
+              <w:spacing w:after="0"/>
+            </w:pPr>
             <w:r>
               <w:rPr>
                 <w:rFonts w:ascii="Calibri" w:hAnsi="Calibri"/>
+                <w:b w:val="0"/>
+                <w:i w:val="0"/>
                 <w:color w:val="222222"/>
-                <w:sz w:val="21"/>
+                <w:sz w:val="18"/>
               </w:rPr>
-              <w:t>Multi-GPU inference was blocked by a missing per-vGPU Unified Virtual Memory (UVM) setting in the VMware VM configuration. The GPUs, guest drivers, network transport, and model container were operational. Enabling UVM on every attached vGPU, with a full VM power cycle, removed the NCCL initialization failure. The change was first proven on the development GPU server and then replicated successfully on the production GPU server.</w:t>
+              <w:t>cbq2-svd-dsgpu2 (10.1.94.110)</w:t>
+            </w:r>
+          </w:p>
+        </w:tc>
+        <w:tc>
+          <w:tcPr>
+            <w:tcW w:type="dxa" w:w="1224"/>
+            <w:tcMar>
+              <w:top w:w="80" w:type="dxa"/>
+              <w:start w:w="100" w:type="dxa"/>
+              <w:bottom w:w="80" w:type="dxa"/>
+              <w:end w:w="100" w:type="dxa"/>
+            </w:tcMar>
+            <w:tcBorders>
+              <w:top w:val="single" w:sz="4" w:color="C7D0D9"/>
+              <w:left w:val="single" w:sz="4" w:color="C7D0D9"/>
+              <w:bottom w:val="single" w:sz="4" w:color="C7D0D9"/>
+              <w:right w:val="single" w:sz="4" w:color="C7D0D9"/>
+            </w:tcBorders>
+            <w:shd w:fill="F3F5F7" w:val="clear"/>
+          </w:tcPr>
+          <w:p>
+            <w:pPr>
+              <w:keepLines/>
+              <w:spacing w:after="0"/>
+            </w:pPr>
+            <w:r>
+              <w:rPr>
+                <w:rFonts w:ascii="Calibri" w:hAnsi="Calibri"/>
+                <w:b/>
+                <w:i w:val="0"/>
+                <w:color w:val="606A76"/>
+                <w:sz w:val="17"/>
+              </w:rPr>
+              <w:t>Status</w:t>
+            </w:r>
+          </w:p>
+        </w:tc>
+        <w:tc>
+          <w:tcPr>
+            <w:tcW w:type="dxa" w:w="3528"/>
+            <w:tcMar>
+              <w:top w:w="80" w:type="dxa"/>
+              <w:start w:w="100" w:type="dxa"/>
+              <w:bottom w:w="80" w:type="dxa"/>
+              <w:end w:w="100" w:type="dxa"/>
+            </w:tcMar>
+            <w:tcBorders>
+              <w:top w:val="single" w:sz="4" w:color="C7D0D9"/>
+              <w:left w:val="single" w:sz="4" w:color="C7D0D9"/>
+              <w:bottom w:val="single" w:sz="4" w:color="C7D0D9"/>
+              <w:right w:val="single" w:sz="4" w:color="C7D0D9"/>
+            </w:tcBorders>
+          </w:tcPr>
+          <w:p>
+            <w:pPr>
+              <w:keepLines/>
+              <w:spacing w:after="0"/>
+            </w:pPr>
+            <w:r>
+              <w:rPr>
+                <w:rFonts w:ascii="Calibri" w:hAnsi="Calibri"/>
+                <w:b w:val="0"/>
+                <w:i w:val="0"/>
+                <w:color w:val="222222"/>
+                <w:sz w:val="18"/>
+              </w:rPr>
+              <w:t>Resolved</w:t>
+            </w:r>
+          </w:p>
+        </w:tc>
+      </w:tr>
+      <w:tr>
+        <w:trPr>
+          <w:cantSplit/>
+        </w:trPr>
+        <w:tc>
+          <w:tcPr>
+            <w:tcW w:type="dxa" w:w="1296"/>
+            <w:tcMar>
+              <w:top w:w="80" w:type="dxa"/>
+              <w:start w:w="100" w:type="dxa"/>
+              <w:bottom w:w="80" w:type="dxa"/>
+              <w:end w:w="100" w:type="dxa"/>
+            </w:tcMar>
+            <w:tcBorders>
+              <w:top w:val="single" w:sz="4" w:color="C7D0D9"/>
+              <w:left w:val="single" w:sz="4" w:color="C7D0D9"/>
+              <w:bottom w:val="single" w:sz="4" w:color="C7D0D9"/>
+              <w:right w:val="single" w:sz="4" w:color="C7D0D9"/>
+            </w:tcBorders>
+            <w:shd w:fill="F3F5F7" w:val="clear"/>
+          </w:tcPr>
+          <w:p>
+            <w:pPr>
+              <w:keepLines/>
+              <w:spacing w:after="0"/>
+            </w:pPr>
+            <w:r>
+              <w:rPr>
+                <w:rFonts w:ascii="Calibri" w:hAnsi="Calibri"/>
+                <w:b/>
+                <w:i w:val="0"/>
+                <w:color w:val="606A76"/>
+                <w:sz w:val="17"/>
+              </w:rPr>
+              <w:t>Platform</w:t>
+            </w:r>
+          </w:p>
+        </w:tc>
+        <w:tc>
+          <w:tcPr>
+            <w:tcW w:type="dxa" w:w="3240"/>
+            <w:tcMar>
+              <w:top w:w="80" w:type="dxa"/>
+              <w:start w:w="100" w:type="dxa"/>
+              <w:bottom w:w="80" w:type="dxa"/>
+              <w:end w:w="100" w:type="dxa"/>
+            </w:tcMar>
+            <w:tcBorders>
+              <w:top w:val="single" w:sz="4" w:color="C7D0D9"/>
+              <w:left w:val="single" w:sz="4" w:color="C7D0D9"/>
+              <w:bottom w:val="single" w:sz="4" w:color="C7D0D9"/>
+              <w:right w:val="single" w:sz="4" w:color="C7D0D9"/>
+            </w:tcBorders>
+          </w:tcPr>
+          <w:p>
+            <w:pPr>
+              <w:keepLines/>
+              <w:spacing w:after="0"/>
+            </w:pPr>
+            <w:r>
+              <w:rPr>
+                <w:rFonts w:ascii="Calibri" w:hAnsi="Calibri"/>
+                <w:b w:val="0"/>
+                <w:i w:val="0"/>
+                <w:color w:val="222222"/>
+                <w:sz w:val="18"/>
+              </w:rPr>
+              <w:t>VMware ESXi 8.0.3 / RHEL 9</w:t>
+            </w:r>
+          </w:p>
+        </w:tc>
+        <w:tc>
+          <w:tcPr>
+            <w:tcW w:type="dxa" w:w="1224"/>
+            <w:tcMar>
+              <w:top w:w="80" w:type="dxa"/>
+              <w:start w:w="100" w:type="dxa"/>
+              <w:bottom w:w="80" w:type="dxa"/>
+              <w:end w:w="100" w:type="dxa"/>
+            </w:tcMar>
+            <w:tcBorders>
+              <w:top w:val="single" w:sz="4" w:color="C7D0D9"/>
+              <w:left w:val="single" w:sz="4" w:color="C7D0D9"/>
+              <w:bottom w:val="single" w:sz="4" w:color="C7D0D9"/>
+              <w:right w:val="single" w:sz="4" w:color="C7D0D9"/>
+            </w:tcBorders>
+            <w:shd w:fill="F3F5F7" w:val="clear"/>
+          </w:tcPr>
+          <w:p>
+            <w:pPr>
+              <w:keepLines/>
+              <w:spacing w:after="0"/>
+            </w:pPr>
+            <w:r>
+              <w:rPr>
+                <w:rFonts w:ascii="Calibri" w:hAnsi="Calibri"/>
+                <w:b/>
+                <w:i w:val="0"/>
+                <w:color w:val="606A76"/>
+                <w:sz w:val="17"/>
+              </w:rPr>
+              <w:t>Prepared</w:t>
+            </w:r>
+          </w:p>
+        </w:tc>
+        <w:tc>
+          <w:tcPr>
+            <w:tcW w:type="dxa" w:w="3528"/>
+            <w:tcMar>
+              <w:top w:w="80" w:type="dxa"/>
+              <w:start w:w="100" w:type="dxa"/>
+              <w:bottom w:w="80" w:type="dxa"/>
+              <w:end w:w="100" w:type="dxa"/>
+            </w:tcMar>
+            <w:tcBorders>
+              <w:top w:val="single" w:sz="4" w:color="C7D0D9"/>
+              <w:left w:val="single" w:sz="4" w:color="C7D0D9"/>
+              <w:bottom w:val="single" w:sz="4" w:color="C7D0D9"/>
+              <w:right w:val="single" w:sz="4" w:color="C7D0D9"/>
+            </w:tcBorders>
+          </w:tcPr>
+          <w:p>
+            <w:pPr>
+              <w:keepLines/>
+              <w:spacing w:after="0"/>
+            </w:pPr>
+            <w:r>
+              <w:rPr>
+                <w:rFonts w:ascii="Calibri" w:hAnsi="Calibri"/>
+                <w:b w:val="0"/>
+                <w:i w:val="0"/>
+                <w:color w:val="222222"/>
+                <w:sz w:val="18"/>
+              </w:rPr>
+              <w:t>2 September 2026</w:t>
             </w:r>
           </w:p>
         </w:tc>
@@ -216,7 +326,78 @@
     </w:tbl>
     <w:p>
       <w:pPr>
-        <w:spacing w:after="40"/>
+        <w:spacing w:after="0"/>
+      </w:pPr>
+    </w:p>
+    <w:tbl>
+      <w:tblPr>
+        <w:tblW w:type="auto" w:w="0"/>
+        <w:jc w:val="center"/>
+        <w:tblLayout w:type="fixed"/>
+        <w:tblLook w:firstColumn="1" w:firstRow="1" w:lastColumn="0" w:lastRow="0" w:noHBand="0" w:noVBand="1" w:val="04A0"/>
+      </w:tblPr>
+      <w:tblGrid>
+        <w:gridCol w:w="9994"/>
+      </w:tblGrid>
+      <w:tr>
+        <w:trPr>
+          <w:cantSplit/>
+        </w:trPr>
+        <w:tc>
+          <w:tcPr>
+            <w:tcW w:type="dxa" w:w="9288"/>
+            <w:shd w:fill="EAF4EA" w:val="clear"/>
+            <w:tcBorders>
+              <w:top w:val="single" w:sz="10" w:color="70AD47"/>
+              <w:left w:val="single" w:sz="10" w:color="70AD47"/>
+              <w:bottom w:val="single" w:sz="10" w:color="70AD47"/>
+              <w:right w:val="single" w:sz="10" w:color="70AD47"/>
+            </w:tcBorders>
+            <w:tcMar>
+              <w:top w:w="150" w:type="dxa"/>
+              <w:start w:w="180" w:type="dxa"/>
+              <w:bottom w:w="150" w:type="dxa"/>
+              <w:end w:w="180" w:type="dxa"/>
+            </w:tcMar>
+          </w:tcPr>
+          <w:p>
+            <w:pPr>
+              <w:keepLines/>
+              <w:spacing w:after="100"/>
+            </w:pPr>
+            <w:r>
+              <w:rPr>
+                <w:rFonts w:ascii="Calibri" w:hAnsi="Calibri"/>
+                <w:b/>
+                <w:i w:val="0"/>
+                <w:color w:val="17365D"/>
+                <w:sz w:val="22"/>
+              </w:rPr>
+              <w:t>Executive summary</w:t>
+            </w:r>
+          </w:p>
+          <w:p>
+            <w:pPr>
+              <w:keepLines/>
+              <w:spacing w:after="0" w:line="259" w:lineRule="auto"/>
+            </w:pPr>
+            <w:r>
+              <w:rPr>
+                <w:rFonts w:ascii="Calibri" w:hAnsi="Calibri"/>
+                <w:b w:val="0"/>
+                <w:i w:val="0"/>
+                <w:color w:val="222222"/>
+                <w:sz w:val="21"/>
+              </w:rPr>
+              <w:t>A VMware setting required for multi-GPU communication was not enabled on the virtual GPUs. This meant the server could see all four GPUs, but a single model could not use them together. AI Engineering isolated the issue, worked with NVIDIA to confirm the cause, validated the change on the development server, and then repeated the same change successfully in production. Multi-GPU inference is now working.</w:t>
+            </w:r>
+          </w:p>
+        </w:tc>
+      </w:tr>
+    </w:tbl>
+    <w:p>
+      <w:pPr>
+        <w:spacing w:after="0"/>
       </w:pPr>
     </w:p>
     <w:p>
@@ -224,72 +405,246 @@
         <w:pStyle w:val="Heading1"/>
       </w:pPr>
       <w:r>
-        <w:t>1. Executive summary</w:t>
+        <w:t>What happened</w:t>
       </w:r>
     </w:p>
     <w:p>
+      <w:pPr>
+        <w:spacing w:after="120" w:line="259" w:lineRule="auto"/>
+      </w:pPr>
       <w:r>
-        <w:t>The production GPU host exposes four NVIDIA H200-141C vGPU devices, each with approximately 141 GiB of framebuffer. Single-GPU inference operated normally, but any workload configured for tensor parallelism across more than one vGPU failed while NVIDIA Collective Communications Library (NCCL) was creating the communicator. The failure occurred before model weights were loaded and presented as a generic CUDA error: operation not supported.</w:t>
-      </w:r>
-    </w:p>
-    <w:p>
-      <w:r>
-        <w:t>The initial investigation correctly demonstrated that the failure was not explained by GPU visibility, advertised topology, network bootstrap, container permissions, the vLLM process model, or a specific model image. The first technical escalation interpreted the failing CUDA call as an inter-process communication (IPC) restriction between vGPU devices. NVIDIA Enterprise Support subsequently mapped the reported NCCL source line to the actual operation and corrected the interpretation: NCCL 2.28.9 was failing during local creation of a CUDA stream-ordered memory pool in commAlloc(), not during an IPC memory-handle exchange.</w:t>
-      </w:r>
-    </w:p>
-    <w:p>
-      <w:r>
-        <w:t>NVIDIA documents that NCCL 2.23 and later use CUDA memory pools and that this capability depends on UVM being available in virtualized environments. NVIDIA also documents that UVM is disabled by default for vGPU and must be enabled individually for each vGPU. The VM was missing those settings. The VM team powered the VM off, enabled UVM for all four assigned vGPUs, and powered it back on. After the configuration passed on the development server, the same controlled change was applied to cbq2-svd-dsgpu2 and production multi-GPU inference completed successfully. [1][2][3]</w:t>
+        <w:rPr>
+          <w:rFonts w:ascii="Calibri" w:hAnsi="Calibri"/>
+          <w:b w:val="0"/>
+          <w:i w:val="0"/>
+          <w:color w:val="222222"/>
+          <w:sz w:val="21"/>
+        </w:rPr>
+        <w:t>The production server had four NVIDIA H200 virtual GPUs available. Normal checks showed that the operating system and container could see them, but model startup failed as soon as the workload tried to use more than one GPU. Single-GPU workloads continued to work.</w:t>
       </w:r>
     </w:p>
     <w:tbl>
       <w:tblPr>
-        <w:tblStyle w:val="TableGrid"/>
-        <w:tblW w:type="dxa" w:w="9360"/>
-        <w:jc w:val="left"/>
+        <w:tblW w:type="auto" w:w="0"/>
+        <w:jc w:val="center"/>
         <w:tblLayout w:type="fixed"/>
         <w:tblLook w:firstColumn="1" w:firstRow="1" w:lastColumn="0" w:lastRow="0" w:noHBand="0" w:noVBand="1" w:val="04A0"/>
-        <w:tblInd w:w="120" w:type="dxa"/>
       </w:tblPr>
       <w:tblGrid>
-        <w:gridCol w:w="9360"/>
+        <w:gridCol w:w="4997"/>
+        <w:gridCol w:w="4997"/>
       </w:tblGrid>
       <w:tr>
+        <w:trPr>
+          <w:cantSplit/>
+        </w:trPr>
         <w:tc>
           <w:tcPr>
-            <w:tcW w:type="dxa" w:w="9360"/>
+            <w:tcW w:type="dxa" w:w="4644"/>
             <w:tcMar>
-              <w:top w:w="80" w:type="dxa"/>
-              <w:start w:w="120" w:type="dxa"/>
-              <w:bottom w:w="80" w:type="dxa"/>
-              <w:end w:w="120" w:type="dxa"/>
+              <w:top w:w="110" w:type="dxa"/>
+              <w:start w:w="140" w:type="dxa"/>
+              <w:bottom w:w="110" w:type="dxa"/>
+              <w:end w:w="140" w:type="dxa"/>
             </w:tcMar>
-            <w:vAlign w:val="center"/>
-            <w:shd w:fill="EAF4EA" w:val="clear"/>
             <w:tcBorders>
-              <w:left w:val="single" w:sz="22" w:color="4F7F52"/>
+              <w:top w:val="single" w:sz="6" w:color="C7D0D9"/>
+              <w:left w:val="single" w:sz="6" w:color="C7D0D9"/>
+              <w:bottom w:val="single" w:sz="6" w:color="C7D0D9"/>
+              <w:right w:val="single" w:sz="6" w:color="C7D0D9"/>
             </w:tcBorders>
+            <w:shd w:fill="17365D" w:val="clear"/>
           </w:tcPr>
           <w:p>
             <w:pPr>
-              <w:spacing w:before="20" w:after="20" w:line="259" w:lineRule="auto"/>
+              <w:keepLines/>
+              <w:spacing w:after="0"/>
             </w:pPr>
             <w:r>
               <w:rPr>
                 <w:rFonts w:ascii="Calibri" w:hAnsi="Calibri"/>
                 <w:b/>
-                <w:color w:val="0B2545"/>
-                <w:sz w:val="21"/>
+                <w:i w:val="0"/>
+                <w:color w:val="FFFFFF"/>
+                <w:sz w:val="18"/>
               </w:rPr>
-              <w:t xml:space="preserve">Outcome: </w:t>
+              <w:t>Before the change</w:t>
             </w:r>
+          </w:p>
+        </w:tc>
+        <w:tc>
+          <w:tcPr>
+            <w:tcW w:type="dxa" w:w="4644"/>
+            <w:tcMar>
+              <w:top w:w="110" w:type="dxa"/>
+              <w:start w:w="140" w:type="dxa"/>
+              <w:bottom w:w="110" w:type="dxa"/>
+              <w:end w:w="140" w:type="dxa"/>
+            </w:tcMar>
+            <w:tcBorders>
+              <w:top w:val="single" w:sz="6" w:color="C7D0D9"/>
+              <w:left w:val="single" w:sz="6" w:color="C7D0D9"/>
+              <w:bottom w:val="single" w:sz="6" w:color="C7D0D9"/>
+              <w:right w:val="single" w:sz="6" w:color="C7D0D9"/>
+            </w:tcBorders>
+            <w:shd w:fill="2F75B5" w:val="clear"/>
+          </w:tcPr>
+          <w:p>
+            <w:pPr>
+              <w:keepLines/>
+              <w:spacing w:after="0"/>
+            </w:pPr>
             <w:r>
               <w:rPr>
                 <w:rFonts w:ascii="Calibri" w:hAnsi="Calibri"/>
+                <w:b/>
+                <w:i w:val="0"/>
+                <w:color w:val="FFFFFF"/>
+                <w:sz w:val="18"/>
+              </w:rPr>
+              <w:t>After the change</w:t>
+            </w:r>
+          </w:p>
+        </w:tc>
+      </w:tr>
+      <w:tr>
+        <w:trPr>
+          <w:cantSplit/>
+        </w:trPr>
+        <w:tc>
+          <w:tcPr>
+            <w:tcW w:type="dxa" w:w="4644"/>
+            <w:tcMar>
+              <w:top w:w="110" w:type="dxa"/>
+              <w:start w:w="140" w:type="dxa"/>
+              <w:bottom w:w="110" w:type="dxa"/>
+              <w:end w:w="140" w:type="dxa"/>
+            </w:tcMar>
+            <w:tcBorders>
+              <w:top w:val="single" w:sz="6" w:color="C7D0D9"/>
+              <w:left w:val="single" w:sz="6" w:color="C7D0D9"/>
+              <w:bottom w:val="single" w:sz="6" w:color="C7D0D9"/>
+              <w:right w:val="single" w:sz="6" w:color="C7D0D9"/>
+            </w:tcBorders>
+          </w:tcPr>
+          <w:p>
+            <w:pPr>
+              <w:keepLines/>
+              <w:spacing w:after="0"/>
+            </w:pPr>
+            <w:r>
+              <w:rPr>
+                <w:rFonts w:ascii="Calibri" w:hAnsi="Calibri"/>
+                <w:b w:val="0"/>
+                <w:i w:val="0"/>
                 <w:color w:val="222222"/>
-                <w:sz w:val="21"/>
+                <w:sz w:val="18"/>
               </w:rPr>
-              <w:t>The practical one-vGPU ceiling was removed for tensor-parallel workloads. Models may now be sharded across multiple assigned vGPUs, subject to model profile, framework overhead, KV-cache requirements, and normal capacity validation. The four devices should not be described as one contiguous 564 GiB allocation; the recovered capability is distributed execution across those devices.</w:t>
+              <w:t>All four GPUs were visible, but they could not work together for one model.</w:t>
+            </w:r>
+          </w:p>
+        </w:tc>
+        <w:tc>
+          <w:tcPr>
+            <w:tcW w:type="dxa" w:w="4644"/>
+            <w:tcMar>
+              <w:top w:w="110" w:type="dxa"/>
+              <w:start w:w="140" w:type="dxa"/>
+              <w:bottom w:w="110" w:type="dxa"/>
+              <w:end w:w="140" w:type="dxa"/>
+            </w:tcMar>
+            <w:tcBorders>
+              <w:top w:val="single" w:sz="6" w:color="C7D0D9"/>
+              <w:left w:val="single" w:sz="6" w:color="C7D0D9"/>
+              <w:bottom w:val="single" w:sz="6" w:color="C7D0D9"/>
+              <w:right w:val="single" w:sz="6" w:color="C7D0D9"/>
+            </w:tcBorders>
+          </w:tcPr>
+          <w:p>
+            <w:pPr>
+              <w:keepLines/>
+              <w:spacing w:after="0"/>
+            </w:pPr>
+            <w:r>
+              <w:rPr>
+                <w:rFonts w:ascii="Calibri" w:hAnsi="Calibri"/>
+                <w:b w:val="0"/>
+                <w:i w:val="0"/>
+                <w:color w:val="222222"/>
+                <w:sz w:val="18"/>
+              </w:rPr>
+              <w:t>The four GPUs can now be used together for tensor-parallel inference.</w:t>
+            </w:r>
+          </w:p>
+        </w:tc>
+      </w:tr>
+      <w:tr>
+        <w:trPr>
+          <w:cantSplit/>
+        </w:trPr>
+        <w:tc>
+          <w:tcPr>
+            <w:tcW w:type="dxa" w:w="4644"/>
+            <w:tcMar>
+              <w:top w:w="110" w:type="dxa"/>
+              <w:start w:w="140" w:type="dxa"/>
+              <w:bottom w:w="110" w:type="dxa"/>
+              <w:end w:w="140" w:type="dxa"/>
+            </w:tcMar>
+            <w:tcBorders>
+              <w:top w:val="single" w:sz="6" w:color="C7D0D9"/>
+              <w:left w:val="single" w:sz="6" w:color="C7D0D9"/>
+              <w:bottom w:val="single" w:sz="6" w:color="C7D0D9"/>
+              <w:right w:val="single" w:sz="6" w:color="C7D0D9"/>
+            </w:tcBorders>
+          </w:tcPr>
+          <w:p>
+            <w:pPr>
+              <w:keepLines/>
+              <w:spacing w:after="0"/>
+            </w:pPr>
+            <w:r>
+              <w:rPr>
+                <w:rFonts w:ascii="Calibri" w:hAnsi="Calibri"/>
+                <w:b w:val="0"/>
+                <w:i w:val="0"/>
+                <w:color w:val="222222"/>
+                <w:sz w:val="18"/>
+              </w:rPr>
+              <w:t>Large multi-GPU model launches failed during startup.</w:t>
+            </w:r>
+          </w:p>
+        </w:tc>
+        <w:tc>
+          <w:tcPr>
+            <w:tcW w:type="dxa" w:w="4644"/>
+            <w:tcMar>
+              <w:top w:w="110" w:type="dxa"/>
+              <w:start w:w="140" w:type="dxa"/>
+              <w:bottom w:w="110" w:type="dxa"/>
+              <w:end w:w="140" w:type="dxa"/>
+            </w:tcMar>
+            <w:tcBorders>
+              <w:top w:val="single" w:sz="6" w:color="C7D0D9"/>
+              <w:left w:val="single" w:sz="6" w:color="C7D0D9"/>
+              <w:bottom w:val="single" w:sz="6" w:color="C7D0D9"/>
+              <w:right w:val="single" w:sz="6" w:color="C7D0D9"/>
+            </w:tcBorders>
+          </w:tcPr>
+          <w:p>
+            <w:pPr>
+              <w:keepLines/>
+              <w:spacing w:after="0"/>
+            </w:pPr>
+            <w:r>
+              <w:rPr>
+                <w:rFonts w:ascii="Calibri" w:hAnsi="Calibri"/>
+                <w:b w:val="0"/>
+                <w:i w:val="0"/>
+                <w:color w:val="222222"/>
+                <w:sz w:val="18"/>
+              </w:rPr>
+              <w:t>The same multi-GPU startup test completed successfully in development and production.</w:t>
             </w:r>
           </w:p>
         </w:tc>
@@ -297,7 +652,246 @@
     </w:tbl>
     <w:p>
       <w:pPr>
-        <w:spacing w:after="40"/>
+        <w:pStyle w:val="Heading1"/>
+      </w:pPr>
+      <w:r>
+        <w:t>Why it happened</w:t>
+      </w:r>
+    </w:p>
+    <w:p>
+      <w:pPr>
+        <w:spacing w:after="120" w:line="259" w:lineRule="auto"/>
+      </w:pPr>
+      <w:r>
+        <w:rPr>
+          <w:rFonts w:ascii="Calibri" w:hAnsi="Calibri"/>
+          <w:b w:val="0"/>
+          <w:i w:val="0"/>
+          <w:color w:val="222222"/>
+          <w:sz w:val="21"/>
+        </w:rPr>
+        <w:t>The required VMware Unified Virtual Memory (UVM) setting was disabled for each virtual GPU. NVIDIA's multi-GPU communication software needs that capability during startup. Without it, the software stopped before the model could be spread across the GPUs. The original error message pointed to a lower-level memory-allocation failure, so the cause was not obvious from the application logs alone.</w:t>
+      </w:r>
+    </w:p>
+    <w:p>
+      <w:pPr>
+        <w:pStyle w:val="Heading1"/>
+      </w:pPr>
+      <w:r>
+        <w:t>How the issue was resolved</w:t>
+      </w:r>
+    </w:p>
+    <w:p>
+      <w:pPr>
+        <w:spacing w:after="120" w:line="259" w:lineRule="auto"/>
+      </w:pPr>
+      <w:r>
+        <w:rPr>
+          <w:rFonts w:ascii="Calibri" w:hAnsi="Calibri"/>
+          <w:b w:val="0"/>
+          <w:i w:val="0"/>
+          <w:color w:val="222222"/>
+          <w:sz w:val="21"/>
+        </w:rPr>
+        <w:t>AI Engineering checked the model configuration, container access, GPU visibility, software versions, and GPU topology. The evidence showed that the failure occurred below the application layer. A complete diagnostic package was then provided to NVIDIA Enterprise Support, which confirmed that UVM needed to be enabled.</w:t>
+      </w:r>
+    </w:p>
+    <w:p>
+      <w:pPr>
+        <w:spacing w:after="120" w:line="259" w:lineRule="auto"/>
+      </w:pPr>
+      <w:r>
+        <w:rPr>
+          <w:rFonts w:ascii="Calibri" w:hAnsi="Calibri"/>
+          <w:b w:val="0"/>
+          <w:i w:val="0"/>
+          <w:color w:val="222222"/>
+          <w:sz w:val="21"/>
+        </w:rPr>
+        <w:t>The VM team powered off the development VM, enabled UVM for all four virtual GPUs, and powered the VM back on. A full power cycle was required because the setting is applied when the virtual GPUs are attached to the VM.</w:t>
+      </w:r>
+    </w:p>
+    <w:p>
+      <w:pPr>
+        <w:pStyle w:val="Heading1"/>
+      </w:pPr>
+      <w:r>
+        <w:t>Safe validation and production rollout</w:t>
+      </w:r>
+    </w:p>
+    <w:p>
+      <w:pPr>
+        <w:pStyle w:val="ListBullet"/>
+        <w:spacing w:after="80" w:line="252" w:lineRule="auto"/>
+        <w:ind w:left="360" w:hanging="216"/>
+      </w:pPr>
+      <w:r>
+        <w:rPr>
+          <w:rFonts w:ascii="Calibri" w:hAnsi="Calibri"/>
+          <w:b/>
+          <w:i w:val="0"/>
+          <w:color w:val="222222"/>
+          <w:sz w:val="21"/>
+        </w:rPr>
+        <w:t>Development first:</w:t>
+      </w:r>
+      <w:r>
+        <w:rPr>
+          <w:rFonts w:ascii="Calibri" w:hAnsi="Calibri"/>
+          <w:b w:val="0"/>
+          <w:i w:val="0"/>
+          <w:color w:val="222222"/>
+          <w:sz w:val="21"/>
+        </w:rPr>
+        <w:t xml:space="preserve"> The change was applied to the development server and the multi-GPU model was started successfully.</w:t>
+      </w:r>
+    </w:p>
+    <w:p>
+      <w:pPr>
+        <w:pStyle w:val="ListBullet"/>
+        <w:spacing w:after="80" w:line="252" w:lineRule="auto"/>
+        <w:ind w:left="360" w:hanging="216"/>
+      </w:pPr>
+      <w:r>
+        <w:rPr>
+          <w:rFonts w:ascii="Calibri" w:hAnsi="Calibri"/>
+          <w:b/>
+          <w:i w:val="0"/>
+          <w:color w:val="222222"/>
+          <w:sz w:val="21"/>
+        </w:rPr>
+        <w:t>Controlled promotion:</w:t>
+      </w:r>
+      <w:r>
+        <w:rPr>
+          <w:rFonts w:ascii="Calibri" w:hAnsi="Calibri"/>
+          <w:b w:val="0"/>
+          <w:i w:val="0"/>
+          <w:color w:val="222222"/>
+          <w:sz w:val="21"/>
+        </w:rPr>
+        <w:t xml:space="preserve"> Only after the development test passed was the same configuration applied to production.</w:t>
+      </w:r>
+    </w:p>
+    <w:p>
+      <w:pPr>
+        <w:pStyle w:val="ListBullet"/>
+        <w:spacing w:after="80" w:line="252" w:lineRule="auto"/>
+        <w:ind w:left="360" w:hanging="216"/>
+      </w:pPr>
+      <w:r>
+        <w:rPr>
+          <w:rFonts w:ascii="Calibri" w:hAnsi="Calibri"/>
+          <w:b/>
+          <w:i w:val="0"/>
+          <w:color w:val="222222"/>
+          <w:sz w:val="21"/>
+        </w:rPr>
+        <w:t>Production confirmed:</w:t>
+      </w:r>
+      <w:r>
+        <w:rPr>
+          <w:rFonts w:ascii="Calibri" w:hAnsi="Calibri"/>
+          <w:b w:val="0"/>
+          <w:i w:val="0"/>
+          <w:color w:val="222222"/>
+          <w:sz w:val="21"/>
+        </w:rPr>
+        <w:t xml:space="preserve"> The production model started across multiple GPUs without the previous failure.</w:t>
+      </w:r>
+    </w:p>
+    <w:p>
+      <w:pPr>
+        <w:pStyle w:val="Heading1"/>
+      </w:pPr>
+      <w:r>
+        <w:t>Result and business impact</w:t>
+      </w:r>
+    </w:p>
+    <w:p>
+      <w:pPr>
+        <w:spacing w:after="120" w:line="259" w:lineRule="auto"/>
+      </w:pPr>
+      <w:r>
+        <w:rPr>
+          <w:rFonts w:ascii="Calibri" w:hAnsi="Calibri"/>
+          <w:b w:val="0"/>
+          <w:i w:val="0"/>
+          <w:color w:val="222222"/>
+          <w:sz w:val="21"/>
+        </w:rPr>
+        <w:t>The platform can now run models that need more capacity than a single virtual GPU provides. This restores the intended multi-GPU capability of the host and removes the startup blocker for tensor-parallel inference.</w:t>
+      </w:r>
+    </w:p>
+    <w:tbl>
+      <w:tblPr>
+        <w:tblW w:type="auto" w:w="0"/>
+        <w:jc w:val="center"/>
+        <w:tblLayout w:type="fixed"/>
+        <w:tblLook w:firstColumn="1" w:firstRow="1" w:lastColumn="0" w:lastRow="0" w:noHBand="0" w:noVBand="1" w:val="04A0"/>
+      </w:tblPr>
+      <w:tblGrid>
+        <w:gridCol w:w="9994"/>
+      </w:tblGrid>
+      <w:tr>
+        <w:trPr>
+          <w:cantSplit/>
+        </w:trPr>
+        <w:tc>
+          <w:tcPr>
+            <w:tcW w:type="dxa" w:w="9288"/>
+            <w:shd w:fill="FFF4CE" w:val="clear"/>
+            <w:tcBorders>
+              <w:top w:val="single" w:sz="10" w:color="BF9000"/>
+              <w:left w:val="single" w:sz="10" w:color="BF9000"/>
+              <w:bottom w:val="single" w:sz="10" w:color="BF9000"/>
+              <w:right w:val="single" w:sz="10" w:color="BF9000"/>
+            </w:tcBorders>
+            <w:tcMar>
+              <w:top w:w="150" w:type="dxa"/>
+              <w:start w:w="180" w:type="dxa"/>
+              <w:bottom w:w="150" w:type="dxa"/>
+              <w:end w:w="180" w:type="dxa"/>
+            </w:tcMar>
+          </w:tcPr>
+          <w:p>
+            <w:pPr>
+              <w:keepLines/>
+              <w:spacing w:after="100"/>
+            </w:pPr>
+            <w:r>
+              <w:rPr>
+                <w:rFonts w:ascii="Calibri" w:hAnsi="Calibri"/>
+                <w:b/>
+                <w:i w:val="0"/>
+                <w:color w:val="17365D"/>
+                <w:sz w:val="22"/>
+              </w:rPr>
+              <w:t>Important operational note</w:t>
+            </w:r>
+          </w:p>
+          <w:p>
+            <w:pPr>
+              <w:keepLines/>
+              <w:spacing w:after="0" w:line="259" w:lineRule="auto"/>
+            </w:pPr>
+            <w:r>
+              <w:rPr>
+                <w:rFonts w:ascii="Calibri" w:hAnsi="Calibri"/>
+                <w:b w:val="0"/>
+                <w:i w:val="0"/>
+                <w:color w:val="222222"/>
+                <w:sz w:val="21"/>
+              </w:rPr>
+              <w:t>Enabling UVM disables live migration for these virtual GPUs. Infrastructure teams should therefore plan maintenance and host moves around a full VM shutdown and restart. This is a known platform trade-off, not an unresolved fault.</w:t>
+            </w:r>
+          </w:p>
+        </w:tc>
+      </w:tr>
+    </w:tbl>
+    <w:p>
+      <w:pPr>
+        <w:spacing w:after="0"/>
       </w:pPr>
     </w:p>
     <w:p>
@@ -305,137 +899,345 @@
         <w:pStyle w:val="Heading1"/>
       </w:pPr>
       <w:r>
-        <w:t>2. Incident context and impact</w:t>
+        <w:t>What should be retained</w:t>
       </w:r>
     </w:p>
     <w:p>
       <w:pPr>
-        <w:pStyle w:val="Heading2"/>
+        <w:pStyle w:val="ListBullet"/>
+        <w:spacing w:after="80" w:line="252" w:lineRule="auto"/>
+        <w:ind w:left="360" w:hanging="216"/>
       </w:pPr>
       <w:r>
-        <w:t>2.1 Affected environment</w:t>
+        <w:rPr>
+          <w:rFonts w:ascii="Calibri" w:hAnsi="Calibri"/>
+          <w:b w:val="0"/>
+          <w:i w:val="0"/>
+          <w:color w:val="222222"/>
+          <w:sz w:val="21"/>
+        </w:rPr>
+        <w:t>Keep the four UVM entries in the production VM configuration.</w:t>
+      </w:r>
+    </w:p>
+    <w:p>
+      <w:pPr>
+        <w:pStyle w:val="ListBullet"/>
+        <w:spacing w:after="80" w:line="252" w:lineRule="auto"/>
+        <w:ind w:left="360" w:hanging="216"/>
+      </w:pPr>
+      <w:r>
+        <w:rPr>
+          <w:rFonts w:ascii="Calibri" w:hAnsi="Calibri"/>
+          <w:b w:val="0"/>
+          <w:i w:val="0"/>
+          <w:color w:val="222222"/>
+          <w:sz w:val="21"/>
+        </w:rPr>
+        <w:t>Include a multi-GPU startup check after VM or vGPU configuration changes.</w:t>
+      </w:r>
+    </w:p>
+    <w:p>
+      <w:pPr>
+        <w:pStyle w:val="ListBullet"/>
+        <w:spacing w:after="80" w:line="252" w:lineRule="auto"/>
+        <w:ind w:left="360" w:hanging="216"/>
+      </w:pPr>
+      <w:r>
+        <w:rPr>
+          <w:rFonts w:ascii="Calibri" w:hAnsi="Calibri"/>
+          <w:b w:val="0"/>
+          <w:i w:val="0"/>
+          <w:color w:val="222222"/>
+          <w:sz w:val="21"/>
+        </w:rPr>
+        <w:t>Record the loss of live migration in the VM's operating and maintenance notes.</w:t>
+      </w:r>
+    </w:p>
+    <w:p>
+      <w:pPr>
+        <w:pStyle w:val="Heading1"/>
+      </w:pPr>
+      <w:r>
+        <w:t>Technical appendix — VM settings applied</w:t>
+      </w:r>
+    </w:p>
+    <w:p>
+      <w:pPr>
+        <w:spacing w:after="120" w:line="259" w:lineRule="auto"/>
+      </w:pPr>
+      <w:r>
+        <w:rPr>
+          <w:rFonts w:ascii="Calibri" w:hAnsi="Calibri"/>
+          <w:b w:val="0"/>
+          <w:i w:val="0"/>
+          <w:color w:val="222222"/>
+          <w:sz w:val="21"/>
+        </w:rPr>
+        <w:t>The following settings were enabled for the four H200 virtual GPUs. This section is included so the working configuration can be reproduced; it is not required reading for the management summary.</w:t>
       </w:r>
     </w:p>
     <w:tbl>
       <w:tblPr>
-        <w:tblStyle w:val="TableGrid"/>
-        <w:tblW w:type="dxa" w:w="9360"/>
-        <w:jc w:val="left"/>
+        <w:tblW w:type="auto" w:w="0"/>
+        <w:jc w:val="center"/>
         <w:tblLayout w:type="fixed"/>
         <w:tblLook w:firstColumn="1" w:firstRow="1" w:lastColumn="0" w:lastRow="0" w:noHBand="0" w:noVBand="1" w:val="04A0"/>
-        <w:tblInd w:w="120" w:type="dxa"/>
       </w:tblPr>
       <w:tblGrid>
-        <w:gridCol w:w="2160"/>
-        <w:gridCol w:w="7200"/>
+        <w:gridCol w:w="9994"/>
       </w:tblGrid>
       <w:tr>
         <w:trPr>
-          <w:tblHeader w:val="true"/>
+          <w:cantSplit/>
         </w:trPr>
         <w:tc>
           <w:tcPr>
-            <w:tcW w:type="dxa" w:w="2160"/>
+            <w:tcW w:type="dxa" w:w="9288"/>
+            <w:shd w:fill="F3F5F7" w:val="clear"/>
+            <w:tcBorders>
+              <w:top w:val="single" w:sz="6" w:color="C7D0D9"/>
+              <w:left w:val="single" w:sz="6" w:color="C7D0D9"/>
+              <w:bottom w:val="single" w:sz="6" w:color="C7D0D9"/>
+              <w:right w:val="single" w:sz="6" w:color="C7D0D9"/>
+            </w:tcBorders>
             <w:tcMar>
-              <w:top w:w="80" w:type="dxa"/>
-              <w:start w:w="120" w:type="dxa"/>
-              <w:bottom w:w="80" w:type="dxa"/>
-              <w:end w:w="120" w:type="dxa"/>
+              <w:top w:w="160" w:type="dxa"/>
+              <w:start w:w="180" w:type="dxa"/>
+              <w:bottom w:w="160" w:type="dxa"/>
+              <w:end w:w="180" w:type="dxa"/>
             </w:tcMar>
-            <w:vAlign w:val="center"/>
-            <w:shd w:fill="F2F4F7" w:val="clear"/>
           </w:tcPr>
           <w:p>
             <w:pPr>
-              <w:spacing w:before="0" w:after="40" w:line="240" w:lineRule="auto"/>
+              <w:pStyle w:val="CodeBrief"/>
+              <w:keepLines/>
+            </w:pPr>
+            <w:r>
+              <w:rPr>
+                <w:rFonts w:ascii="Consolas" w:hAnsi="Consolas"/>
+                <w:b w:val="0"/>
+                <w:i w:val="0"/>
+                <w:color w:val="17365D"/>
+                <w:sz w:val="17"/>
+              </w:rPr>
+              <w:t>pciPassthru0.cfg.enable_uvm = 1</w:t>
+            </w:r>
+            <w:r>
+              <w:br/>
+            </w:r>
+            <w:r>
+              <w:rPr>
+                <w:rFonts w:ascii="Consolas" w:hAnsi="Consolas"/>
+                <w:b w:val="0"/>
+                <w:i w:val="0"/>
+                <w:color w:val="17365D"/>
+                <w:sz w:val="17"/>
+              </w:rPr>
+              <w:t>pciPassthru1.cfg.enable_uvm = 1</w:t>
+            </w:r>
+            <w:r>
+              <w:br/>
+            </w:r>
+            <w:r>
+              <w:rPr>
+                <w:rFonts w:ascii="Consolas" w:hAnsi="Consolas"/>
+                <w:b w:val="0"/>
+                <w:i w:val="0"/>
+                <w:color w:val="17365D"/>
+                <w:sz w:val="17"/>
+              </w:rPr>
+              <w:t>pciPassthru2.cfg.enable_uvm = 1</w:t>
+            </w:r>
+            <w:r>
+              <w:br/>
+            </w:r>
+            <w:r>
+              <w:rPr>
+                <w:rFonts w:ascii="Consolas" w:hAnsi="Consolas"/>
+                <w:b w:val="0"/>
+                <w:i w:val="0"/>
+                <w:color w:val="17365D"/>
+                <w:sz w:val="17"/>
+              </w:rPr>
+              <w:t>pciPassthru3.cfg.enable_uvm = 1</w:t>
+            </w:r>
+          </w:p>
+        </w:tc>
+      </w:tr>
+    </w:tbl>
+    <w:p>
+      <w:pPr>
+        <w:pStyle w:val="Heading1"/>
+      </w:pPr>
+      <w:r>
+        <w:t>Related VM memory-mapping checks</w:t>
+      </w:r>
+    </w:p>
+    <w:p>
+      <w:pPr>
+        <w:spacing w:after="120" w:line="259" w:lineRule="auto"/>
+      </w:pPr>
+      <w:r>
+        <w:rPr>
+          <w:rFonts w:ascii="Calibri" w:hAnsi="Calibri"/>
+          <w:b w:val="0"/>
+          <w:i w:val="0"/>
+          <w:color w:val="222222"/>
+          <w:sz w:val="21"/>
+        </w:rPr>
+        <w:t>These settings were also reviewed because large vGPU configurations require adequate 64-bit MMIO space:</w:t>
+      </w:r>
+    </w:p>
+    <w:tbl>
+      <w:tblPr>
+        <w:tblW w:type="auto" w:w="0"/>
+        <w:jc w:val="center"/>
+        <w:tblLayout w:type="fixed"/>
+        <w:tblLook w:firstColumn="1" w:firstRow="1" w:lastColumn="0" w:lastRow="0" w:noHBand="0" w:noVBand="1" w:val="04A0"/>
+      </w:tblPr>
+      <w:tblGrid>
+        <w:gridCol w:w="9994"/>
+      </w:tblGrid>
+      <w:tr>
+        <w:trPr>
+          <w:cantSplit/>
+        </w:trPr>
+        <w:tc>
+          <w:tcPr>
+            <w:tcW w:type="dxa" w:w="9288"/>
+            <w:shd w:fill="F3F5F7" w:val="clear"/>
+            <w:tcBorders>
+              <w:top w:val="single" w:sz="6" w:color="C7D0D9"/>
+              <w:left w:val="single" w:sz="6" w:color="C7D0D9"/>
+              <w:bottom w:val="single" w:sz="6" w:color="C7D0D9"/>
+              <w:right w:val="single" w:sz="6" w:color="C7D0D9"/>
+            </w:tcBorders>
+            <w:tcMar>
+              <w:top w:w="140" w:type="dxa"/>
+              <w:start w:w="180" w:type="dxa"/>
+              <w:bottom w:w="140" w:type="dxa"/>
+              <w:end w:w="180" w:type="dxa"/>
+            </w:tcMar>
+          </w:tcPr>
+          <w:p>
+            <w:pPr>
+              <w:pStyle w:val="CodeBrief"/>
+              <w:keepLines/>
+            </w:pPr>
+            <w:r>
+              <w:rPr>
+                <w:rFonts w:ascii="Consolas" w:hAnsi="Consolas"/>
+                <w:b w:val="0"/>
+                <w:i w:val="0"/>
+                <w:color w:val="17365D"/>
+                <w:sz w:val="17"/>
+              </w:rPr>
+              <w:t>pciPassthru.use64bitMMIO = TRUE</w:t>
+            </w:r>
+            <w:r>
+              <w:br/>
+            </w:r>
+            <w:r>
+              <w:rPr>
+                <w:rFonts w:ascii="Consolas" w:hAnsi="Consolas"/>
+                <w:b w:val="0"/>
+                <w:i w:val="0"/>
+                <w:color w:val="17365D"/>
+                <w:sz w:val="17"/>
+              </w:rPr>
+              <w:t>pciPassthru.64bitMMIOSizeGB = 1024</w:t>
+            </w:r>
+          </w:p>
+        </w:tc>
+      </w:tr>
+    </w:tbl>
+    <w:p>
+      <w:pPr>
+        <w:pStyle w:val="Heading1"/>
+      </w:pPr>
+      <w:r>
+        <w:t>Environment at time of resolution</w:t>
+      </w:r>
+    </w:p>
+    <w:tbl>
+      <w:tblPr>
+        <w:tblW w:type="auto" w:w="0"/>
+        <w:jc w:val="center"/>
+        <w:tblLayout w:type="fixed"/>
+        <w:tblLook w:firstColumn="1" w:firstRow="1" w:lastColumn="0" w:lastRow="0" w:noHBand="0" w:noVBand="1" w:val="04A0"/>
+      </w:tblPr>
+      <w:tblGrid>
+        <w:gridCol w:w="4997"/>
+        <w:gridCol w:w="4997"/>
+      </w:tblGrid>
+      <w:tr>
+        <w:trPr>
+          <w:cantSplit/>
+        </w:trPr>
+        <w:tc>
+          <w:tcPr>
+            <w:tcW w:type="dxa" w:w="2592"/>
+            <w:tcMar>
+              <w:top w:w="85" w:type="dxa"/>
+              <w:start w:w="110" w:type="dxa"/>
+              <w:bottom w:w="85" w:type="dxa"/>
+              <w:end w:w="110" w:type="dxa"/>
+            </w:tcMar>
+            <w:tcBorders>
+              <w:top w:val="single" w:sz="4" w:color="C7D0D9"/>
+              <w:left w:val="single" w:sz="4" w:color="C7D0D9"/>
+              <w:bottom w:val="single" w:sz="4" w:color="C7D0D9"/>
+              <w:right w:val="single" w:sz="4" w:color="C7D0D9"/>
+            </w:tcBorders>
+            <w:shd w:fill="EAF2F8" w:val="clear"/>
+            <w:vAlign w:val="center"/>
+          </w:tcPr>
+          <w:p>
+            <w:pPr>
+              <w:keepLines/>
+              <w:spacing w:after="0"/>
             </w:pPr>
             <w:r>
               <w:rPr>
                 <w:rFonts w:ascii="Calibri" w:hAnsi="Calibri"/>
                 <w:b/>
-                <w:color w:val="0B2545"/>
-                <w:sz w:val="19"/>
+                <w:i w:val="0"/>
+                <w:color w:val="17365D"/>
+                <w:sz w:val="18"/>
               </w:rPr>
-              <w:t>Component</w:t>
+              <w:t>Production server</w:t>
             </w:r>
           </w:p>
         </w:tc>
         <w:tc>
           <w:tcPr>
-            <w:tcW w:type="dxa" w:w="7200"/>
+            <w:tcW w:type="dxa" w:w="6696"/>
             <w:tcMar>
-              <w:top w:w="80" w:type="dxa"/>
-              <w:start w:w="120" w:type="dxa"/>
-              <w:bottom w:w="80" w:type="dxa"/>
-              <w:end w:w="120" w:type="dxa"/>
+              <w:top w:w="85" w:type="dxa"/>
+              <w:start w:w="110" w:type="dxa"/>
+              <w:bottom w:w="85" w:type="dxa"/>
+              <w:end w:w="110" w:type="dxa"/>
             </w:tcMar>
-            <w:vAlign w:val="center"/>
-            <w:shd w:fill="F2F4F7" w:val="clear"/>
-          </w:tcPr>
-          <w:p>
-            <w:pPr>
-              <w:spacing w:before="0" w:after="40" w:line="240" w:lineRule="auto"/>
-            </w:pPr>
-            <w:r>
-              <w:rPr>
-                <w:rFonts w:ascii="Calibri" w:hAnsi="Calibri"/>
-                <w:b/>
-                <w:color w:val="0B2545"/>
-                <w:sz w:val="19"/>
-              </w:rPr>
-              <w:t>Observed configuration</w:t>
-            </w:r>
-          </w:p>
-        </w:tc>
-      </w:tr>
-      <w:tr>
-        <w:tc>
-          <w:tcPr>
-            <w:tcW w:type="dxa" w:w="2160"/>
-            <w:tcMar>
-              <w:top w:w="80" w:type="dxa"/>
-              <w:start w:w="120" w:type="dxa"/>
-              <w:bottom w:w="80" w:type="dxa"/>
-              <w:end w:w="120" w:type="dxa"/>
-            </w:tcMar>
+            <w:tcBorders>
+              <w:top w:val="single" w:sz="4" w:color="C7D0D9"/>
+              <w:left w:val="single" w:sz="4" w:color="C7D0D9"/>
+              <w:bottom w:val="single" w:sz="4" w:color="C7D0D9"/>
+              <w:right w:val="single" w:sz="4" w:color="C7D0D9"/>
+            </w:tcBorders>
             <w:vAlign w:val="center"/>
           </w:tcPr>
           <w:p>
             <w:pPr>
-              <w:spacing w:before="0" w:after="40" w:line="240" w:lineRule="auto"/>
+              <w:keepLines/>
+              <w:spacing w:after="0"/>
             </w:pPr>
             <w:r>
               <w:rPr>
                 <w:rFonts w:ascii="Calibri" w:hAnsi="Calibri"/>
                 <w:b w:val="0"/>
+                <w:i w:val="0"/>
                 <w:color w:val="222222"/>
-                <w:sz w:val="19"/>
-              </w:rPr>
-              <w:t>Production host</w:t>
-            </w:r>
-          </w:p>
-        </w:tc>
-        <w:tc>
-          <w:tcPr>
-            <w:tcW w:type="dxa" w:w="7200"/>
-            <w:tcMar>
-              <w:top w:w="80" w:type="dxa"/>
-              <w:start w:w="120" w:type="dxa"/>
-              <w:bottom w:w="80" w:type="dxa"/>
-              <w:end w:w="120" w:type="dxa"/>
-            </w:tcMar>
-            <w:vAlign w:val="center"/>
-          </w:tcPr>
-          <w:p>
-            <w:pPr>
-              <w:spacing w:before="0" w:after="40" w:line="240" w:lineRule="auto"/>
-            </w:pPr>
-            <w:r>
-              <w:rPr>
-                <w:rFonts w:ascii="Calibri" w:hAnsi="Calibri"/>
-                <w:b w:val="0"/>
-                <w:color w:val="222222"/>
-                <w:sz w:val="19"/>
+                <w:sz w:val="18"/>
               </w:rPr>
               <w:t>cbq2-svd-dsgpu2 (10.1.94.110)</w:t>
             </w:r>
@@ -443,325 +1245,297 @@
         </w:tc>
       </w:tr>
       <w:tr>
+        <w:trPr>
+          <w:cantSplit/>
+        </w:trPr>
         <w:tc>
           <w:tcPr>
-            <w:tcW w:type="dxa" w:w="2160"/>
+            <w:tcW w:type="dxa" w:w="2592"/>
             <w:tcMar>
-              <w:top w:w="80" w:type="dxa"/>
-              <w:start w:w="120" w:type="dxa"/>
-              <w:bottom w:w="80" w:type="dxa"/>
-              <w:end w:w="120" w:type="dxa"/>
+              <w:top w:w="85" w:type="dxa"/>
+              <w:start w:w="110" w:type="dxa"/>
+              <w:bottom w:w="85" w:type="dxa"/>
+              <w:end w:w="110" w:type="dxa"/>
             </w:tcMar>
+            <w:tcBorders>
+              <w:top w:val="single" w:sz="4" w:color="C7D0D9"/>
+              <w:left w:val="single" w:sz="4" w:color="C7D0D9"/>
+              <w:bottom w:val="single" w:sz="4" w:color="C7D0D9"/>
+              <w:right w:val="single" w:sz="4" w:color="C7D0D9"/>
+            </w:tcBorders>
+            <w:shd w:fill="EAF2F8" w:val="clear"/>
             <w:vAlign w:val="center"/>
           </w:tcPr>
           <w:p>
             <w:pPr>
-              <w:spacing w:before="0" w:after="40" w:line="240" w:lineRule="auto"/>
+              <w:keepLines/>
+              <w:spacing w:after="0"/>
+            </w:pPr>
+            <w:r>
+              <w:rPr>
+                <w:rFonts w:ascii="Calibri" w:hAnsi="Calibri"/>
+                <w:b/>
+                <w:i w:val="0"/>
+                <w:color w:val="17365D"/>
+                <w:sz w:val="18"/>
+              </w:rPr>
+              <w:t>Virtual GPUs</w:t>
+            </w:r>
+          </w:p>
+        </w:tc>
+        <w:tc>
+          <w:tcPr>
+            <w:tcW w:type="dxa" w:w="6696"/>
+            <w:tcMar>
+              <w:top w:w="85" w:type="dxa"/>
+              <w:start w:w="110" w:type="dxa"/>
+              <w:bottom w:w="85" w:type="dxa"/>
+              <w:end w:w="110" w:type="dxa"/>
+            </w:tcMar>
+            <w:tcBorders>
+              <w:top w:val="single" w:sz="4" w:color="C7D0D9"/>
+              <w:left w:val="single" w:sz="4" w:color="C7D0D9"/>
+              <w:bottom w:val="single" w:sz="4" w:color="C7D0D9"/>
+              <w:right w:val="single" w:sz="4" w:color="C7D0D9"/>
+            </w:tcBorders>
+            <w:vAlign w:val="center"/>
+          </w:tcPr>
+          <w:p>
+            <w:pPr>
+              <w:keepLines/>
+              <w:spacing w:after="0"/>
             </w:pPr>
             <w:r>
               <w:rPr>
                 <w:rFonts w:ascii="Calibri" w:hAnsi="Calibri"/>
                 <w:b w:val="0"/>
+                <w:i w:val="0"/>
                 <w:color w:val="222222"/>
-                <w:sz w:val="19"/>
+                <w:sz w:val="18"/>
               </w:rPr>
-              <w:t>Virtualization</w:t>
+              <w:t>4 × NVIDIA H200-141C, 144,384 MiB each</w:t>
+            </w:r>
+          </w:p>
+        </w:tc>
+      </w:tr>
+      <w:tr>
+        <w:trPr>
+          <w:cantSplit/>
+        </w:trPr>
+        <w:tc>
+          <w:tcPr>
+            <w:tcW w:type="dxa" w:w="2592"/>
+            <w:tcMar>
+              <w:top w:w="85" w:type="dxa"/>
+              <w:start w:w="110" w:type="dxa"/>
+              <w:bottom w:w="85" w:type="dxa"/>
+              <w:end w:w="110" w:type="dxa"/>
+            </w:tcMar>
+            <w:tcBorders>
+              <w:top w:val="single" w:sz="4" w:color="C7D0D9"/>
+              <w:left w:val="single" w:sz="4" w:color="C7D0D9"/>
+              <w:bottom w:val="single" w:sz="4" w:color="C7D0D9"/>
+              <w:right w:val="single" w:sz="4" w:color="C7D0D9"/>
+            </w:tcBorders>
+            <w:shd w:fill="EAF2F8" w:val="clear"/>
+            <w:vAlign w:val="center"/>
+          </w:tcPr>
+          <w:p>
+            <w:pPr>
+              <w:keepLines/>
+              <w:spacing w:after="0"/>
+            </w:pPr>
+            <w:r>
+              <w:rPr>
+                <w:rFonts w:ascii="Calibri" w:hAnsi="Calibri"/>
+                <w:b/>
+                <w:i w:val="0"/>
+                <w:color w:val="17365D"/>
+                <w:sz w:val="18"/>
+              </w:rPr>
+              <w:t>Guest OS</w:t>
             </w:r>
           </w:p>
         </w:tc>
         <w:tc>
           <w:tcPr>
-            <w:tcW w:type="dxa" w:w="7200"/>
+            <w:tcW w:type="dxa" w:w="6696"/>
             <w:tcMar>
-              <w:top w:w="80" w:type="dxa"/>
-              <w:start w:w="120" w:type="dxa"/>
-              <w:bottom w:w="80" w:type="dxa"/>
-              <w:end w:w="120" w:type="dxa"/>
+              <w:top w:w="85" w:type="dxa"/>
+              <w:start w:w="110" w:type="dxa"/>
+              <w:bottom w:w="85" w:type="dxa"/>
+              <w:end w:w="110" w:type="dxa"/>
             </w:tcMar>
+            <w:tcBorders>
+              <w:top w:val="single" w:sz="4" w:color="C7D0D9"/>
+              <w:left w:val="single" w:sz="4" w:color="C7D0D9"/>
+              <w:bottom w:val="single" w:sz="4" w:color="C7D0D9"/>
+              <w:right w:val="single" w:sz="4" w:color="C7D0D9"/>
+            </w:tcBorders>
             <w:vAlign w:val="center"/>
           </w:tcPr>
           <w:p>
             <w:pPr>
-              <w:spacing w:before="0" w:after="40" w:line="240" w:lineRule="auto"/>
+              <w:keepLines/>
+              <w:spacing w:after="0"/>
             </w:pPr>
             <w:r>
               <w:rPr>
                 <w:rFonts w:ascii="Calibri" w:hAnsi="Calibri"/>
                 <w:b w:val="0"/>
+                <w:i w:val="0"/>
                 <w:color w:val="222222"/>
-                <w:sz w:val="19"/>
+                <w:sz w:val="18"/>
               </w:rPr>
-              <w:t>VMware ESXi 8.0.3; RHEL 9 Linux guest</w:t>
+              <w:t>Red Hat Enterprise Linux 9</w:t>
             </w:r>
           </w:p>
         </w:tc>
       </w:tr>
       <w:tr>
+        <w:trPr>
+          <w:cantSplit/>
+        </w:trPr>
         <w:tc>
           <w:tcPr>
-            <w:tcW w:type="dxa" w:w="2160"/>
+            <w:tcW w:type="dxa" w:w="2592"/>
             <w:tcMar>
-              <w:top w:w="80" w:type="dxa"/>
-              <w:start w:w="120" w:type="dxa"/>
-              <w:bottom w:w="80" w:type="dxa"/>
-              <w:end w:w="120" w:type="dxa"/>
+              <w:top w:w="85" w:type="dxa"/>
+              <w:start w:w="110" w:type="dxa"/>
+              <w:bottom w:w="85" w:type="dxa"/>
+              <w:end w:w="110" w:type="dxa"/>
             </w:tcMar>
+            <w:tcBorders>
+              <w:top w:val="single" w:sz="4" w:color="C7D0D9"/>
+              <w:left w:val="single" w:sz="4" w:color="C7D0D9"/>
+              <w:bottom w:val="single" w:sz="4" w:color="C7D0D9"/>
+              <w:right w:val="single" w:sz="4" w:color="C7D0D9"/>
+            </w:tcBorders>
+            <w:shd w:fill="EAF2F8" w:val="clear"/>
             <w:vAlign w:val="center"/>
           </w:tcPr>
           <w:p>
             <w:pPr>
-              <w:spacing w:before="0" w:after="40" w:line="240" w:lineRule="auto"/>
+              <w:keepLines/>
+              <w:spacing w:after="0"/>
+            </w:pPr>
+            <w:r>
+              <w:rPr>
+                <w:rFonts w:ascii="Calibri" w:hAnsi="Calibri"/>
+                <w:b/>
+                <w:i w:val="0"/>
+                <w:color w:val="17365D"/>
+                <w:sz w:val="18"/>
+              </w:rPr>
+              <w:t>Hypervisor</w:t>
+            </w:r>
+          </w:p>
+        </w:tc>
+        <w:tc>
+          <w:tcPr>
+            <w:tcW w:type="dxa" w:w="6696"/>
+            <w:tcMar>
+              <w:top w:w="85" w:type="dxa"/>
+              <w:start w:w="110" w:type="dxa"/>
+              <w:bottom w:w="85" w:type="dxa"/>
+              <w:end w:w="110" w:type="dxa"/>
+            </w:tcMar>
+            <w:tcBorders>
+              <w:top w:val="single" w:sz="4" w:color="C7D0D9"/>
+              <w:left w:val="single" w:sz="4" w:color="C7D0D9"/>
+              <w:bottom w:val="single" w:sz="4" w:color="C7D0D9"/>
+              <w:right w:val="single" w:sz="4" w:color="C7D0D9"/>
+            </w:tcBorders>
+            <w:vAlign w:val="center"/>
+          </w:tcPr>
+          <w:p>
+            <w:pPr>
+              <w:keepLines/>
+              <w:spacing w:after="0"/>
             </w:pPr>
             <w:r>
               <w:rPr>
                 <w:rFonts w:ascii="Calibri" w:hAnsi="Calibri"/>
                 <w:b w:val="0"/>
+                <w:i w:val="0"/>
                 <w:color w:val="222222"/>
-                <w:sz w:val="19"/>
+                <w:sz w:val="18"/>
               </w:rPr>
-              <w:t>GPU assignment</w:t>
+              <w:t>VMware ESXi 8.0.3</w:t>
+            </w:r>
+          </w:p>
+        </w:tc>
+      </w:tr>
+      <w:tr>
+        <w:trPr>
+          <w:cantSplit/>
+        </w:trPr>
+        <w:tc>
+          <w:tcPr>
+            <w:tcW w:type="dxa" w:w="2592"/>
+            <w:tcMar>
+              <w:top w:w="85" w:type="dxa"/>
+              <w:start w:w="110" w:type="dxa"/>
+              <w:bottom w:w="85" w:type="dxa"/>
+              <w:end w:w="110" w:type="dxa"/>
+            </w:tcMar>
+            <w:tcBorders>
+              <w:top w:val="single" w:sz="4" w:color="C7D0D9"/>
+              <w:left w:val="single" w:sz="4" w:color="C7D0D9"/>
+              <w:bottom w:val="single" w:sz="4" w:color="C7D0D9"/>
+              <w:right w:val="single" w:sz="4" w:color="C7D0D9"/>
+            </w:tcBorders>
+            <w:shd w:fill="EAF2F8" w:val="clear"/>
+            <w:vAlign w:val="center"/>
+          </w:tcPr>
+          <w:p>
+            <w:pPr>
+              <w:keepLines/>
+              <w:spacing w:after="0"/>
+            </w:pPr>
+            <w:r>
+              <w:rPr>
+                <w:rFonts w:ascii="Calibri" w:hAnsi="Calibri"/>
+                <w:b/>
+                <w:i w:val="0"/>
+                <w:color w:val="17365D"/>
+                <w:sz w:val="18"/>
+              </w:rPr>
+              <w:t>Inference stack</w:t>
             </w:r>
           </w:p>
         </w:tc>
         <w:tc>
           <w:tcPr>
-            <w:tcW w:type="dxa" w:w="7200"/>
+            <w:tcW w:type="dxa" w:w="6696"/>
             <w:tcMar>
-              <w:top w:w="80" w:type="dxa"/>
-              <w:start w:w="120" w:type="dxa"/>
-              <w:bottom w:w="80" w:type="dxa"/>
-              <w:end w:w="120" w:type="dxa"/>
+              <w:top w:w="85" w:type="dxa"/>
+              <w:start w:w="110" w:type="dxa"/>
+              <w:bottom w:w="85" w:type="dxa"/>
+              <w:end w:w="110" w:type="dxa"/>
             </w:tcMar>
+            <w:tcBorders>
+              <w:top w:val="single" w:sz="4" w:color="C7D0D9"/>
+              <w:left w:val="single" w:sz="4" w:color="C7D0D9"/>
+              <w:bottom w:val="single" w:sz="4" w:color="C7D0D9"/>
+              <w:right w:val="single" w:sz="4" w:color="C7D0D9"/>
+            </w:tcBorders>
             <w:vAlign w:val="center"/>
           </w:tcPr>
           <w:p>
             <w:pPr>
-              <w:spacing w:before="0" w:after="40" w:line="240" w:lineRule="auto"/>
+              <w:keepLines/>
+              <w:spacing w:after="0"/>
             </w:pPr>
             <w:r>
               <w:rPr>
                 <w:rFonts w:ascii="Calibri" w:hAnsi="Calibri"/>
                 <w:b w:val="0"/>
+                <w:i w:val="0"/>
                 <w:color w:val="222222"/>
-                <w:sz w:val="19"/>
+                <w:sz w:val="18"/>
               </w:rPr>
-              <w:t>Four H200-141C full-framebuffer, time-sliced vGPU profiles</w:t>
-            </w:r>
-          </w:p>
-        </w:tc>
-      </w:tr>
-      <w:tr>
-        <w:tc>
-          <w:tcPr>
-            <w:tcW w:type="dxa" w:w="2160"/>
-            <w:tcMar>
-              <w:top w:w="80" w:type="dxa"/>
-              <w:start w:w="120" w:type="dxa"/>
-              <w:bottom w:w="80" w:type="dxa"/>
-              <w:end w:w="120" w:type="dxa"/>
-            </w:tcMar>
-            <w:vAlign w:val="center"/>
-          </w:tcPr>
-          <w:p>
-            <w:pPr>
-              <w:spacing w:before="0" w:after="40" w:line="240" w:lineRule="auto"/>
-            </w:pPr>
-            <w:r>
-              <w:rPr>
-                <w:rFonts w:ascii="Calibri" w:hAnsi="Calibri"/>
-                <w:b w:val="0"/>
-                <w:color w:val="222222"/>
-                <w:sz w:val="19"/>
-              </w:rPr>
-              <w:t>Framebuffer</w:t>
-            </w:r>
-          </w:p>
-        </w:tc>
-        <w:tc>
-          <w:tcPr>
-            <w:tcW w:type="dxa" w:w="7200"/>
-            <w:tcMar>
-              <w:top w:w="80" w:type="dxa"/>
-              <w:start w:w="120" w:type="dxa"/>
-              <w:bottom w:w="80" w:type="dxa"/>
-              <w:end w:w="120" w:type="dxa"/>
-            </w:tcMar>
-            <w:vAlign w:val="center"/>
-          </w:tcPr>
-          <w:p>
-            <w:pPr>
-              <w:spacing w:before="0" w:after="40" w:line="240" w:lineRule="auto"/>
-            </w:pPr>
-            <w:r>
-              <w:rPr>
-                <w:rFonts w:ascii="Calibri" w:hAnsi="Calibri"/>
-                <w:b w:val="0"/>
-                <w:color w:val="222222"/>
-                <w:sz w:val="19"/>
-              </w:rPr>
-              <w:t>144,384 MiB per vGPU; approximately 564 GiB total across four devices</w:t>
-            </w:r>
-          </w:p>
-        </w:tc>
-      </w:tr>
-      <w:tr>
-        <w:tc>
-          <w:tcPr>
-            <w:tcW w:type="dxa" w:w="2160"/>
-            <w:tcMar>
-              <w:top w:w="80" w:type="dxa"/>
-              <w:start w:w="120" w:type="dxa"/>
-              <w:bottom w:w="80" w:type="dxa"/>
-              <w:end w:w="120" w:type="dxa"/>
-            </w:tcMar>
-            <w:vAlign w:val="center"/>
-          </w:tcPr>
-          <w:p>
-            <w:pPr>
-              <w:spacing w:before="0" w:after="40" w:line="240" w:lineRule="auto"/>
-            </w:pPr>
-            <w:r>
-              <w:rPr>
-                <w:rFonts w:ascii="Calibri" w:hAnsi="Calibri"/>
-                <w:b w:val="0"/>
-                <w:color w:val="222222"/>
-                <w:sz w:val="19"/>
-              </w:rPr>
-              <w:t>Software path</w:t>
-            </w:r>
-          </w:p>
-        </w:tc>
-        <w:tc>
-          <w:tcPr>
-            <w:tcW w:type="dxa" w:w="7200"/>
-            <w:tcMar>
-              <w:top w:w="80" w:type="dxa"/>
-              <w:start w:w="120" w:type="dxa"/>
-              <w:bottom w:w="80" w:type="dxa"/>
-              <w:end w:w="120" w:type="dxa"/>
-            </w:tcMar>
-            <w:vAlign w:val="center"/>
-          </w:tcPr>
-          <w:p>
-            <w:pPr>
-              <w:spacing w:before="0" w:after="40" w:line="240" w:lineRule="auto"/>
-            </w:pPr>
-            <w:r>
-              <w:rPr>
-                <w:rFonts w:ascii="Calibri" w:hAnsi="Calibri"/>
-                <w:b w:val="0"/>
-                <w:color w:val="222222"/>
-                <w:sz w:val="19"/>
-              </w:rPr>
-              <w:t>NVIDIA NIM model-free container, vLLM, NCCL 2.28.9+cuda13.0</w:t>
-            </w:r>
-          </w:p>
-        </w:tc>
-      </w:tr>
-      <w:tr>
-        <w:tc>
-          <w:tcPr>
-            <w:tcW w:type="dxa" w:w="2160"/>
-            <w:tcMar>
-              <w:top w:w="80" w:type="dxa"/>
-              <w:start w:w="120" w:type="dxa"/>
-              <w:bottom w:w="80" w:type="dxa"/>
-              <w:end w:w="120" w:type="dxa"/>
-            </w:tcMar>
-            <w:vAlign w:val="center"/>
-          </w:tcPr>
-          <w:p>
-            <w:pPr>
-              <w:spacing w:before="0" w:after="40" w:line="240" w:lineRule="auto"/>
-            </w:pPr>
-            <w:r>
-              <w:rPr>
-                <w:rFonts w:ascii="Calibri" w:hAnsi="Calibri"/>
-                <w:b w:val="0"/>
-                <w:color w:val="222222"/>
-                <w:sz w:val="19"/>
-              </w:rPr>
-              <w:t>CUDA driver reported</w:t>
-            </w:r>
-          </w:p>
-        </w:tc>
-        <w:tc>
-          <w:tcPr>
-            <w:tcW w:type="dxa" w:w="7200"/>
-            <w:tcMar>
-              <w:top w:w="80" w:type="dxa"/>
-              <w:start w:w="120" w:type="dxa"/>
-              <w:bottom w:w="80" w:type="dxa"/>
-              <w:end w:w="120" w:type="dxa"/>
-            </w:tcMar>
-            <w:vAlign w:val="center"/>
-          </w:tcPr>
-          <w:p>
-            <w:pPr>
-              <w:spacing w:before="0" w:after="40" w:line="240" w:lineRule="auto"/>
-            </w:pPr>
-            <w:r>
-              <w:rPr>
-                <w:rFonts w:ascii="Calibri" w:hAnsi="Calibri"/>
-                <w:b w:val="0"/>
-                <w:color w:val="222222"/>
-                <w:sz w:val="19"/>
-              </w:rPr>
-              <w:t>cudaDriverVersion 13000</w:t>
-            </w:r>
-          </w:p>
-        </w:tc>
-      </w:tr>
-      <w:tr>
-        <w:tc>
-          <w:tcPr>
-            <w:tcW w:type="dxa" w:w="2160"/>
-            <w:tcMar>
-              <w:top w:w="80" w:type="dxa"/>
-              <w:start w:w="120" w:type="dxa"/>
-              <w:bottom w:w="80" w:type="dxa"/>
-              <w:end w:w="120" w:type="dxa"/>
-            </w:tcMar>
-            <w:vAlign w:val="center"/>
-          </w:tcPr>
-          <w:p>
-            <w:pPr>
-              <w:spacing w:before="0" w:after="40" w:line="240" w:lineRule="auto"/>
-            </w:pPr>
-            <w:r>
-              <w:rPr>
-                <w:rFonts w:ascii="Calibri" w:hAnsi="Calibri"/>
-                <w:b w:val="0"/>
-                <w:color w:val="222222"/>
-                <w:sz w:val="19"/>
-              </w:rPr>
-              <w:t>Licensing</w:t>
-            </w:r>
-          </w:p>
-        </w:tc>
-        <w:tc>
-          <w:tcPr>
-            <w:tcW w:type="dxa" w:w="7200"/>
-            <w:tcMar>
-              <w:top w:w="80" w:type="dxa"/>
-              <w:start w:w="120" w:type="dxa"/>
-              <w:bottom w:w="80" w:type="dxa"/>
-              <w:end w:w="120" w:type="dxa"/>
-            </w:tcMar>
-            <w:vAlign w:val="center"/>
-          </w:tcPr>
-          <w:p>
-            <w:pPr>
-              <w:spacing w:before="0" w:after="40" w:line="240" w:lineRule="auto"/>
-            </w:pPr>
-            <w:r>
-              <w:rPr>
-                <w:rFonts w:ascii="Calibri" w:hAnsi="Calibri"/>
-                <w:b w:val="0"/>
-                <w:color w:val="222222"/>
-                <w:sz w:val="19"/>
-              </w:rPr>
-              <w:t>Four of four vGPUs reported as licensed in the supplied host evidence</w:t>
+              <w:t>NVIDIA NIM / vLLM with NCCL 2.28.9 + CUDA 13.0</w:t>
             </w:r>
           </w:p>
         </w:tc>
@@ -769,4510 +1543,34 @@
     </w:tbl>
     <w:p>
       <w:pPr>
-        <w:spacing w:after="40"/>
-      </w:pPr>
-    </w:p>
-    <w:p>
-      <w:r>
-        <w:t>NVIDIA's current support matrix lists H200-141C as a 141 GB, one-vGPU-per-GPU time-sliced compute profile and explicitly lists H200-141C as supporting UVM. [4][5]</w:t>
-      </w:r>
-    </w:p>
-    <w:p>
-      <w:pPr>
-        <w:pStyle w:val="Heading2"/>
-      </w:pPr>
-      <w:r>
-        <w:t>2.2 User-visible and business impact</w:t>
-      </w:r>
-    </w:p>
-    <w:p>
-      <w:pPr>
-        <w:spacing w:after="160" w:line="280" w:lineRule="auto"/>
-        <w:numPr>
-          <w:ilvl w:val="0"/>
-          <w:numId w:val="10"/>
-        </w:numPr>
-      </w:pPr>
-      <w:r>
-        <w:rPr>
-          <w:rFonts w:ascii="Calibri" w:hAnsi="Calibri"/>
-          <w:color w:val="222222"/>
-          <w:sz w:val="22"/>
-        </w:rPr>
-        <w:t>Single-GPU model services remained available, so the platform did not appear generally unhealthy.</w:t>
-      </w:r>
-    </w:p>
-    <w:p>
-      <w:pPr>
-        <w:spacing w:after="160" w:line="280" w:lineRule="auto"/>
-        <w:numPr>
-          <w:ilvl w:val="0"/>
-          <w:numId w:val="10"/>
-        </w:numPr>
-      </w:pPr>
-      <w:r>
-        <w:rPr>
-          <w:rFonts w:ascii="Calibri" w:hAnsi="Calibri"/>
-          <w:color w:val="222222"/>
-          <w:sz w:val="22"/>
-        </w:rPr>
-        <w:t>Any tensor-parallel deployment using two or more vGPUs failed before model loading, preventing larger models from starting.</w:t>
-      </w:r>
-    </w:p>
-    <w:p>
-      <w:pPr>
-        <w:spacing w:after="160" w:line="280" w:lineRule="auto"/>
-        <w:numPr>
-          <w:ilvl w:val="0"/>
-          <w:numId w:val="10"/>
-        </w:numPr>
-      </w:pPr>
-      <w:r>
-        <w:rPr>
-          <w:rFonts w:ascii="Calibri" w:hAnsi="Calibri"/>
-          <w:color w:val="222222"/>
-          <w:sz w:val="22"/>
-        </w:rPr>
-        <w:t>Operationally, the host behaved as four independent 141 GiB inference slots rather than a platform capable of distributing one model across several devices.</w:t>
-      </w:r>
-    </w:p>
-    <w:p>
-      <w:pPr>
-        <w:spacing w:after="160" w:line="280" w:lineRule="auto"/>
-        <w:numPr>
-          <w:ilvl w:val="0"/>
-          <w:numId w:val="10"/>
-        </w:numPr>
-      </w:pPr>
-      <w:r>
-        <w:rPr>
-          <w:rFonts w:ascii="Calibri" w:hAnsi="Calibri"/>
-          <w:color w:val="222222"/>
-          <w:sz w:val="22"/>
-        </w:rPr>
-        <w:t>NVIDIA NIM profiles that require tensor parallelism could not be used even when aggregate framebuffer capacity was sufficient.</w:t>
-      </w:r>
-    </w:p>
-    <w:p>
-      <w:pPr>
-        <w:spacing w:after="160" w:line="280" w:lineRule="auto"/>
-        <w:numPr>
-          <w:ilvl w:val="0"/>
-          <w:numId w:val="10"/>
-        </w:numPr>
-      </w:pPr>
-      <w:r>
-        <w:rPr>
-          <w:rFonts w:ascii="Calibri" w:hAnsi="Calibri"/>
-          <w:color w:val="222222"/>
-          <w:sz w:val="22"/>
-        </w:rPr>
-        <w:t>Capacity planning risked understating the platform by approximately three of the four assigned vGPU framebuffers for any single distributed workload.</w:t>
-      </w:r>
-    </w:p>
-    <w:p>
-      <w:pPr>
-        <w:pStyle w:val="Heading1"/>
-      </w:pPr>
-      <w:r>
-        <w:t>3. Failure signature</w:t>
-      </w:r>
-    </w:p>
-    <w:p>
-      <w:r>
-        <w:t>The failure reproduced on more than one rank during NCCL communicator initialization. The relevant log sequence was:</w:t>
-      </w:r>
-    </w:p>
-    <w:p>
-      <w:pPr>
-        <w:pStyle w:val="CodeBlock"/>
-        <w:shd w:fill="F5F7FA" w:val="clear"/>
-      </w:pPr>
-      <w:r>
-        <w:rPr>
-          <w:rFonts w:ascii="Consolas" w:hAnsi="Consolas"/>
-          <w:color w:val="0B2545"/>
-          <w:sz w:val="18"/>
-        </w:rPr>
-        <w:t>NCCL version 2.28.9+cuda13.0</w:t>
-        <w:br/>
-        <w:t>NET/IB : No device found.</w:t>
-        <w:br/>
-        <w:t>NET/Socket : Using [0]eth0:10.89.0.9&lt;0&gt;</w:t>
-        <w:br/>
-        <w:t>Initialized NET plugin Socket</w:t>
-        <w:br/>
-        <w:t>Using network Socket</w:t>
-        <w:br/>
-        <w:t>init.cc:491 NCCL WARN Cuda failure 'operation not supported'</w:t>
-        <w:br/>
-        <w:t>RuntimeError: NCCL error: unhandled cuda error</w:t>
-      </w:r>
-    </w:p>
-    <w:p>
-      <w:r>
-        <w:t>The ordering matters. Socket bootstrap and transport selection completed before the CUDA warning. The application therefore reached NCCL successfully, and the failure was raised by a subsequent CUDA capability call during communicator construction. No model weights had been loaded at this point.</w:t>
-      </w:r>
-    </w:p>
-    <w:p>
-      <w:pPr>
-        <w:pStyle w:val="Heading1"/>
-      </w:pPr>
-      <w:r>
-        <w:t>4. Investigation approach and evidence</w:t>
-      </w:r>
-    </w:p>
-    <w:p>
-      <w:r>
-        <w:t>AI Engineering used a controlled elimination approach rather than treating the first error string as conclusive. Each test changed one layer while retaining the same failing workload. This produced an escalation package containing application logs, guest diagnostics, GPU topology output, container configuration, and the ESXi bug report. That evidence allowed NVIDIA to correlate the exact NCCL source location with the VM capability that was absent.</w:t>
-      </w:r>
-    </w:p>
-    <w:tbl>
-      <w:tblPr>
-        <w:tblStyle w:val="TableGrid"/>
-        <w:tblW w:type="dxa" w:w="9360"/>
-        <w:jc w:val="left"/>
-        <w:tblLayout w:type="fixed"/>
-        <w:tblLook w:firstColumn="1" w:firstRow="1" w:lastColumn="0" w:lastRow="0" w:noHBand="0" w:noVBand="1" w:val="04A0"/>
-        <w:tblInd w:w="120" w:type="dxa"/>
-      </w:tblPr>
-      <w:tblGrid>
-        <w:gridCol w:w="1800"/>
-        <w:gridCol w:w="3780"/>
-        <w:gridCol w:w="3780"/>
-      </w:tblGrid>
-      <w:tr>
-        <w:trPr>
-          <w:tblHeader w:val="true"/>
-        </w:trPr>
-        <w:tc>
-          <w:tcPr>
-            <w:tcW w:type="dxa" w:w="1800"/>
-            <w:tcMar>
-              <w:top w:w="80" w:type="dxa"/>
-              <w:start w:w="120" w:type="dxa"/>
-              <w:bottom w:w="80" w:type="dxa"/>
-              <w:end w:w="120" w:type="dxa"/>
-            </w:tcMar>
-            <w:vAlign w:val="center"/>
-            <w:shd w:fill="F2F4F7" w:val="clear"/>
-          </w:tcPr>
-          <w:p>
-            <w:pPr>
-              <w:spacing w:before="0" w:after="40" w:line="240" w:lineRule="auto"/>
-            </w:pPr>
-            <w:r>
-              <w:rPr>
-                <w:rFonts w:ascii="Calibri" w:hAnsi="Calibri"/>
-                <w:b/>
-                <w:color w:val="0B2545"/>
-                <w:sz w:val="17"/>
-              </w:rPr>
-              <w:t>Area tested</w:t>
-            </w:r>
-          </w:p>
-        </w:tc>
-        <w:tc>
-          <w:tcPr>
-            <w:tcW w:type="dxa" w:w="3780"/>
-            <w:tcMar>
-              <w:top w:w="80" w:type="dxa"/>
-              <w:start w:w="120" w:type="dxa"/>
-              <w:bottom w:w="80" w:type="dxa"/>
-              <w:end w:w="120" w:type="dxa"/>
-            </w:tcMar>
-            <w:vAlign w:val="center"/>
-            <w:shd w:fill="F2F4F7" w:val="clear"/>
-          </w:tcPr>
-          <w:p>
-            <w:pPr>
-              <w:spacing w:before="0" w:after="40" w:line="240" w:lineRule="auto"/>
-            </w:pPr>
-            <w:r>
-              <w:rPr>
-                <w:rFonts w:ascii="Calibri" w:hAnsi="Calibri"/>
-                <w:b/>
-                <w:color w:val="0B2545"/>
-                <w:sz w:val="17"/>
-              </w:rPr>
-              <w:t>Evidence collected</w:t>
-            </w:r>
-          </w:p>
-        </w:tc>
-        <w:tc>
-          <w:tcPr>
-            <w:tcW w:type="dxa" w:w="3780"/>
-            <w:tcMar>
-              <w:top w:w="80" w:type="dxa"/>
-              <w:start w:w="120" w:type="dxa"/>
-              <w:bottom w:w="80" w:type="dxa"/>
-              <w:end w:w="120" w:type="dxa"/>
-            </w:tcMar>
-            <w:vAlign w:val="center"/>
-            <w:shd w:fill="F2F4F7" w:val="clear"/>
-          </w:tcPr>
-          <w:p>
-            <w:pPr>
-              <w:spacing w:before="0" w:after="40" w:line="240" w:lineRule="auto"/>
-            </w:pPr>
-            <w:r>
-              <w:rPr>
-                <w:rFonts w:ascii="Calibri" w:hAnsi="Calibri"/>
-                <w:b/>
-                <w:color w:val="0B2545"/>
-                <w:sz w:val="17"/>
-              </w:rPr>
-              <w:t>What it established</w:t>
-            </w:r>
-          </w:p>
-        </w:tc>
-      </w:tr>
-      <w:tr>
-        <w:tc>
-          <w:tcPr>
-            <w:tcW w:type="dxa" w:w="1800"/>
-            <w:tcMar>
-              <w:top w:w="80" w:type="dxa"/>
-              <w:start w:w="120" w:type="dxa"/>
-              <w:bottom w:w="80" w:type="dxa"/>
-              <w:end w:w="120" w:type="dxa"/>
-            </w:tcMar>
-            <w:vAlign w:val="center"/>
-          </w:tcPr>
-          <w:p>
-            <w:pPr>
-              <w:spacing w:before="0" w:after="40" w:line="240" w:lineRule="auto"/>
-            </w:pPr>
-            <w:r>
-              <w:rPr>
-                <w:rFonts w:ascii="Calibri" w:hAnsi="Calibri"/>
-                <w:b w:val="0"/>
-                <w:color w:val="222222"/>
-                <w:sz w:val="17"/>
-              </w:rPr>
-              <w:t>GPU visibility and topology</w:t>
-            </w:r>
-          </w:p>
-        </w:tc>
-        <w:tc>
-          <w:tcPr>
-            <w:tcW w:type="dxa" w:w="3780"/>
-            <w:tcMar>
-              <w:top w:w="80" w:type="dxa"/>
-              <w:start w:w="120" w:type="dxa"/>
-              <w:bottom w:w="80" w:type="dxa"/>
-              <w:end w:w="120" w:type="dxa"/>
-            </w:tcMar>
-            <w:vAlign w:val="center"/>
-          </w:tcPr>
-          <w:p>
-            <w:pPr>
-              <w:spacing w:before="0" w:after="40" w:line="240" w:lineRule="auto"/>
-            </w:pPr>
-            <w:r>
-              <w:rPr>
-                <w:rFonts w:ascii="Calibri" w:hAnsi="Calibri"/>
-                <w:b w:val="0"/>
-                <w:color w:val="222222"/>
-                <w:sz w:val="17"/>
-              </w:rPr>
-              <w:t>nvidia-smi topology showed NV6 links; read P2P checks returned OK in each direction; all assigned devices were visible.</w:t>
-            </w:r>
-          </w:p>
-        </w:tc>
-        <w:tc>
-          <w:tcPr>
-            <w:tcW w:type="dxa" w:w="3780"/>
-            <w:tcMar>
-              <w:top w:w="80" w:type="dxa"/>
-              <w:start w:w="120" w:type="dxa"/>
-              <w:bottom w:w="80" w:type="dxa"/>
-              <w:end w:w="120" w:type="dxa"/>
-            </w:tcMar>
-            <w:vAlign w:val="center"/>
-          </w:tcPr>
-          <w:p>
-            <w:pPr>
-              <w:spacing w:before="0" w:after="40" w:line="240" w:lineRule="auto"/>
-            </w:pPr>
-            <w:r>
-              <w:rPr>
-                <w:rFonts w:ascii="Calibri" w:hAnsi="Calibri"/>
-                <w:b w:val="0"/>
-                <w:color w:val="222222"/>
-                <w:sz w:val="17"/>
-              </w:rPr>
-              <w:t>The guest could enumerate the GPUs and advertised topology; device absence was not the cause.</w:t>
-            </w:r>
-          </w:p>
-        </w:tc>
-      </w:tr>
-      <w:tr>
-        <w:tc>
-          <w:tcPr>
-            <w:tcW w:type="dxa" w:w="1800"/>
-            <w:tcMar>
-              <w:top w:w="80" w:type="dxa"/>
-              <w:start w:w="120" w:type="dxa"/>
-              <w:bottom w:w="80" w:type="dxa"/>
-              <w:end w:w="120" w:type="dxa"/>
-            </w:tcMar>
-            <w:vAlign w:val="center"/>
-          </w:tcPr>
-          <w:p>
-            <w:pPr>
-              <w:spacing w:before="0" w:after="40" w:line="240" w:lineRule="auto"/>
-            </w:pPr>
-            <w:r>
-              <w:rPr>
-                <w:rFonts w:ascii="Calibri" w:hAnsi="Calibri"/>
-                <w:b w:val="0"/>
-                <w:color w:val="222222"/>
-                <w:sz w:val="17"/>
-              </w:rPr>
-              <w:t>NCCL transport</w:t>
-            </w:r>
-          </w:p>
-        </w:tc>
-        <w:tc>
-          <w:tcPr>
-            <w:tcW w:type="dxa" w:w="3780"/>
-            <w:tcMar>
-              <w:top w:w="80" w:type="dxa"/>
-              <w:start w:w="120" w:type="dxa"/>
-              <w:bottom w:w="80" w:type="dxa"/>
-              <w:end w:w="120" w:type="dxa"/>
-            </w:tcMar>
-            <w:vAlign w:val="center"/>
-          </w:tcPr>
-          <w:p>
-            <w:pPr>
-              <w:spacing w:before="0" w:after="40" w:line="240" w:lineRule="auto"/>
-            </w:pPr>
-            <w:r>
-              <w:rPr>
-                <w:rFonts w:ascii="Calibri" w:hAnsi="Calibri"/>
-                <w:b w:val="0"/>
-                <w:color w:val="222222"/>
-                <w:sz w:val="17"/>
-              </w:rPr>
-              <w:t>The test was repeated with P2P, shared memory, and CUDA VMM-related paths disabled; NCCL selected Socket and failed at the same source line.</w:t>
-            </w:r>
-          </w:p>
-        </w:tc>
-        <w:tc>
-          <w:tcPr>
-            <w:tcW w:type="dxa" w:w="3780"/>
-            <w:tcMar>
-              <w:top w:w="80" w:type="dxa"/>
-              <w:start w:w="120" w:type="dxa"/>
-              <w:bottom w:w="80" w:type="dxa"/>
-              <w:end w:w="120" w:type="dxa"/>
-            </w:tcMar>
-            <w:vAlign w:val="center"/>
-          </w:tcPr>
-          <w:p>
-            <w:pPr>
-              <w:spacing w:before="0" w:after="40" w:line="240" w:lineRule="auto"/>
-            </w:pPr>
-            <w:r>
-              <w:rPr>
-                <w:rFonts w:ascii="Calibri" w:hAnsi="Calibri"/>
-                <w:b w:val="0"/>
-                <w:color w:val="222222"/>
-                <w:sz w:val="17"/>
-              </w:rPr>
-              <w:t>Transport selection was not the failing stage.</w:t>
-            </w:r>
-          </w:p>
-        </w:tc>
-      </w:tr>
-      <w:tr>
-        <w:tc>
-          <w:tcPr>
-            <w:tcW w:type="dxa" w:w="1800"/>
-            <w:tcMar>
-              <w:top w:w="80" w:type="dxa"/>
-              <w:start w:w="120" w:type="dxa"/>
-              <w:bottom w:w="80" w:type="dxa"/>
-              <w:end w:w="120" w:type="dxa"/>
-            </w:tcMar>
-            <w:vAlign w:val="center"/>
-          </w:tcPr>
-          <w:p>
-            <w:pPr>
-              <w:spacing w:before="0" w:after="40" w:line="240" w:lineRule="auto"/>
-            </w:pPr>
-            <w:r>
-              <w:rPr>
-                <w:rFonts w:ascii="Calibri" w:hAnsi="Calibri"/>
-                <w:b w:val="0"/>
-                <w:color w:val="222222"/>
-                <w:sz w:val="17"/>
-              </w:rPr>
-              <w:t>Process model</w:t>
-            </w:r>
-          </w:p>
-        </w:tc>
-        <w:tc>
-          <w:tcPr>
-            <w:tcW w:type="dxa" w:w="3780"/>
-            <w:tcMar>
-              <w:top w:w="80" w:type="dxa"/>
-              <w:start w:w="120" w:type="dxa"/>
-              <w:bottom w:w="80" w:type="dxa"/>
-              <w:end w:w="120" w:type="dxa"/>
-            </w:tcMar>
-            <w:vAlign w:val="center"/>
-          </w:tcPr>
-          <w:p>
-            <w:pPr>
-              <w:spacing w:before="0" w:after="40" w:line="240" w:lineRule="auto"/>
-            </w:pPr>
-            <w:r>
-              <w:rPr>
-                <w:rFonts w:ascii="Calibri" w:hAnsi="Calibri"/>
-                <w:b w:val="0"/>
-                <w:color w:val="222222"/>
-                <w:sz w:val="17"/>
-              </w:rPr>
-              <w:t>vLLM spawn, legacy V0 mode, and Ray distributed execution produced the same error.</w:t>
-            </w:r>
-          </w:p>
-        </w:tc>
-        <w:tc>
-          <w:tcPr>
-            <w:tcW w:type="dxa" w:w="3780"/>
-            <w:tcMar>
-              <w:top w:w="80" w:type="dxa"/>
-              <w:start w:w="120" w:type="dxa"/>
-              <w:bottom w:w="80" w:type="dxa"/>
-              <w:end w:w="120" w:type="dxa"/>
-            </w:tcMar>
-            <w:vAlign w:val="center"/>
-          </w:tcPr>
-          <w:p>
-            <w:pPr>
-              <w:spacing w:before="0" w:after="40" w:line="240" w:lineRule="auto"/>
-            </w:pPr>
-            <w:r>
-              <w:rPr>
-                <w:rFonts w:ascii="Calibri" w:hAnsi="Calibri"/>
-                <w:b w:val="0"/>
-                <w:color w:val="222222"/>
-                <w:sz w:val="17"/>
-              </w:rPr>
-              <w:t>Worker orchestration was not the root cause.</w:t>
-            </w:r>
-          </w:p>
-        </w:tc>
-      </w:tr>
-      <w:tr>
-        <w:tc>
-          <w:tcPr>
-            <w:tcW w:type="dxa" w:w="1800"/>
-            <w:tcMar>
-              <w:top w:w="80" w:type="dxa"/>
-              <w:start w:w="120" w:type="dxa"/>
-              <w:bottom w:w="80" w:type="dxa"/>
-              <w:end w:w="120" w:type="dxa"/>
-            </w:tcMar>
-            <w:vAlign w:val="center"/>
-          </w:tcPr>
-          <w:p>
-            <w:pPr>
-              <w:spacing w:before="0" w:after="40" w:line="240" w:lineRule="auto"/>
-            </w:pPr>
-            <w:r>
-              <w:rPr>
-                <w:rFonts w:ascii="Calibri" w:hAnsi="Calibri"/>
-                <w:b w:val="0"/>
-                <w:color w:val="222222"/>
-                <w:sz w:val="17"/>
-              </w:rPr>
-              <w:t>Application image</w:t>
-            </w:r>
-          </w:p>
-        </w:tc>
-        <w:tc>
-          <w:tcPr>
-            <w:tcW w:type="dxa" w:w="3780"/>
-            <w:tcMar>
-              <w:top w:w="80" w:type="dxa"/>
-              <w:start w:w="120" w:type="dxa"/>
-              <w:bottom w:w="80" w:type="dxa"/>
-              <w:end w:w="120" w:type="dxa"/>
-            </w:tcMar>
-            <w:vAlign w:val="center"/>
-          </w:tcPr>
-          <w:p>
-            <w:pPr>
-              <w:spacing w:before="0" w:after="40" w:line="240" w:lineRule="auto"/>
-            </w:pPr>
-            <w:r>
-              <w:rPr>
-                <w:rFonts w:ascii="Calibri" w:hAnsi="Calibri"/>
-                <w:b w:val="0"/>
-                <w:color w:val="222222"/>
-                <w:sz w:val="17"/>
-              </w:rPr>
-              <w:t>The workload used NVIDIA's model-free NIM image with NVIDIA NCCL and vLLM.</w:t>
-            </w:r>
-          </w:p>
-        </w:tc>
-        <w:tc>
-          <w:tcPr>
-            <w:tcW w:type="dxa" w:w="3780"/>
-            <w:tcMar>
-              <w:top w:w="80" w:type="dxa"/>
-              <w:start w:w="120" w:type="dxa"/>
-              <w:bottom w:w="80" w:type="dxa"/>
-              <w:end w:w="120" w:type="dxa"/>
-            </w:tcMar>
-            <w:vAlign w:val="center"/>
-          </w:tcPr>
-          <w:p>
-            <w:pPr>
-              <w:spacing w:before="0" w:after="40" w:line="240" w:lineRule="auto"/>
-            </w:pPr>
-            <w:r>
-              <w:rPr>
-                <w:rFonts w:ascii="Calibri" w:hAnsi="Calibri"/>
-                <w:b w:val="0"/>
-                <w:color w:val="222222"/>
-                <w:sz w:val="17"/>
-              </w:rPr>
-              <w:t>The failure was below the model/application layer.</w:t>
-            </w:r>
-          </w:p>
-        </w:tc>
-      </w:tr>
-      <w:tr>
-        <w:tc>
-          <w:tcPr>
-            <w:tcW w:type="dxa" w:w="1800"/>
-            <w:tcMar>
-              <w:top w:w="80" w:type="dxa"/>
-              <w:start w:w="120" w:type="dxa"/>
-              <w:bottom w:w="80" w:type="dxa"/>
-              <w:end w:w="120" w:type="dxa"/>
-            </w:tcMar>
-            <w:vAlign w:val="center"/>
-          </w:tcPr>
-          <w:p>
-            <w:pPr>
-              <w:spacing w:before="0" w:after="40" w:line="240" w:lineRule="auto"/>
-            </w:pPr>
-            <w:r>
-              <w:rPr>
-                <w:rFonts w:ascii="Calibri" w:hAnsi="Calibri"/>
-                <w:b w:val="0"/>
-                <w:color w:val="222222"/>
-                <w:sz w:val="17"/>
-              </w:rPr>
-              <w:t>Container access</w:t>
-            </w:r>
-          </w:p>
-        </w:tc>
-        <w:tc>
-          <w:tcPr>
-            <w:tcW w:type="dxa" w:w="3780"/>
-            <w:tcMar>
-              <w:top w:w="80" w:type="dxa"/>
-              <w:start w:w="120" w:type="dxa"/>
-              <w:bottom w:w="80" w:type="dxa"/>
-              <w:end w:w="120" w:type="dxa"/>
-            </w:tcMar>
-            <w:vAlign w:val="center"/>
-          </w:tcPr>
-          <w:p>
-            <w:pPr>
-              <w:spacing w:before="0" w:after="40" w:line="240" w:lineRule="auto"/>
-            </w:pPr>
-            <w:r>
-              <w:rPr>
-                <w:rFonts w:ascii="Calibri" w:hAnsi="Calibri"/>
-                <w:b w:val="0"/>
-                <w:color w:val="222222"/>
-                <w:sz w:val="17"/>
-              </w:rPr>
-              <w:t>Both devices were passed through explicitly; host IPC was enabled; single-GPU workloads on each device worked.</w:t>
-            </w:r>
-          </w:p>
-        </w:tc>
-        <w:tc>
-          <w:tcPr>
-            <w:tcW w:type="dxa" w:w="3780"/>
-            <w:tcMar>
-              <w:top w:w="80" w:type="dxa"/>
-              <w:start w:w="120" w:type="dxa"/>
-              <w:bottom w:w="80" w:type="dxa"/>
-              <w:end w:w="120" w:type="dxa"/>
-            </w:tcMar>
-            <w:vAlign w:val="center"/>
-          </w:tcPr>
-          <w:p>
-            <w:pPr>
-              <w:spacing w:before="0" w:after="40" w:line="240" w:lineRule="auto"/>
-            </w:pPr>
-            <w:r>
-              <w:rPr>
-                <w:rFonts w:ascii="Calibri" w:hAnsi="Calibri"/>
-                <w:b w:val="0"/>
-                <w:color w:val="222222"/>
-                <w:sz w:val="17"/>
-              </w:rPr>
-              <w:t>Container visibility and basic permissions were sufficient.</w:t>
-            </w:r>
-          </w:p>
-        </w:tc>
-      </w:tr>
-      <w:tr>
-        <w:tc>
-          <w:tcPr>
-            <w:tcW w:type="dxa" w:w="1800"/>
-            <w:tcMar>
-              <w:top w:w="80" w:type="dxa"/>
-              <w:start w:w="120" w:type="dxa"/>
-              <w:bottom w:w="80" w:type="dxa"/>
-              <w:end w:w="120" w:type="dxa"/>
-            </w:tcMar>
-            <w:vAlign w:val="center"/>
-          </w:tcPr>
-          <w:p>
-            <w:pPr>
-              <w:spacing w:before="0" w:after="40" w:line="240" w:lineRule="auto"/>
-            </w:pPr>
-            <w:r>
-              <w:rPr>
-                <w:rFonts w:ascii="Calibri" w:hAnsi="Calibri"/>
-                <w:b w:val="0"/>
-                <w:color w:val="222222"/>
-                <w:sz w:val="17"/>
-              </w:rPr>
-              <w:t>Estate pattern</w:t>
-            </w:r>
-          </w:p>
-        </w:tc>
-        <w:tc>
-          <w:tcPr>
-            <w:tcW w:type="dxa" w:w="3780"/>
-            <w:tcMar>
-              <w:top w:w="80" w:type="dxa"/>
-              <w:start w:w="120" w:type="dxa"/>
-              <w:bottom w:w="80" w:type="dxa"/>
-              <w:end w:w="120" w:type="dxa"/>
-            </w:tcMar>
-            <w:vAlign w:val="center"/>
-          </w:tcPr>
-          <w:p>
-            <w:pPr>
-              <w:spacing w:before="0" w:after="40" w:line="240" w:lineRule="auto"/>
-            </w:pPr>
-            <w:r>
-              <w:rPr>
-                <w:rFonts w:ascii="Calibri" w:hAnsi="Calibri"/>
-                <w:b w:val="0"/>
-                <w:color w:val="222222"/>
-                <w:sz w:val="17"/>
-              </w:rPr>
-              <w:t>Existing services on the host had historically run at TP=1.</w:t>
-            </w:r>
-          </w:p>
-        </w:tc>
-        <w:tc>
-          <w:tcPr>
-            <w:tcW w:type="dxa" w:w="3780"/>
-            <w:tcMar>
-              <w:top w:w="80" w:type="dxa"/>
-              <w:start w:w="120" w:type="dxa"/>
-              <w:bottom w:w="80" w:type="dxa"/>
-              <w:end w:w="120" w:type="dxa"/>
-            </w:tcMar>
-            <w:vAlign w:val="center"/>
-          </w:tcPr>
-          <w:p>
-            <w:pPr>
-              <w:spacing w:before="0" w:after="40" w:line="240" w:lineRule="auto"/>
-            </w:pPr>
-            <w:r>
-              <w:rPr>
-                <w:rFonts w:ascii="Calibri" w:hAnsi="Calibri"/>
-                <w:b w:val="0"/>
-                <w:color w:val="222222"/>
-                <w:sz w:val="17"/>
-              </w:rPr>
-              <w:t>The issue was systemic to multi-GPU initialization, not tied to one new model.</w:t>
-            </w:r>
-          </w:p>
-        </w:tc>
-      </w:tr>
-    </w:tbl>
-    <w:p>
-      <w:pPr>
-        <w:spacing w:after="40"/>
-      </w:pPr>
-    </w:p>
-    <w:p>
-      <w:r>
-        <w:t>An important distinction emerged from these tests: topology tools describe what the virtual device presents, but they do not prove that every CUDA memory-management capability required by a particular library is enabled. Runtime capability checks remain necessary.</w:t>
-      </w:r>
-    </w:p>
-    <w:p>
-      <w:pPr>
-        <w:pStyle w:val="Heading1"/>
-      </w:pPr>
-      <w:r>
-        <w:t>5. Diagnosis correction</w:t>
-      </w:r>
-    </w:p>
-    <w:p>
-      <w:r>
-        <w:t>The initial report attributed the warning near init.cc:491 to CUDA IPC between vGPU slices. NVIDIA's line-level review showed that this was not the operation at that location in NCCL 2.28.9. The corrected interpretation is materially different and more precise.</w:t>
-      </w:r>
-    </w:p>
-    <w:tbl>
-      <w:tblPr>
-        <w:tblStyle w:val="TableGrid"/>
-        <w:tblW w:type="dxa" w:w="9360"/>
-        <w:jc w:val="left"/>
-        <w:tblLayout w:type="fixed"/>
-        <w:tblLook w:firstColumn="1" w:firstRow="1" w:lastColumn="0" w:lastRow="0" w:noHBand="0" w:noVBand="1" w:val="04A0"/>
-        <w:tblInd w:w="120" w:type="dxa"/>
-      </w:tblPr>
-      <w:tblGrid>
-        <w:gridCol w:w="2100"/>
-        <w:gridCol w:w="3480"/>
-        <w:gridCol w:w="3780"/>
-      </w:tblGrid>
-      <w:tr>
-        <w:trPr>
-          <w:tblHeader w:val="true"/>
-        </w:trPr>
-        <w:tc>
-          <w:tcPr>
-            <w:tcW w:type="dxa" w:w="2100"/>
-            <w:tcMar>
-              <w:top w:w="80" w:type="dxa"/>
-              <w:start w:w="120" w:type="dxa"/>
-              <w:bottom w:w="80" w:type="dxa"/>
-              <w:end w:w="120" w:type="dxa"/>
-            </w:tcMar>
-            <w:vAlign w:val="center"/>
-            <w:shd w:fill="F2F4F7" w:val="clear"/>
-          </w:tcPr>
-          <w:p>
-            <w:pPr>
-              <w:spacing w:before="0" w:after="40" w:line="240" w:lineRule="auto"/>
-            </w:pPr>
-            <w:r>
-              <w:rPr>
-                <w:rFonts w:ascii="Calibri" w:hAnsi="Calibri"/>
-                <w:b/>
-                <w:color w:val="0B2545"/>
-                <w:sz w:val="17"/>
-              </w:rPr>
-              <w:t>Observation</w:t>
-            </w:r>
-          </w:p>
-        </w:tc>
-        <w:tc>
-          <w:tcPr>
-            <w:tcW w:type="dxa" w:w="3480"/>
-            <w:tcMar>
-              <w:top w:w="80" w:type="dxa"/>
-              <w:start w:w="120" w:type="dxa"/>
-              <w:bottom w:w="80" w:type="dxa"/>
-              <w:end w:w="120" w:type="dxa"/>
-            </w:tcMar>
-            <w:vAlign w:val="center"/>
-            <w:shd w:fill="F2F4F7" w:val="clear"/>
-          </w:tcPr>
-          <w:p>
-            <w:pPr>
-              <w:spacing w:before="0" w:after="40" w:line="240" w:lineRule="auto"/>
-            </w:pPr>
-            <w:r>
-              <w:rPr>
-                <w:rFonts w:ascii="Calibri" w:hAnsi="Calibri"/>
-                <w:b/>
-                <w:color w:val="0B2545"/>
-                <w:sz w:val="17"/>
-              </w:rPr>
-              <w:t>Initial interpretation</w:t>
-            </w:r>
-          </w:p>
-        </w:tc>
-        <w:tc>
-          <w:tcPr>
-            <w:tcW w:type="dxa" w:w="3780"/>
-            <w:tcMar>
-              <w:top w:w="80" w:type="dxa"/>
-              <w:start w:w="120" w:type="dxa"/>
-              <w:bottom w:w="80" w:type="dxa"/>
-              <w:end w:w="120" w:type="dxa"/>
-            </w:tcMar>
-            <w:vAlign w:val="center"/>
-            <w:shd w:fill="F2F4F7" w:val="clear"/>
-          </w:tcPr>
-          <w:p>
-            <w:pPr>
-              <w:spacing w:before="0" w:after="40" w:line="240" w:lineRule="auto"/>
-            </w:pPr>
-            <w:r>
-              <w:rPr>
-                <w:rFonts w:ascii="Calibri" w:hAnsi="Calibri"/>
-                <w:b/>
-                <w:color w:val="0B2545"/>
-                <w:sz w:val="17"/>
-              </w:rPr>
-              <w:t>Corrected interpretation</w:t>
-            </w:r>
-          </w:p>
-        </w:tc>
-      </w:tr>
-      <w:tr>
-        <w:tc>
-          <w:tcPr>
-            <w:tcW w:type="dxa" w:w="2100"/>
-            <w:tcMar>
-              <w:top w:w="80" w:type="dxa"/>
-              <w:start w:w="120" w:type="dxa"/>
-              <w:bottom w:w="80" w:type="dxa"/>
-              <w:end w:w="120" w:type="dxa"/>
-            </w:tcMar>
-            <w:vAlign w:val="center"/>
-          </w:tcPr>
-          <w:p>
-            <w:pPr>
-              <w:spacing w:before="0" w:after="40" w:line="240" w:lineRule="auto"/>
-            </w:pPr>
-            <w:r>
-              <w:rPr>
-                <w:rFonts w:ascii="Calibri" w:hAnsi="Calibri"/>
-                <w:b w:val="0"/>
-                <w:color w:val="222222"/>
-                <w:sz w:val="17"/>
-              </w:rPr>
-              <w:t>init.cc:491 reported operation not supported</w:t>
-            </w:r>
-          </w:p>
-        </w:tc>
-        <w:tc>
-          <w:tcPr>
-            <w:tcW w:type="dxa" w:w="3480"/>
-            <w:tcMar>
-              <w:top w:w="80" w:type="dxa"/>
-              <w:start w:w="120" w:type="dxa"/>
-              <w:bottom w:w="80" w:type="dxa"/>
-              <w:end w:w="120" w:type="dxa"/>
-            </w:tcMar>
-            <w:vAlign w:val="center"/>
-          </w:tcPr>
-          <w:p>
-            <w:pPr>
-              <w:spacing w:before="0" w:after="40" w:line="240" w:lineRule="auto"/>
-            </w:pPr>
-            <w:r>
-              <w:rPr>
-                <w:rFonts w:ascii="Calibri" w:hAnsi="Calibri"/>
-                <w:b w:val="0"/>
-                <w:color w:val="222222"/>
-                <w:sz w:val="17"/>
-              </w:rPr>
-              <w:t>The vGPU driver rejected an IPC memory-handle exchange.</w:t>
-            </w:r>
-          </w:p>
-        </w:tc>
-        <w:tc>
-          <w:tcPr>
-            <w:tcW w:type="dxa" w:w="3780"/>
-            <w:tcMar>
-              <w:top w:w="80" w:type="dxa"/>
-              <w:start w:w="120" w:type="dxa"/>
-              <w:bottom w:w="80" w:type="dxa"/>
-              <w:end w:w="120" w:type="dxa"/>
-            </w:tcMar>
-            <w:vAlign w:val="center"/>
-          </w:tcPr>
-          <w:p>
-            <w:pPr>
-              <w:spacing w:before="0" w:after="40" w:line="240" w:lineRule="auto"/>
-            </w:pPr>
-            <w:r>
-              <w:rPr>
-                <w:rFonts w:ascii="Calibri" w:hAnsi="Calibri"/>
-                <w:b w:val="0"/>
-                <w:color w:val="222222"/>
-                <w:sz w:val="17"/>
-              </w:rPr>
-              <w:t>NCCL was creating a local CUDA memory pool inside commAlloc().</w:t>
-            </w:r>
-          </w:p>
-        </w:tc>
-      </w:tr>
-      <w:tr>
-        <w:tc>
-          <w:tcPr>
-            <w:tcW w:type="dxa" w:w="2100"/>
-            <w:tcMar>
-              <w:top w:w="80" w:type="dxa"/>
-              <w:start w:w="120" w:type="dxa"/>
-              <w:bottom w:w="80" w:type="dxa"/>
-              <w:end w:w="120" w:type="dxa"/>
-            </w:tcMar>
-            <w:vAlign w:val="center"/>
-          </w:tcPr>
-          <w:p>
-            <w:pPr>
-              <w:spacing w:before="0" w:after="40" w:line="240" w:lineRule="auto"/>
-            </w:pPr>
-            <w:r>
-              <w:rPr>
-                <w:rFonts w:ascii="Calibri" w:hAnsi="Calibri"/>
-                <w:b w:val="0"/>
-                <w:color w:val="222222"/>
-                <w:sz w:val="17"/>
-              </w:rPr>
-              <w:t>The pool requested no exportable handle</w:t>
-            </w:r>
-          </w:p>
-        </w:tc>
-        <w:tc>
-          <w:tcPr>
-            <w:tcW w:type="dxa" w:w="3480"/>
-            <w:tcMar>
-              <w:top w:w="80" w:type="dxa"/>
-              <w:start w:w="120" w:type="dxa"/>
-              <w:bottom w:w="80" w:type="dxa"/>
-              <w:end w:w="120" w:type="dxa"/>
-            </w:tcMar>
-            <w:vAlign w:val="center"/>
-          </w:tcPr>
-          <w:p>
-            <w:pPr>
-              <w:spacing w:before="0" w:after="40" w:line="240" w:lineRule="auto"/>
-            </w:pPr>
-            <w:r>
-              <w:rPr>
-                <w:rFonts w:ascii="Calibri" w:hAnsi="Calibri"/>
-                <w:b w:val="0"/>
-                <w:color w:val="222222"/>
-                <w:sz w:val="17"/>
-              </w:rPr>
-              <w:t>IPC was assumed from the multi-rank context.</w:t>
-            </w:r>
-          </w:p>
-        </w:tc>
-        <w:tc>
-          <w:tcPr>
-            <w:tcW w:type="dxa" w:w="3780"/>
-            <w:tcMar>
-              <w:top w:w="80" w:type="dxa"/>
-              <w:start w:w="120" w:type="dxa"/>
-              <w:bottom w:w="80" w:type="dxa"/>
-              <w:end w:w="120" w:type="dxa"/>
-            </w:tcMar>
-            <w:vAlign w:val="center"/>
-          </w:tcPr>
-          <w:p>
-            <w:pPr>
-              <w:spacing w:before="0" w:after="40" w:line="240" w:lineRule="auto"/>
-            </w:pPr>
-            <w:r>
-              <w:rPr>
-                <w:rFonts w:ascii="Calibri" w:hAnsi="Calibri"/>
-                <w:b w:val="0"/>
-                <w:color w:val="222222"/>
-                <w:sz w:val="17"/>
-              </w:rPr>
-              <w:t>The source sets handleTypes to cudaMemHandleTypeNone; the failing call was local, not an IPC handle exchange.</w:t>
-            </w:r>
-          </w:p>
-        </w:tc>
-      </w:tr>
-      <w:tr>
-        <w:tc>
-          <w:tcPr>
-            <w:tcW w:type="dxa" w:w="2100"/>
-            <w:tcMar>
-              <w:top w:w="80" w:type="dxa"/>
-              <w:start w:w="120" w:type="dxa"/>
-              <w:bottom w:w="80" w:type="dxa"/>
-              <w:end w:w="120" w:type="dxa"/>
-            </w:tcMar>
-            <w:vAlign w:val="center"/>
-          </w:tcPr>
-          <w:p>
-            <w:pPr>
-              <w:spacing w:before="0" w:after="40" w:line="240" w:lineRule="auto"/>
-            </w:pPr>
-            <w:r>
-              <w:rPr>
-                <w:rFonts w:ascii="Calibri" w:hAnsi="Calibri"/>
-                <w:b w:val="0"/>
-                <w:color w:val="222222"/>
-                <w:sz w:val="17"/>
-              </w:rPr>
-              <w:t>NCCL had already printed Using network Socket</w:t>
-            </w:r>
-          </w:p>
-        </w:tc>
-        <w:tc>
-          <w:tcPr>
-            <w:tcW w:type="dxa" w:w="3480"/>
-            <w:tcMar>
-              <w:top w:w="80" w:type="dxa"/>
-              <w:start w:w="120" w:type="dxa"/>
-              <w:bottom w:w="80" w:type="dxa"/>
-              <w:end w:w="120" w:type="dxa"/>
-            </w:tcMar>
-            <w:vAlign w:val="center"/>
-          </w:tcPr>
-          <w:p>
-            <w:pPr>
-              <w:spacing w:before="0" w:after="40" w:line="240" w:lineRule="auto"/>
-            </w:pPr>
-            <w:r>
-              <w:rPr>
-                <w:rFonts w:ascii="Calibri" w:hAnsi="Calibri"/>
-                <w:b w:val="0"/>
-                <w:color w:val="222222"/>
-                <w:sz w:val="17"/>
-              </w:rPr>
-              <w:t>The fallback transport might still be failing.</w:t>
-            </w:r>
-          </w:p>
-        </w:tc>
-        <w:tc>
-          <w:tcPr>
-            <w:tcW w:type="dxa" w:w="3780"/>
-            <w:tcMar>
-              <w:top w:w="80" w:type="dxa"/>
-              <w:start w:w="120" w:type="dxa"/>
-              <w:bottom w:w="80" w:type="dxa"/>
-              <w:end w:w="120" w:type="dxa"/>
-            </w:tcMar>
-            <w:vAlign w:val="center"/>
-          </w:tcPr>
-          <w:p>
-            <w:pPr>
-              <w:spacing w:before="0" w:after="40" w:line="240" w:lineRule="auto"/>
-            </w:pPr>
-            <w:r>
-              <w:rPr>
-                <w:rFonts w:ascii="Calibri" w:hAnsi="Calibri"/>
-                <w:b w:val="0"/>
-                <w:color w:val="222222"/>
-                <w:sz w:val="17"/>
-              </w:rPr>
-              <w:t>Socket selection succeeded; the independent CUDA memory-pool capability check failed afterward.</w:t>
-            </w:r>
-          </w:p>
-        </w:tc>
-      </w:tr>
-      <w:tr>
-        <w:tc>
-          <w:tcPr>
-            <w:tcW w:type="dxa" w:w="2100"/>
-            <w:tcMar>
-              <w:top w:w="80" w:type="dxa"/>
-              <w:start w:w="120" w:type="dxa"/>
-              <w:bottom w:w="80" w:type="dxa"/>
-              <w:end w:w="120" w:type="dxa"/>
-            </w:tcMar>
-            <w:vAlign w:val="center"/>
-          </w:tcPr>
-          <w:p>
-            <w:pPr>
-              <w:spacing w:before="0" w:after="40" w:line="240" w:lineRule="auto"/>
-            </w:pPr>
-            <w:r>
-              <w:rPr>
-                <w:rFonts w:ascii="Calibri" w:hAnsi="Calibri"/>
-                <w:b w:val="0"/>
-                <w:color w:val="222222"/>
-                <w:sz w:val="17"/>
-              </w:rPr>
-              <w:t>P2P, SHM, and CUMEM toggles did not help</w:t>
-            </w:r>
-          </w:p>
-        </w:tc>
-        <w:tc>
-          <w:tcPr>
-            <w:tcW w:type="dxa" w:w="3480"/>
-            <w:tcMar>
-              <w:top w:w="80" w:type="dxa"/>
-              <w:start w:w="120" w:type="dxa"/>
-              <w:bottom w:w="80" w:type="dxa"/>
-              <w:end w:w="120" w:type="dxa"/>
-            </w:tcMar>
-            <w:vAlign w:val="center"/>
-          </w:tcPr>
-          <w:p>
-            <w:pPr>
-              <w:spacing w:before="0" w:after="40" w:line="240" w:lineRule="auto"/>
-            </w:pPr>
-            <w:r>
-              <w:rPr>
-                <w:rFonts w:ascii="Calibri" w:hAnsi="Calibri"/>
-                <w:b w:val="0"/>
-                <w:color w:val="222222"/>
-                <w:sz w:val="17"/>
-              </w:rPr>
-              <w:t>The virtualized platform might block all cross-device paths.</w:t>
-            </w:r>
-          </w:p>
-        </w:tc>
-        <w:tc>
-          <w:tcPr>
-            <w:tcW w:type="dxa" w:w="3780"/>
-            <w:tcMar>
-              <w:top w:w="80" w:type="dxa"/>
-              <w:start w:w="120" w:type="dxa"/>
-              <w:bottom w:w="80" w:type="dxa"/>
-              <w:end w:w="120" w:type="dxa"/>
-            </w:tcMar>
-            <w:vAlign w:val="center"/>
-          </w:tcPr>
-          <w:p>
-            <w:pPr>
-              <w:spacing w:before="0" w:after="40" w:line="240" w:lineRule="auto"/>
-            </w:pPr>
-            <w:r>
-              <w:rPr>
-                <w:rFonts w:ascii="Calibri" w:hAnsi="Calibri"/>
-                <w:b w:val="0"/>
-                <w:color w:val="222222"/>
-                <w:sz w:val="17"/>
-              </w:rPr>
-              <w:t>Those toggles do not gate the local cudaMemPoolCreate call used in communicator allocation.</w:t>
-            </w:r>
-          </w:p>
-        </w:tc>
-      </w:tr>
-    </w:tbl>
-    <w:p>
-      <w:pPr>
-        <w:spacing w:after="40"/>
-      </w:pPr>
-    </w:p>
-    <w:p>
-      <w:pPr>
-        <w:pStyle w:val="Heading2"/>
-      </w:pPr>
-      <w:r>
-        <w:t>5.1 Why the original testing remained valuable</w:t>
-      </w:r>
-    </w:p>
-    <w:p>
-      <w:r>
-        <w:t>The correction refined the causal explanation; it did not invalidate the elimination work. The tests established that the application reached NCCL, that transport selection was functional, that the failure was independent of the vLLM execution model, and that single-device CUDA operation was healthy. By providing both guest- and host-side evidence, the team reduced the remaining search space to a virtualization-exposed CUDA capability and enabled NVIDIA to identify the exact setting quickly.</w:t>
-      </w:r>
-    </w:p>
-    <w:p>
-      <w:pPr>
-        <w:pStyle w:val="Heading1"/>
-      </w:pPr>
-      <w:r>
-        <w:t>6. Root cause</w:t>
-      </w:r>
-    </w:p>
-    <w:tbl>
-      <w:tblPr>
-        <w:tblStyle w:val="TableGrid"/>
-        <w:tblW w:type="dxa" w:w="9360"/>
-        <w:jc w:val="left"/>
-        <w:tblLayout w:type="fixed"/>
-        <w:tblLook w:firstColumn="1" w:firstRow="1" w:lastColumn="0" w:lastRow="0" w:noHBand="0" w:noVBand="1" w:val="04A0"/>
-        <w:tblInd w:w="120" w:type="dxa"/>
-      </w:tblPr>
-      <w:tblGrid>
-        <w:gridCol w:w="9360"/>
-      </w:tblGrid>
-      <w:tr>
-        <w:tc>
-          <w:tcPr>
-            <w:tcW w:type="dxa" w:w="9360"/>
-            <w:tcMar>
-              <w:top w:w="80" w:type="dxa"/>
-              <w:start w:w="120" w:type="dxa"/>
-              <w:bottom w:w="80" w:type="dxa"/>
-              <w:end w:w="120" w:type="dxa"/>
-            </w:tcMar>
-            <w:vAlign w:val="center"/>
-            <w:shd w:fill="FFF4CE" w:val="clear"/>
-            <w:tcBorders>
-              <w:left w:val="single" w:sz="22" w:color="A67C00"/>
-            </w:tcBorders>
-          </w:tcPr>
-          <w:p>
-            <w:pPr>
-              <w:spacing w:before="20" w:after="20" w:line="259" w:lineRule="auto"/>
-            </w:pPr>
-            <w:r>
-              <w:rPr>
-                <w:rFonts w:ascii="Calibri" w:hAnsi="Calibri"/>
-                <w:b/>
-                <w:color w:val="0B2545"/>
-                <w:sz w:val="21"/>
-              </w:rPr>
-              <w:t xml:space="preserve">Root cause: </w:t>
-            </w:r>
-            <w:r>
-              <w:rPr>
-                <w:rFonts w:ascii="Calibri" w:hAnsi="Calibri"/>
-                <w:color w:val="222222"/>
-                <w:sz w:val="21"/>
-              </w:rPr>
-              <w:t>Unified Virtual Memory was disabled for the vGPUs assigned to the VM. NCCL 2.28.9 unconditionally attempted to create a CUDA memory pool during communicator allocation. In this vGPU configuration, the required memory-pool capability was unavailable without UVM, so the CUDA runtime returned operation not supported and NCCL aborted initialization.</w:t>
-            </w:r>
-          </w:p>
-        </w:tc>
-      </w:tr>
-    </w:tbl>
-    <w:p>
-      <w:pPr>
-        <w:spacing w:after="40"/>
-      </w:pPr>
-    </w:p>
-    <w:p>
-      <w:pPr>
-        <w:pStyle w:val="Heading2"/>
-      </w:pPr>
-      <w:r>
-        <w:t>6.1 Failure chain</w:t>
-      </w:r>
-    </w:p>
-    <w:p>
-      <w:pPr>
-        <w:spacing w:after="160" w:line="280" w:lineRule="auto"/>
-        <w:numPr>
-          <w:ilvl w:val="0"/>
-          <w:numId w:val="11"/>
-        </w:numPr>
-      </w:pPr>
-      <w:r>
-        <w:rPr>
-          <w:rFonts w:ascii="Calibri" w:hAnsi="Calibri"/>
-          <w:color w:val="222222"/>
-          <w:sz w:val="22"/>
-        </w:rPr>
-        <w:t>A tensor-parallel vLLM/NIM launch created multiple NCCL ranks and requested an NCCL communicator.</w:t>
-      </w:r>
-    </w:p>
-    <w:p>
-      <w:pPr>
-        <w:spacing w:after="160" w:line="280" w:lineRule="auto"/>
-        <w:numPr>
-          <w:ilvl w:val="0"/>
-          <w:numId w:val="11"/>
-        </w:numPr>
-      </w:pPr>
-      <w:r>
-        <w:rPr>
-          <w:rFonts w:ascii="Calibri" w:hAnsi="Calibri"/>
-          <w:color w:val="222222"/>
-          <w:sz w:val="22"/>
-        </w:rPr>
-        <w:t>During local communicator allocation, NCCL prepared a device-local CUDA memory pool. The relevant source configures a pinned allocation, no exportable IPC handle, and the current CUDA device, then calls cudaMemPoolCreate().</w:t>
-      </w:r>
-    </w:p>
-    <w:p>
-      <w:pPr>
-        <w:spacing w:after="160" w:line="280" w:lineRule="auto"/>
-        <w:numPr>
-          <w:ilvl w:val="0"/>
-          <w:numId w:val="11"/>
-        </w:numPr>
-      </w:pPr>
-      <w:r>
-        <w:rPr>
-          <w:rFonts w:ascii="Calibri" w:hAnsi="Calibri"/>
-          <w:color w:val="222222"/>
-          <w:sz w:val="22"/>
-        </w:rPr>
-        <w:t>NVIDIA documents that NCCL has used CUDA memory pools for graph-capture optimization since version 2.23 and that this feature relies on UVM. [1]</w:t>
-      </w:r>
-    </w:p>
-    <w:p>
-      <w:pPr>
-        <w:spacing w:after="160" w:line="280" w:lineRule="auto"/>
-        <w:numPr>
-          <w:ilvl w:val="0"/>
-          <w:numId w:val="11"/>
-        </w:numPr>
-      </w:pPr>
-      <w:r>
-        <w:rPr>
-          <w:rFonts w:ascii="Calibri" w:hAnsi="Calibri"/>
-          <w:color w:val="222222"/>
-          <w:sz w:val="22"/>
-        </w:rPr>
-        <w:t>The VM's vGPU devices did not expose the required capability because UVM is disabled by default and had not been enabled individually for the four vGPUs. [2][3]</w:t>
-      </w:r>
-    </w:p>
-    <w:p>
-      <w:pPr>
-        <w:spacing w:after="160" w:line="280" w:lineRule="auto"/>
-        <w:numPr>
-          <w:ilvl w:val="0"/>
-          <w:numId w:val="11"/>
-        </w:numPr>
-      </w:pPr>
-      <w:r>
-        <w:rPr>
-          <w:rFonts w:ascii="Calibri" w:hAnsi="Calibri"/>
-          <w:color w:val="222222"/>
-          <w:sz w:val="22"/>
-        </w:rPr>
-        <w:t>CUDA returned the generic operation not supported error. NCCL surfaced it as an unhandled CUDA error, and vLLM stopped before loading the model.</w:t>
-      </w:r>
-    </w:p>
-    <w:p>
-      <w:pPr>
-        <w:pStyle w:val="Heading2"/>
-      </w:pPr>
-      <w:r>
-        <w:t>6.2 Corroborating host evidence</w:t>
-      </w:r>
-    </w:p>
-    <w:p>
-      <w:r>
-        <w:t>The supplied ESXi bug report showed vGPU migration enabled for all four vGPUs. NVIDIA support used this as corroboration because enabling UVM disables vGPU migration for the VM. This was consistent with the UVM setting not having been applied. NVIDIA's current guidance likewise states that UVM is disabled by default, must be enabled per vGPU, and disables vGPU migration when enabled. [2]</w:t>
-      </w:r>
-    </w:p>
-    <w:p>
-      <w:pPr>
-        <w:pStyle w:val="Heading2"/>
-      </w:pPr>
-      <w:r>
-        <w:t>6.3 Why the attempted workarounds had no effect</w:t>
-      </w:r>
-    </w:p>
-    <w:p>
-      <w:pPr>
-        <w:spacing w:after="160" w:line="280" w:lineRule="auto"/>
-        <w:numPr>
-          <w:ilvl w:val="0"/>
-          <w:numId w:val="10"/>
-        </w:numPr>
+        <w:spacing w:before="200" w:after="0"/>
       </w:pPr>
       <w:r>
         <w:rPr>
           <w:rFonts w:ascii="Calibri" w:hAnsi="Calibri"/>
           <w:b/>
-          <w:color w:val="222222"/>
-          <w:sz w:val="22"/>
+          <w:i w:val="0"/>
+          <w:color w:val="606A76"/>
+          <w:sz w:val="17"/>
         </w:rPr>
-        <w:t>NCCL_P2P_DISABLE=1</w:t>
+        <w:t xml:space="preserve">Reference: </w:t>
       </w:r>
       <w:r>
         <w:rPr>
           <w:rFonts w:ascii="Calibri" w:hAnsi="Calibri"/>
-          <w:color w:val="222222"/>
-          <w:sz w:val="22"/>
+          <w:b w:val="0"/>
+          <w:i w:val="0"/>
+          <w:color w:val="606A76"/>
+          <w:sz w:val="17"/>
         </w:rPr>
-        <w:t xml:space="preserve"> changes direct GPU-to-GPU transport behavior; it does not bypass local communicator memory-pool creation.</w:t>
-      </w:r>
-    </w:p>
-    <w:p>
-      <w:pPr>
-        <w:spacing w:after="160" w:line="280" w:lineRule="auto"/>
-        <w:numPr>
-          <w:ilvl w:val="0"/>
-          <w:numId w:val="10"/>
-        </w:numPr>
-      </w:pPr>
-      <w:r>
-        <w:rPr>
-          <w:rFonts w:ascii="Calibri" w:hAnsi="Calibri"/>
-          <w:b/>
-          <w:color w:val="222222"/>
-          <w:sz w:val="22"/>
-        </w:rPr>
-        <w:t>NCCL_SHM_DISABLE=1</w:t>
-      </w:r>
-      <w:r>
-        <w:rPr>
-          <w:rFonts w:ascii="Calibri" w:hAnsi="Calibri"/>
-          <w:color w:val="222222"/>
-          <w:sz w:val="22"/>
-        </w:rPr>
-        <w:t xml:space="preserve"> changes shared-memory transport; it does not change the CUDA device capability reported to cudaMemPoolCreate().</w:t>
-      </w:r>
-    </w:p>
-    <w:p>
-      <w:pPr>
-        <w:spacing w:after="160" w:line="280" w:lineRule="auto"/>
-        <w:numPr>
-          <w:ilvl w:val="0"/>
-          <w:numId w:val="10"/>
-        </w:numPr>
-      </w:pPr>
-      <w:r>
-        <w:rPr>
-          <w:rFonts w:ascii="Calibri" w:hAnsi="Calibri"/>
-          <w:b/>
-          <w:color w:val="222222"/>
-          <w:sz w:val="22"/>
-        </w:rPr>
-        <w:t>NCCL_CUMEM_ENABLE=0</w:t>
-      </w:r>
-      <w:r>
-        <w:rPr>
-          <w:rFonts w:ascii="Calibri" w:hAnsi="Calibri"/>
-          <w:color w:val="222222"/>
-          <w:sz w:val="22"/>
-        </w:rPr>
-        <w:t xml:space="preserve"> controls a separate CUDA virtual-memory allocation path; it does not disable the stream-ordered memory-pool creation in commAlloc().</w:t>
-      </w:r>
-    </w:p>
-    <w:p>
-      <w:pPr>
-        <w:spacing w:after="160" w:line="280" w:lineRule="auto"/>
-        <w:numPr>
-          <w:ilvl w:val="0"/>
-          <w:numId w:val="10"/>
-        </w:numPr>
-      </w:pPr>
-      <w:r>
-        <w:rPr>
-          <w:rFonts w:ascii="Calibri" w:hAnsi="Calibri"/>
-          <w:color w:val="222222"/>
-          <w:sz w:val="22"/>
-        </w:rPr>
-        <w:t>Changing vLLM multiprocessing or the distributed executor still requires every NCCL rank to initialize its communicator, so the same local call failed.</w:t>
-      </w:r>
-    </w:p>
-    <w:p>
-      <w:pPr>
-        <w:spacing w:after="160" w:line="280" w:lineRule="auto"/>
-        <w:numPr>
-          <w:ilvl w:val="0"/>
-          <w:numId w:val="10"/>
-        </w:numPr>
-      </w:pPr>
-      <w:r>
-        <w:rPr>
-          <w:rFonts w:ascii="Calibri" w:hAnsi="Calibri"/>
-          <w:color w:val="222222"/>
-          <w:sz w:val="22"/>
-        </w:rPr>
-        <w:t>Changing NCCL transport did not help because the failing capability check occurred independently of the selected data path.</w:t>
-      </w:r>
-    </w:p>
-    <w:p>
-      <w:pPr>
-        <w:pStyle w:val="Heading1"/>
-      </w:pPr>
-      <w:r>
-        <w:t>7. Corrective action</w:t>
-      </w:r>
-    </w:p>
-    <w:p>
-      <w:pPr>
-        <w:pStyle w:val="Heading2"/>
-      </w:pPr>
-      <w:r>
-        <w:t>7.1 Primary VM configuration change</w:t>
-      </w:r>
-    </w:p>
-    <w:p>
-      <w:r>
-        <w:t>The VM team fully powered off the virtual machine and enabled UVM once for each attached vGPU by adding the following advanced VM parameters:</w:t>
-      </w:r>
-    </w:p>
-    <w:p>
-      <w:pPr>
-        <w:pStyle w:val="CodeBlock"/>
-        <w:shd w:fill="F5F7FA" w:val="clear"/>
-      </w:pPr>
-      <w:r>
-        <w:rPr>
-          <w:rFonts w:ascii="Consolas" w:hAnsi="Consolas"/>
-          <w:color w:val="0B2545"/>
-          <w:sz w:val="18"/>
-        </w:rPr>
-        <w:t>pciPassthru0.cfg.enable_uvm = 1</w:t>
-        <w:br/>
-        <w:t>pciPassthru1.cfg.enable_uvm = 1</w:t>
-        <w:br/>
-        <w:t>pciPassthru2.cfg.enable_uvm = 1</w:t>
-        <w:br/>
-        <w:t>pciPassthru3.cfg.enable_uvm = 1</w:t>
-      </w:r>
-    </w:p>
-    <w:p>
-      <w:r>
-        <w:t>NVIDIA's VMware guidance requires the VM to be powered off and the parameter to be set for each vGPU. A guest operating-system reboot alone is not the required configuration transition. [3]</w:t>
-      </w:r>
-    </w:p>
-    <w:p>
-      <w:pPr>
-        <w:pStyle w:val="Heading2"/>
-      </w:pPr>
-      <w:r>
-        <w:t>7.2 Related address-space check</w:t>
-      </w:r>
-    </w:p>
-    <w:p>
-      <w:r>
-        <w:t>While the VM was offline, the VM configuration was also reviewed for 64-bit MMIO headroom appropriate to four large-framebuffer vGPUs. The settings supplied by NVIDIA for confirmation were:</w:t>
-      </w:r>
-    </w:p>
-    <w:p>
-      <w:pPr>
-        <w:pStyle w:val="CodeBlock"/>
-        <w:shd w:fill="F5F7FA" w:val="clear"/>
-      </w:pPr>
-      <w:r>
-        <w:rPr>
-          <w:rFonts w:ascii="Consolas" w:hAnsi="Consolas"/>
-          <w:color w:val="0B2545"/>
-          <w:sz w:val="18"/>
-        </w:rPr>
-        <w:t>pciPassthru.use64bitMMIO    = TRUE</w:t>
-        <w:br/>
-        <w:t>pciPassthru.64bitMMIOSizeGB = 1024</w:t>
-      </w:r>
-    </w:p>
-    <w:p>
-      <w:r>
-        <w:t>These MMIO settings provide address-space headroom for the assigned devices. The decisive corrective action for the reported NCCL error was the per-vGPU UVM enablement; the MMIO values are recorded as an associated platform prerequisite and should remain part of the VM baseline.</w:t>
-      </w:r>
-    </w:p>
-    <w:p>
-      <w:pPr>
-        <w:pStyle w:val="Heading2"/>
-      </w:pPr>
-      <w:r>
-        <w:t>7.3 Controlled dev-to-production rollout</w:t>
-      </w:r>
-    </w:p>
-    <w:tbl>
-      <w:tblPr>
-        <w:tblStyle w:val="TableGrid"/>
-        <w:tblW w:type="dxa" w:w="9360"/>
-        <w:jc w:val="left"/>
-        <w:tblLayout w:type="fixed"/>
-        <w:tblLook w:firstColumn="1" w:firstRow="1" w:lastColumn="0" w:lastRow="0" w:noHBand="0" w:noVBand="1" w:val="04A0"/>
-        <w:tblInd w:w="120" w:type="dxa"/>
-      </w:tblPr>
-      <w:tblGrid>
-        <w:gridCol w:w="1800"/>
-        <w:gridCol w:w="2700"/>
-        <w:gridCol w:w="3660"/>
-        <w:gridCol w:w="1200"/>
-      </w:tblGrid>
-      <w:tr>
-        <w:trPr>
-          <w:tblHeader w:val="true"/>
-        </w:trPr>
-        <w:tc>
-          <w:tcPr>
-            <w:tcW w:type="dxa" w:w="1800"/>
-            <w:tcMar>
-              <w:top w:w="80" w:type="dxa"/>
-              <w:start w:w="120" w:type="dxa"/>
-              <w:bottom w:w="80" w:type="dxa"/>
-              <w:end w:w="120" w:type="dxa"/>
-            </w:tcMar>
-            <w:vAlign w:val="center"/>
-            <w:shd w:fill="F2F4F7" w:val="clear"/>
-          </w:tcPr>
-          <w:p>
-            <w:pPr>
-              <w:spacing w:before="0" w:after="40" w:line="240" w:lineRule="auto"/>
-            </w:pPr>
-            <w:r>
-              <w:rPr>
-                <w:rFonts w:ascii="Calibri" w:hAnsi="Calibri"/>
-                <w:b/>
-                <w:color w:val="0B2545"/>
-                <w:sz w:val="17"/>
-              </w:rPr>
-              <w:t>Stage</w:t>
-            </w:r>
-          </w:p>
-        </w:tc>
-        <w:tc>
-          <w:tcPr>
-            <w:tcW w:type="dxa" w:w="2700"/>
-            <w:tcMar>
-              <w:top w:w="80" w:type="dxa"/>
-              <w:start w:w="120" w:type="dxa"/>
-              <w:bottom w:w="80" w:type="dxa"/>
-              <w:end w:w="120" w:type="dxa"/>
-            </w:tcMar>
-            <w:vAlign w:val="center"/>
-            <w:shd w:fill="F2F4F7" w:val="clear"/>
-          </w:tcPr>
-          <w:p>
-            <w:pPr>
-              <w:spacing w:before="0" w:after="40" w:line="240" w:lineRule="auto"/>
-            </w:pPr>
-            <w:r>
-              <w:rPr>
-                <w:rFonts w:ascii="Calibri" w:hAnsi="Calibri"/>
-                <w:b/>
-                <w:color w:val="0B2545"/>
-                <w:sz w:val="17"/>
-              </w:rPr>
-              <w:t>Action</w:t>
-            </w:r>
-          </w:p>
-        </w:tc>
-        <w:tc>
-          <w:tcPr>
-            <w:tcW w:type="dxa" w:w="3660"/>
-            <w:tcMar>
-              <w:top w:w="80" w:type="dxa"/>
-              <w:start w:w="120" w:type="dxa"/>
-              <w:bottom w:w="80" w:type="dxa"/>
-              <w:end w:w="120" w:type="dxa"/>
-            </w:tcMar>
-            <w:vAlign w:val="center"/>
-            <w:shd w:fill="F2F4F7" w:val="clear"/>
-          </w:tcPr>
-          <w:p>
-            <w:pPr>
-              <w:spacing w:before="0" w:after="40" w:line="240" w:lineRule="auto"/>
-            </w:pPr>
-            <w:r>
-              <w:rPr>
-                <w:rFonts w:ascii="Calibri" w:hAnsi="Calibri"/>
-                <w:b/>
-                <w:color w:val="0B2545"/>
-                <w:sz w:val="17"/>
-              </w:rPr>
-              <w:t>Acceptance criterion</w:t>
-            </w:r>
-          </w:p>
-        </w:tc>
-        <w:tc>
-          <w:tcPr>
-            <w:tcW w:type="dxa" w:w="1200"/>
-            <w:tcMar>
-              <w:top w:w="80" w:type="dxa"/>
-              <w:start w:w="120" w:type="dxa"/>
-              <w:bottom w:w="80" w:type="dxa"/>
-              <w:end w:w="120" w:type="dxa"/>
-            </w:tcMar>
-            <w:vAlign w:val="center"/>
-            <w:shd w:fill="F2F4F7" w:val="clear"/>
-          </w:tcPr>
-          <w:p>
-            <w:pPr>
-              <w:spacing w:before="0" w:after="40" w:line="240" w:lineRule="auto"/>
-            </w:pPr>
-            <w:r>
-              <w:rPr>
-                <w:rFonts w:ascii="Calibri" w:hAnsi="Calibri"/>
-                <w:b/>
-                <w:color w:val="0B2545"/>
-                <w:sz w:val="17"/>
-              </w:rPr>
-              <w:t>Result</w:t>
-            </w:r>
-          </w:p>
-        </w:tc>
-      </w:tr>
-      <w:tr>
-        <w:tc>
-          <w:tcPr>
-            <w:tcW w:type="dxa" w:w="1800"/>
-            <w:tcMar>
-              <w:top w:w="80" w:type="dxa"/>
-              <w:start w:w="120" w:type="dxa"/>
-              <w:bottom w:w="80" w:type="dxa"/>
-              <w:end w:w="120" w:type="dxa"/>
-            </w:tcMar>
-            <w:vAlign w:val="center"/>
-          </w:tcPr>
-          <w:p>
-            <w:pPr>
-              <w:spacing w:before="0" w:after="40" w:line="240" w:lineRule="auto"/>
-            </w:pPr>
-            <w:r>
-              <w:rPr>
-                <w:rFonts w:ascii="Calibri" w:hAnsi="Calibri"/>
-                <w:b w:val="0"/>
-                <w:color w:val="222222"/>
-                <w:sz w:val="17"/>
-              </w:rPr>
-              <w:t>1. Development implementation</w:t>
-            </w:r>
-          </w:p>
-        </w:tc>
-        <w:tc>
-          <w:tcPr>
-            <w:tcW w:type="dxa" w:w="2700"/>
-            <w:tcMar>
-              <w:top w:w="80" w:type="dxa"/>
-              <w:start w:w="120" w:type="dxa"/>
-              <w:bottom w:w="80" w:type="dxa"/>
-              <w:end w:w="120" w:type="dxa"/>
-            </w:tcMar>
-            <w:vAlign w:val="center"/>
-          </w:tcPr>
-          <w:p>
-            <w:pPr>
-              <w:spacing w:before="0" w:after="40" w:line="240" w:lineRule="auto"/>
-            </w:pPr>
-            <w:r>
-              <w:rPr>
-                <w:rFonts w:ascii="Calibri" w:hAnsi="Calibri"/>
-                <w:b w:val="0"/>
-                <w:color w:val="222222"/>
-                <w:sz w:val="17"/>
-              </w:rPr>
-              <w:t>Apply the UVM settings to every vGPU on the development GPU VM and perform a full power-off/power-on cycle.</w:t>
-            </w:r>
-          </w:p>
-        </w:tc>
-        <w:tc>
-          <w:tcPr>
-            <w:tcW w:type="dxa" w:w="3660"/>
-            <w:tcMar>
-              <w:top w:w="80" w:type="dxa"/>
-              <w:start w:w="120" w:type="dxa"/>
-              <w:bottom w:w="80" w:type="dxa"/>
-              <w:end w:w="120" w:type="dxa"/>
-            </w:tcMar>
-            <w:vAlign w:val="center"/>
-          </w:tcPr>
-          <w:p>
-            <w:pPr>
-              <w:spacing w:before="0" w:after="40" w:line="240" w:lineRule="auto"/>
-            </w:pPr>
-            <w:r>
-              <w:rPr>
-                <w:rFonts w:ascii="Calibri" w:hAnsi="Calibri"/>
-                <w:b w:val="0"/>
-                <w:color w:val="222222"/>
-                <w:sz w:val="17"/>
-              </w:rPr>
-              <w:t>VM returns healthy; all assigned vGPUs enumerate and remain licensed.</w:t>
-            </w:r>
-          </w:p>
-        </w:tc>
-        <w:tc>
-          <w:tcPr>
-            <w:tcW w:type="dxa" w:w="1200"/>
-            <w:tcMar>
-              <w:top w:w="80" w:type="dxa"/>
-              <w:start w:w="120" w:type="dxa"/>
-              <w:bottom w:w="80" w:type="dxa"/>
-              <w:end w:w="120" w:type="dxa"/>
-            </w:tcMar>
-            <w:vAlign w:val="center"/>
-          </w:tcPr>
-          <w:p>
-            <w:pPr>
-              <w:spacing w:before="0" w:after="40" w:line="240" w:lineRule="auto"/>
-            </w:pPr>
-            <w:r>
-              <w:rPr>
-                <w:rFonts w:ascii="Calibri" w:hAnsi="Calibri"/>
-                <w:b w:val="0"/>
-                <w:color w:val="222222"/>
-                <w:sz w:val="17"/>
-              </w:rPr>
-              <w:t>Passed</w:t>
-            </w:r>
-          </w:p>
-        </w:tc>
-      </w:tr>
-      <w:tr>
-        <w:tc>
-          <w:tcPr>
-            <w:tcW w:type="dxa" w:w="1800"/>
-            <w:tcMar>
-              <w:top w:w="80" w:type="dxa"/>
-              <w:start w:w="120" w:type="dxa"/>
-              <w:bottom w:w="80" w:type="dxa"/>
-              <w:end w:w="120" w:type="dxa"/>
-            </w:tcMar>
-            <w:vAlign w:val="center"/>
-          </w:tcPr>
-          <w:p>
-            <w:pPr>
-              <w:spacing w:before="0" w:after="40" w:line="240" w:lineRule="auto"/>
-            </w:pPr>
-            <w:r>
-              <w:rPr>
-                <w:rFonts w:ascii="Calibri" w:hAnsi="Calibri"/>
-                <w:b w:val="0"/>
-                <w:color w:val="222222"/>
-                <w:sz w:val="17"/>
-              </w:rPr>
-              <w:t>2. Development functional test</w:t>
-            </w:r>
-          </w:p>
-        </w:tc>
-        <w:tc>
-          <w:tcPr>
-            <w:tcW w:type="dxa" w:w="2700"/>
-            <w:tcMar>
-              <w:top w:w="80" w:type="dxa"/>
-              <w:start w:w="120" w:type="dxa"/>
-              <w:bottom w:w="80" w:type="dxa"/>
-              <w:end w:w="120" w:type="dxa"/>
-            </w:tcMar>
-            <w:vAlign w:val="center"/>
-          </w:tcPr>
-          <w:p>
-            <w:pPr>
-              <w:spacing w:before="0" w:after="40" w:line="240" w:lineRule="auto"/>
-            </w:pPr>
-            <w:r>
-              <w:rPr>
-                <w:rFonts w:ascii="Calibri" w:hAnsi="Calibri"/>
-                <w:b w:val="0"/>
-                <w:color w:val="222222"/>
-                <w:sz w:val="17"/>
-              </w:rPr>
-              <w:t>Run the multi-GPU/NCCL path and the tensor-parallel application workload.</w:t>
-            </w:r>
-          </w:p>
-        </w:tc>
-        <w:tc>
-          <w:tcPr>
-            <w:tcW w:type="dxa" w:w="3660"/>
-            <w:tcMar>
-              <w:top w:w="80" w:type="dxa"/>
-              <w:start w:w="120" w:type="dxa"/>
-              <w:bottom w:w="80" w:type="dxa"/>
-              <w:end w:w="120" w:type="dxa"/>
-            </w:tcMar>
-            <w:vAlign w:val="center"/>
-          </w:tcPr>
-          <w:p>
-            <w:pPr>
-              <w:spacing w:before="0" w:after="40" w:line="240" w:lineRule="auto"/>
-            </w:pPr>
-            <w:r>
-              <w:rPr>
-                <w:rFonts w:ascii="Calibri" w:hAnsi="Calibri"/>
-                <w:b w:val="0"/>
-                <w:color w:val="222222"/>
-                <w:sz w:val="17"/>
-              </w:rPr>
-              <w:t>NCCL communicator initializes; the prior operation-not-supported error does not recur; workload starts successfully.</w:t>
-            </w:r>
-          </w:p>
-        </w:tc>
-        <w:tc>
-          <w:tcPr>
-            <w:tcW w:type="dxa" w:w="1200"/>
-            <w:tcMar>
-              <w:top w:w="80" w:type="dxa"/>
-              <w:start w:w="120" w:type="dxa"/>
-              <w:bottom w:w="80" w:type="dxa"/>
-              <w:end w:w="120" w:type="dxa"/>
-            </w:tcMar>
-            <w:vAlign w:val="center"/>
-          </w:tcPr>
-          <w:p>
-            <w:pPr>
-              <w:spacing w:before="0" w:after="40" w:line="240" w:lineRule="auto"/>
-            </w:pPr>
-            <w:r>
-              <w:rPr>
-                <w:rFonts w:ascii="Calibri" w:hAnsi="Calibri"/>
-                <w:b w:val="0"/>
-                <w:color w:val="222222"/>
-                <w:sz w:val="17"/>
-              </w:rPr>
-              <w:t>Passed</w:t>
-            </w:r>
-          </w:p>
-        </w:tc>
-      </w:tr>
-      <w:tr>
-        <w:tc>
-          <w:tcPr>
-            <w:tcW w:type="dxa" w:w="1800"/>
-            <w:tcMar>
-              <w:top w:w="80" w:type="dxa"/>
-              <w:start w:w="120" w:type="dxa"/>
-              <w:bottom w:w="80" w:type="dxa"/>
-              <w:end w:w="120" w:type="dxa"/>
-            </w:tcMar>
-            <w:vAlign w:val="center"/>
-          </w:tcPr>
-          <w:p>
-            <w:pPr>
-              <w:spacing w:before="0" w:after="40" w:line="240" w:lineRule="auto"/>
-            </w:pPr>
-            <w:r>
-              <w:rPr>
-                <w:rFonts w:ascii="Calibri" w:hAnsi="Calibri"/>
-                <w:b w:val="0"/>
-                <w:color w:val="222222"/>
-                <w:sz w:val="17"/>
-              </w:rPr>
-              <w:t>3. Production change</w:t>
-            </w:r>
-          </w:p>
-        </w:tc>
-        <w:tc>
-          <w:tcPr>
-            <w:tcW w:type="dxa" w:w="2700"/>
-            <w:tcMar>
-              <w:top w:w="80" w:type="dxa"/>
-              <w:start w:w="120" w:type="dxa"/>
-              <w:bottom w:w="80" w:type="dxa"/>
-              <w:end w:w="120" w:type="dxa"/>
-            </w:tcMar>
-            <w:vAlign w:val="center"/>
-          </w:tcPr>
-          <w:p>
-            <w:pPr>
-              <w:spacing w:before="0" w:after="40" w:line="240" w:lineRule="auto"/>
-            </w:pPr>
-            <w:r>
-              <w:rPr>
-                <w:rFonts w:ascii="Calibri" w:hAnsi="Calibri"/>
-                <w:b w:val="0"/>
-                <w:color w:val="222222"/>
-                <w:sz w:val="17"/>
-              </w:rPr>
-              <w:t>Replicate the validated parameter set on cbq2-svd-dsgpu2 during a controlled VM outage.</w:t>
-            </w:r>
-          </w:p>
-        </w:tc>
-        <w:tc>
-          <w:tcPr>
-            <w:tcW w:type="dxa" w:w="3660"/>
-            <w:tcMar>
-              <w:top w:w="80" w:type="dxa"/>
-              <w:start w:w="120" w:type="dxa"/>
-              <w:bottom w:w="80" w:type="dxa"/>
-              <w:end w:w="120" w:type="dxa"/>
-            </w:tcMar>
-            <w:vAlign w:val="center"/>
-          </w:tcPr>
-          <w:p>
-            <w:pPr>
-              <w:spacing w:before="0" w:after="40" w:line="240" w:lineRule="auto"/>
-            </w:pPr>
-            <w:r>
-              <w:rPr>
-                <w:rFonts w:ascii="Calibri" w:hAnsi="Calibri"/>
-                <w:b w:val="0"/>
-                <w:color w:val="222222"/>
-                <w:sz w:val="17"/>
-              </w:rPr>
-              <w:t>Configuration matches the development implementation; VM powers on normally.</w:t>
-            </w:r>
-          </w:p>
-        </w:tc>
-        <w:tc>
-          <w:tcPr>
-            <w:tcW w:type="dxa" w:w="1200"/>
-            <w:tcMar>
-              <w:top w:w="80" w:type="dxa"/>
-              <w:start w:w="120" w:type="dxa"/>
-              <w:bottom w:w="80" w:type="dxa"/>
-              <w:end w:w="120" w:type="dxa"/>
-            </w:tcMar>
-            <w:vAlign w:val="center"/>
-          </w:tcPr>
-          <w:p>
-            <w:pPr>
-              <w:spacing w:before="0" w:after="40" w:line="240" w:lineRule="auto"/>
-            </w:pPr>
-            <w:r>
-              <w:rPr>
-                <w:rFonts w:ascii="Calibri" w:hAnsi="Calibri"/>
-                <w:b w:val="0"/>
-                <w:color w:val="222222"/>
-                <w:sz w:val="17"/>
-              </w:rPr>
-              <w:t>Passed</w:t>
-            </w:r>
-          </w:p>
-        </w:tc>
-      </w:tr>
-      <w:tr>
-        <w:tc>
-          <w:tcPr>
-            <w:tcW w:type="dxa" w:w="1800"/>
-            <w:tcMar>
-              <w:top w:w="80" w:type="dxa"/>
-              <w:start w:w="120" w:type="dxa"/>
-              <w:bottom w:w="80" w:type="dxa"/>
-              <w:end w:w="120" w:type="dxa"/>
-            </w:tcMar>
-            <w:vAlign w:val="center"/>
-          </w:tcPr>
-          <w:p>
-            <w:pPr>
-              <w:spacing w:before="0" w:after="40" w:line="240" w:lineRule="auto"/>
-            </w:pPr>
-            <w:r>
-              <w:rPr>
-                <w:rFonts w:ascii="Calibri" w:hAnsi="Calibri"/>
-                <w:b w:val="0"/>
-                <w:color w:val="222222"/>
-                <w:sz w:val="17"/>
-              </w:rPr>
-              <w:t>4. Production verification</w:t>
-            </w:r>
-          </w:p>
-        </w:tc>
-        <w:tc>
-          <w:tcPr>
-            <w:tcW w:type="dxa" w:w="2700"/>
-            <w:tcMar>
-              <w:top w:w="80" w:type="dxa"/>
-              <w:start w:w="120" w:type="dxa"/>
-              <w:bottom w:w="80" w:type="dxa"/>
-              <w:end w:w="120" w:type="dxa"/>
-            </w:tcMar>
-            <w:vAlign w:val="center"/>
-          </w:tcPr>
-          <w:p>
-            <w:pPr>
-              <w:spacing w:before="0" w:after="40" w:line="240" w:lineRule="auto"/>
-            </w:pPr>
-            <w:r>
-              <w:rPr>
-                <w:rFonts w:ascii="Calibri" w:hAnsi="Calibri"/>
-                <w:b w:val="0"/>
-                <w:color w:val="222222"/>
-                <w:sz w:val="17"/>
-              </w:rPr>
-              <w:t>Repeat multi-GPU application validation on the production GPU host.</w:t>
-            </w:r>
-          </w:p>
-        </w:tc>
-        <w:tc>
-          <w:tcPr>
-            <w:tcW w:type="dxa" w:w="3660"/>
-            <w:tcMar>
-              <w:top w:w="80" w:type="dxa"/>
-              <w:start w:w="120" w:type="dxa"/>
-              <w:bottom w:w="80" w:type="dxa"/>
-              <w:end w:w="120" w:type="dxa"/>
-            </w:tcMar>
-            <w:vAlign w:val="center"/>
-          </w:tcPr>
-          <w:p>
-            <w:pPr>
-              <w:spacing w:before="0" w:after="40" w:line="240" w:lineRule="auto"/>
-            </w:pPr>
-            <w:r>
-              <w:rPr>
-                <w:rFonts w:ascii="Calibri" w:hAnsi="Calibri"/>
-                <w:b w:val="0"/>
-                <w:color w:val="222222"/>
-                <w:sz w:val="17"/>
-              </w:rPr>
-              <w:t>Tensor-parallel inference works and the original NCCL initialization failure is absent.</w:t>
-            </w:r>
-          </w:p>
-        </w:tc>
-        <w:tc>
-          <w:tcPr>
-            <w:tcW w:type="dxa" w:w="1200"/>
-            <w:tcMar>
-              <w:top w:w="80" w:type="dxa"/>
-              <w:start w:w="120" w:type="dxa"/>
-              <w:bottom w:w="80" w:type="dxa"/>
-              <w:end w:w="120" w:type="dxa"/>
-            </w:tcMar>
-            <w:vAlign w:val="center"/>
-          </w:tcPr>
-          <w:p>
-            <w:pPr>
-              <w:spacing w:before="0" w:after="40" w:line="240" w:lineRule="auto"/>
-            </w:pPr>
-            <w:r>
-              <w:rPr>
-                <w:rFonts w:ascii="Calibri" w:hAnsi="Calibri"/>
-                <w:b w:val="0"/>
-                <w:color w:val="222222"/>
-                <w:sz w:val="17"/>
-              </w:rPr>
-              <w:t>Passed</w:t>
-            </w:r>
-          </w:p>
-        </w:tc>
-      </w:tr>
-    </w:tbl>
-    <w:p>
-      <w:pPr>
-        <w:spacing w:after="40"/>
-      </w:pPr>
-    </w:p>
-    <w:p>
-      <w:r>
-        <w:t>The staged sequence limited production risk: the configuration was first proven under development conditions, and production received the same known-working change rather than an untested variant.</w:t>
-      </w:r>
-    </w:p>
-    <w:p>
-      <w:pPr>
-        <w:pStyle w:val="Heading2"/>
-      </w:pPr>
-      <w:r>
-        <w:t>7.4 Operational trade-off</w:t>
-      </w:r>
-    </w:p>
-    <w:tbl>
-      <w:tblPr>
-        <w:tblStyle w:val="TableGrid"/>
-        <w:tblW w:type="dxa" w:w="9360"/>
-        <w:jc w:val="left"/>
-        <w:tblLayout w:type="fixed"/>
-        <w:tblLook w:firstColumn="1" w:firstRow="1" w:lastColumn="0" w:lastRow="0" w:noHBand="0" w:noVBand="1" w:val="04A0"/>
-        <w:tblInd w:w="120" w:type="dxa"/>
-      </w:tblPr>
-      <w:tblGrid>
-        <w:gridCol w:w="9360"/>
-      </w:tblGrid>
-      <w:tr>
-        <w:tc>
-          <w:tcPr>
-            <w:tcW w:type="dxa" w:w="9360"/>
-            <w:tcMar>
-              <w:top w:w="80" w:type="dxa"/>
-              <w:start w:w="120" w:type="dxa"/>
-              <w:bottom w:w="80" w:type="dxa"/>
-              <w:end w:w="120" w:type="dxa"/>
-            </w:tcMar>
-            <w:vAlign w:val="center"/>
-            <w:shd w:fill="FFF4CE" w:val="clear"/>
-            <w:tcBorders>
-              <w:left w:val="single" w:sz="22" w:color="A67C00"/>
-            </w:tcBorders>
-          </w:tcPr>
-          <w:p>
-            <w:pPr>
-              <w:spacing w:before="20" w:after="20" w:line="259" w:lineRule="auto"/>
-            </w:pPr>
-            <w:r>
-              <w:rPr>
-                <w:rFonts w:ascii="Calibri" w:hAnsi="Calibri"/>
-                <w:b/>
-                <w:color w:val="0B2545"/>
-                <w:sz w:val="21"/>
-              </w:rPr>
-              <w:t xml:space="preserve">Infrastructure constraint: </w:t>
-            </w:r>
-            <w:r>
-              <w:rPr>
-                <w:rFonts w:ascii="Calibri" w:hAnsi="Calibri"/>
-                <w:color w:val="222222"/>
-                <w:sz w:val="21"/>
-              </w:rPr>
-              <w:t>Enabling UVM disables vGPU migration for the VM. The host should therefore be treated as non-live-migratable while UVM is enabled. DRS, vMotion-based maintenance, and any suspend/resume assumptions must be reviewed with the virtualization team; maintenance may require a planned shutdown or other approved procedure. [2][8]</w:t>
-            </w:r>
-          </w:p>
-        </w:tc>
-      </w:tr>
-    </w:tbl>
-    <w:p>
-      <w:pPr>
-        <w:spacing w:after="40"/>
-      </w:pPr>
-    </w:p>
-    <w:p>
-      <w:pPr>
-        <w:pStyle w:val="Heading1"/>
-      </w:pPr>
-      <w:r>
-        <w:t>8. Verification and final outcome</w:t>
-      </w:r>
-    </w:p>
-    <w:p>
-      <w:pPr>
-        <w:pStyle w:val="Heading2"/>
-      </w:pPr>
-      <w:r>
-        <w:t>8.1 Functional verification</w:t>
-      </w:r>
-    </w:p>
-    <w:p>
-      <w:r>
-        <w:t>Application-level validation confirmed the fix. NCCL initialized and tensor-parallel inference passed first on the development GPU server and then after the identical production change. The prior warning at init.cc:491 did not recur.</w:t>
-      </w:r>
-    </w:p>
-    <w:tbl>
-      <w:tblPr>
-        <w:tblStyle w:val="TableGrid"/>
-        <w:tblW w:type="dxa" w:w="9360"/>
-        <w:jc w:val="left"/>
-        <w:tblLayout w:type="fixed"/>
-        <w:tblLook w:firstColumn="1" w:firstRow="1" w:lastColumn="0" w:lastRow="0" w:noHBand="0" w:noVBand="1" w:val="04A0"/>
-        <w:tblInd w:w="120" w:type="dxa"/>
-      </w:tblPr>
-      <w:tblGrid>
-        <w:gridCol w:w="2460"/>
-        <w:gridCol w:w="3300"/>
-        <w:gridCol w:w="3600"/>
-      </w:tblGrid>
-      <w:tr>
-        <w:trPr>
-          <w:tblHeader w:val="true"/>
-        </w:trPr>
-        <w:tc>
-          <w:tcPr>
-            <w:tcW w:type="dxa" w:w="2460"/>
-            <w:tcMar>
-              <w:top w:w="80" w:type="dxa"/>
-              <w:start w:w="120" w:type="dxa"/>
-              <w:bottom w:w="80" w:type="dxa"/>
-              <w:end w:w="120" w:type="dxa"/>
-            </w:tcMar>
-            <w:vAlign w:val="center"/>
-            <w:shd w:fill="F2F4F7" w:val="clear"/>
-          </w:tcPr>
-          <w:p>
-            <w:pPr>
-              <w:spacing w:before="0" w:after="40" w:line="240" w:lineRule="auto"/>
-            </w:pPr>
-            <w:r>
-              <w:rPr>
-                <w:rFonts w:ascii="Calibri" w:hAnsi="Calibri"/>
-                <w:b/>
-                <w:color w:val="0B2545"/>
-                <w:sz w:val="18"/>
-              </w:rPr>
-              <w:t>Capability</w:t>
-            </w:r>
-          </w:p>
-        </w:tc>
-        <w:tc>
-          <w:tcPr>
-            <w:tcW w:type="dxa" w:w="3300"/>
-            <w:tcMar>
-              <w:top w:w="80" w:type="dxa"/>
-              <w:start w:w="120" w:type="dxa"/>
-              <w:bottom w:w="80" w:type="dxa"/>
-              <w:end w:w="120" w:type="dxa"/>
-            </w:tcMar>
-            <w:vAlign w:val="center"/>
-            <w:shd w:fill="F2F4F7" w:val="clear"/>
-          </w:tcPr>
-          <w:p>
-            <w:pPr>
-              <w:spacing w:before="0" w:after="40" w:line="240" w:lineRule="auto"/>
-            </w:pPr>
-            <w:r>
-              <w:rPr>
-                <w:rFonts w:ascii="Calibri" w:hAnsi="Calibri"/>
-                <w:b/>
-                <w:color w:val="0B2545"/>
-                <w:sz w:val="18"/>
-              </w:rPr>
-              <w:t>Before corrective action</w:t>
-            </w:r>
-          </w:p>
-        </w:tc>
-        <w:tc>
-          <w:tcPr>
-            <w:tcW w:type="dxa" w:w="3600"/>
-            <w:tcMar>
-              <w:top w:w="80" w:type="dxa"/>
-              <w:start w:w="120" w:type="dxa"/>
-              <w:bottom w:w="80" w:type="dxa"/>
-              <w:end w:w="120" w:type="dxa"/>
-            </w:tcMar>
-            <w:vAlign w:val="center"/>
-            <w:shd w:fill="F2F4F7" w:val="clear"/>
-          </w:tcPr>
-          <w:p>
-            <w:pPr>
-              <w:spacing w:before="0" w:after="40" w:line="240" w:lineRule="auto"/>
-            </w:pPr>
-            <w:r>
-              <w:rPr>
-                <w:rFonts w:ascii="Calibri" w:hAnsi="Calibri"/>
-                <w:b/>
-                <w:color w:val="0B2545"/>
-                <w:sz w:val="18"/>
-              </w:rPr>
-              <w:t>After corrective action</w:t>
-            </w:r>
-          </w:p>
-        </w:tc>
-      </w:tr>
-      <w:tr>
-        <w:tc>
-          <w:tcPr>
-            <w:tcW w:type="dxa" w:w="2460"/>
-            <w:tcMar>
-              <w:top w:w="80" w:type="dxa"/>
-              <w:start w:w="120" w:type="dxa"/>
-              <w:bottom w:w="80" w:type="dxa"/>
-              <w:end w:w="120" w:type="dxa"/>
-            </w:tcMar>
-            <w:vAlign w:val="center"/>
-          </w:tcPr>
-          <w:p>
-            <w:pPr>
-              <w:spacing w:before="0" w:after="40" w:line="240" w:lineRule="auto"/>
-            </w:pPr>
-            <w:r>
-              <w:rPr>
-                <w:rFonts w:ascii="Calibri" w:hAnsi="Calibri"/>
-                <w:b w:val="0"/>
-                <w:color w:val="222222"/>
-                <w:sz w:val="18"/>
-              </w:rPr>
-              <w:t>Single-GPU inference</w:t>
-            </w:r>
-          </w:p>
-        </w:tc>
-        <w:tc>
-          <w:tcPr>
-            <w:tcW w:type="dxa" w:w="3300"/>
-            <w:tcMar>
-              <w:top w:w="80" w:type="dxa"/>
-              <w:start w:w="120" w:type="dxa"/>
-              <w:bottom w:w="80" w:type="dxa"/>
-              <w:end w:w="120" w:type="dxa"/>
-            </w:tcMar>
-            <w:vAlign w:val="center"/>
-          </w:tcPr>
-          <w:p>
-            <w:pPr>
-              <w:spacing w:before="0" w:after="40" w:line="240" w:lineRule="auto"/>
-            </w:pPr>
-            <w:r>
-              <w:rPr>
-                <w:rFonts w:ascii="Calibri" w:hAnsi="Calibri"/>
-                <w:b w:val="0"/>
-                <w:color w:val="222222"/>
-                <w:sz w:val="18"/>
-              </w:rPr>
-              <w:t>Working</w:t>
-            </w:r>
-          </w:p>
-        </w:tc>
-        <w:tc>
-          <w:tcPr>
-            <w:tcW w:type="dxa" w:w="3600"/>
-            <w:tcMar>
-              <w:top w:w="80" w:type="dxa"/>
-              <w:start w:w="120" w:type="dxa"/>
-              <w:bottom w:w="80" w:type="dxa"/>
-              <w:end w:w="120" w:type="dxa"/>
-            </w:tcMar>
-            <w:vAlign w:val="center"/>
-          </w:tcPr>
-          <w:p>
-            <w:pPr>
-              <w:spacing w:before="0" w:after="40" w:line="240" w:lineRule="auto"/>
-            </w:pPr>
-            <w:r>
-              <w:rPr>
-                <w:rFonts w:ascii="Calibri" w:hAnsi="Calibri"/>
-                <w:b w:val="0"/>
-                <w:color w:val="222222"/>
-                <w:sz w:val="18"/>
-              </w:rPr>
-              <w:t>Working</w:t>
-            </w:r>
-          </w:p>
-        </w:tc>
-      </w:tr>
-      <w:tr>
-        <w:tc>
-          <w:tcPr>
-            <w:tcW w:type="dxa" w:w="2460"/>
-            <w:tcMar>
-              <w:top w:w="80" w:type="dxa"/>
-              <w:start w:w="120" w:type="dxa"/>
-              <w:bottom w:w="80" w:type="dxa"/>
-              <w:end w:w="120" w:type="dxa"/>
-            </w:tcMar>
-            <w:vAlign w:val="center"/>
-          </w:tcPr>
-          <w:p>
-            <w:pPr>
-              <w:spacing w:before="0" w:after="40" w:line="240" w:lineRule="auto"/>
-            </w:pPr>
-            <w:r>
-              <w:rPr>
-                <w:rFonts w:ascii="Calibri" w:hAnsi="Calibri"/>
-                <w:b w:val="0"/>
-                <w:color w:val="222222"/>
-                <w:sz w:val="18"/>
-              </w:rPr>
-              <w:t>NCCL multi-rank initialization</w:t>
-            </w:r>
-          </w:p>
-        </w:tc>
-        <w:tc>
-          <w:tcPr>
-            <w:tcW w:type="dxa" w:w="3300"/>
-            <w:tcMar>
-              <w:top w:w="80" w:type="dxa"/>
-              <w:start w:w="120" w:type="dxa"/>
-              <w:bottom w:w="80" w:type="dxa"/>
-              <w:end w:w="120" w:type="dxa"/>
-            </w:tcMar>
-            <w:vAlign w:val="center"/>
-          </w:tcPr>
-          <w:p>
-            <w:pPr>
-              <w:spacing w:before="0" w:after="40" w:line="240" w:lineRule="auto"/>
-            </w:pPr>
-            <w:r>
-              <w:rPr>
-                <w:rFonts w:ascii="Calibri" w:hAnsi="Calibri"/>
-                <w:b w:val="0"/>
-                <w:color w:val="222222"/>
-                <w:sz w:val="18"/>
-              </w:rPr>
-              <w:t>Failed with operation not supported</w:t>
-            </w:r>
-          </w:p>
-        </w:tc>
-        <w:tc>
-          <w:tcPr>
-            <w:tcW w:type="dxa" w:w="3600"/>
-            <w:tcMar>
-              <w:top w:w="80" w:type="dxa"/>
-              <w:start w:w="120" w:type="dxa"/>
-              <w:bottom w:w="80" w:type="dxa"/>
-              <w:end w:w="120" w:type="dxa"/>
-            </w:tcMar>
-            <w:vAlign w:val="center"/>
-          </w:tcPr>
-          <w:p>
-            <w:pPr>
-              <w:spacing w:before="0" w:after="40" w:line="240" w:lineRule="auto"/>
-            </w:pPr>
-            <w:r>
-              <w:rPr>
-                <w:rFonts w:ascii="Calibri" w:hAnsi="Calibri"/>
-                <w:b w:val="0"/>
-                <w:color w:val="222222"/>
-                <w:sz w:val="18"/>
-              </w:rPr>
-              <w:t>Successful</w:t>
-            </w:r>
-          </w:p>
-        </w:tc>
-      </w:tr>
-      <w:tr>
-        <w:tc>
-          <w:tcPr>
-            <w:tcW w:type="dxa" w:w="2460"/>
-            <w:tcMar>
-              <w:top w:w="80" w:type="dxa"/>
-              <w:start w:w="120" w:type="dxa"/>
-              <w:bottom w:w="80" w:type="dxa"/>
-              <w:end w:w="120" w:type="dxa"/>
-            </w:tcMar>
-            <w:vAlign w:val="center"/>
-          </w:tcPr>
-          <w:p>
-            <w:pPr>
-              <w:spacing w:before="0" w:after="40" w:line="240" w:lineRule="auto"/>
-            </w:pPr>
-            <w:r>
-              <w:rPr>
-                <w:rFonts w:ascii="Calibri" w:hAnsi="Calibri"/>
-                <w:b w:val="0"/>
-                <w:color w:val="222222"/>
-                <w:sz w:val="18"/>
-              </w:rPr>
-              <w:t>Tensor-parallel inference</w:t>
-            </w:r>
-          </w:p>
-        </w:tc>
-        <w:tc>
-          <w:tcPr>
-            <w:tcW w:type="dxa" w:w="3300"/>
-            <w:tcMar>
-              <w:top w:w="80" w:type="dxa"/>
-              <w:start w:w="120" w:type="dxa"/>
-              <w:bottom w:w="80" w:type="dxa"/>
-              <w:end w:w="120" w:type="dxa"/>
-            </w:tcMar>
-            <w:vAlign w:val="center"/>
-          </w:tcPr>
-          <w:p>
-            <w:pPr>
-              <w:spacing w:before="0" w:after="40" w:line="240" w:lineRule="auto"/>
-            </w:pPr>
-            <w:r>
-              <w:rPr>
-                <w:rFonts w:ascii="Calibri" w:hAnsi="Calibri"/>
-                <w:b w:val="0"/>
-                <w:color w:val="222222"/>
-                <w:sz w:val="18"/>
-              </w:rPr>
-              <w:t>Blocked before model weight loading</w:t>
-            </w:r>
-          </w:p>
-        </w:tc>
-        <w:tc>
-          <w:tcPr>
-            <w:tcW w:type="dxa" w:w="3600"/>
-            <w:tcMar>
-              <w:top w:w="80" w:type="dxa"/>
-              <w:start w:w="120" w:type="dxa"/>
-              <w:bottom w:w="80" w:type="dxa"/>
-              <w:end w:w="120" w:type="dxa"/>
-            </w:tcMar>
-            <w:vAlign w:val="center"/>
-          </w:tcPr>
-          <w:p>
-            <w:pPr>
-              <w:spacing w:before="0" w:after="40" w:line="240" w:lineRule="auto"/>
-            </w:pPr>
-            <w:r>
-              <w:rPr>
-                <w:rFonts w:ascii="Calibri" w:hAnsi="Calibri"/>
-                <w:b w:val="0"/>
-                <w:color w:val="222222"/>
-                <w:sz w:val="18"/>
-              </w:rPr>
-              <w:t>Operational in development and production</w:t>
-            </w:r>
-          </w:p>
-        </w:tc>
-      </w:tr>
-      <w:tr>
-        <w:tc>
-          <w:tcPr>
-            <w:tcW w:type="dxa" w:w="2460"/>
-            <w:tcMar>
-              <w:top w:w="80" w:type="dxa"/>
-              <w:start w:w="120" w:type="dxa"/>
-              <w:bottom w:w="80" w:type="dxa"/>
-              <w:end w:w="120" w:type="dxa"/>
-            </w:tcMar>
-            <w:vAlign w:val="center"/>
-          </w:tcPr>
-          <w:p>
-            <w:pPr>
-              <w:spacing w:before="0" w:after="40" w:line="240" w:lineRule="auto"/>
-            </w:pPr>
-            <w:r>
-              <w:rPr>
-                <w:rFonts w:ascii="Calibri" w:hAnsi="Calibri"/>
-                <w:b w:val="0"/>
-                <w:color w:val="222222"/>
-                <w:sz w:val="18"/>
-              </w:rPr>
-              <w:t>Usable model capacity</w:t>
-            </w:r>
-          </w:p>
-        </w:tc>
-        <w:tc>
-          <w:tcPr>
-            <w:tcW w:type="dxa" w:w="3300"/>
-            <w:tcMar>
-              <w:top w:w="80" w:type="dxa"/>
-              <w:start w:w="120" w:type="dxa"/>
-              <w:bottom w:w="80" w:type="dxa"/>
-              <w:end w:w="120" w:type="dxa"/>
-            </w:tcMar>
-            <w:vAlign w:val="center"/>
-          </w:tcPr>
-          <w:p>
-            <w:pPr>
-              <w:spacing w:before="0" w:after="40" w:line="240" w:lineRule="auto"/>
-            </w:pPr>
-            <w:r>
-              <w:rPr>
-                <w:rFonts w:ascii="Calibri" w:hAnsi="Calibri"/>
-                <w:b w:val="0"/>
-                <w:color w:val="222222"/>
-                <w:sz w:val="18"/>
-              </w:rPr>
-              <w:t>Effectively limited to one 141 GiB vGPU per model</w:t>
-            </w:r>
-          </w:p>
-        </w:tc>
-        <w:tc>
-          <w:tcPr>
-            <w:tcW w:type="dxa" w:w="3600"/>
-            <w:tcMar>
-              <w:top w:w="80" w:type="dxa"/>
-              <w:start w:w="120" w:type="dxa"/>
-              <w:bottom w:w="80" w:type="dxa"/>
-              <w:end w:w="120" w:type="dxa"/>
-            </w:tcMar>
-            <w:vAlign w:val="center"/>
-          </w:tcPr>
-          <w:p>
-            <w:pPr>
-              <w:spacing w:before="0" w:after="40" w:line="240" w:lineRule="auto"/>
-            </w:pPr>
-            <w:r>
-              <w:rPr>
-                <w:rFonts w:ascii="Calibri" w:hAnsi="Calibri"/>
-                <w:b w:val="0"/>
-                <w:color w:val="222222"/>
-                <w:sz w:val="18"/>
-              </w:rPr>
-              <w:t>Models can be distributed across multiple assigned vGPUs, subject to workload overhead and profile support</w:t>
-            </w:r>
-          </w:p>
-        </w:tc>
-      </w:tr>
-      <w:tr>
-        <w:tc>
-          <w:tcPr>
-            <w:tcW w:type="dxa" w:w="2460"/>
-            <w:tcMar>
-              <w:top w:w="80" w:type="dxa"/>
-              <w:start w:w="120" w:type="dxa"/>
-              <w:bottom w:w="80" w:type="dxa"/>
-              <w:end w:w="120" w:type="dxa"/>
-            </w:tcMar>
-            <w:vAlign w:val="center"/>
-          </w:tcPr>
-          <w:p>
-            <w:pPr>
-              <w:spacing w:before="0" w:after="40" w:line="240" w:lineRule="auto"/>
-            </w:pPr>
-            <w:r>
-              <w:rPr>
-                <w:rFonts w:ascii="Calibri" w:hAnsi="Calibri"/>
-                <w:b w:val="0"/>
-                <w:color w:val="222222"/>
-                <w:sz w:val="18"/>
-              </w:rPr>
-              <w:t>Live migration</w:t>
-            </w:r>
-          </w:p>
-        </w:tc>
-        <w:tc>
-          <w:tcPr>
-            <w:tcW w:type="dxa" w:w="3300"/>
-            <w:tcMar>
-              <w:top w:w="80" w:type="dxa"/>
-              <w:start w:w="120" w:type="dxa"/>
-              <w:bottom w:w="80" w:type="dxa"/>
-              <w:end w:w="120" w:type="dxa"/>
-            </w:tcMar>
-            <w:vAlign w:val="center"/>
-          </w:tcPr>
-          <w:p>
-            <w:pPr>
-              <w:spacing w:before="0" w:after="40" w:line="240" w:lineRule="auto"/>
-            </w:pPr>
-            <w:r>
-              <w:rPr>
-                <w:rFonts w:ascii="Calibri" w:hAnsi="Calibri"/>
-                <w:b w:val="0"/>
-                <w:color w:val="222222"/>
-                <w:sz w:val="18"/>
-              </w:rPr>
-              <w:t>Available according to host log</w:t>
-            </w:r>
-          </w:p>
-        </w:tc>
-        <w:tc>
-          <w:tcPr>
-            <w:tcW w:type="dxa" w:w="3600"/>
-            <w:tcMar>
-              <w:top w:w="80" w:type="dxa"/>
-              <w:start w:w="120" w:type="dxa"/>
-              <w:bottom w:w="80" w:type="dxa"/>
-              <w:end w:w="120" w:type="dxa"/>
-            </w:tcMar>
-            <w:vAlign w:val="center"/>
-          </w:tcPr>
-          <w:p>
-            <w:pPr>
-              <w:spacing w:before="0" w:after="40" w:line="240" w:lineRule="auto"/>
-            </w:pPr>
-            <w:r>
-              <w:rPr>
-                <w:rFonts w:ascii="Calibri" w:hAnsi="Calibri"/>
-                <w:b w:val="0"/>
-                <w:color w:val="222222"/>
-                <w:sz w:val="18"/>
-              </w:rPr>
-              <w:t>Unavailable while UVM remains enabled</w:t>
-            </w:r>
-          </w:p>
-        </w:tc>
-      </w:tr>
-    </w:tbl>
-    <w:p>
-      <w:pPr>
-        <w:spacing w:after="40"/>
-      </w:pPr>
-    </w:p>
-    <w:p>
-      <w:pPr>
-        <w:pStyle w:val="Heading2"/>
-      </w:pPr>
-      <w:r>
-        <w:t>8.2 Capacity interpretation</w:t>
-      </w:r>
-    </w:p>
-    <w:p>
-      <w:r>
-        <w:t>The resolution changes how the host should be represented in capacity planning. Before the fix, the platform's practical capability for a single model was one vGPU. After the fix, tensor parallelism can partition model weights and execution across multiple vGPUs. This makes models larger than a single 141 GiB slice deployable where the selected engine, quantization, context length, KV cache, and tensor-parallel profile fit the aggregate distributed resources.</w:t>
-      </w:r>
-    </w:p>
-    <w:p>
-      <w:r>
-        <w:t>The total framebuffer should still not be presented as a single contiguous 564 GiB CUDA allocation. Distributed frameworks coordinate separate device memories and reserve capacity for runtime overhead. Each target model should continue to receive a model-specific sizing and performance test.</w:t>
-      </w:r>
-    </w:p>
-    <w:p>
-      <w:pPr>
-        <w:pStyle w:val="Heading1"/>
-      </w:pPr>
-      <w:r>
-        <w:t>9. Why the resolution was reached efficiently</w:t>
-      </w:r>
-    </w:p>
-    <w:p>
-      <w:r>
-        <w:t>Several execution choices materially shortened the incident and reduced production risk:</w:t>
-      </w:r>
-    </w:p>
-    <w:p>
-      <w:pPr>
-        <w:spacing w:after="160" w:line="280" w:lineRule="auto"/>
-        <w:numPr>
-          <w:ilvl w:val="0"/>
-          <w:numId w:val="10"/>
-        </w:numPr>
-      </w:pPr>
-      <w:r>
-        <w:rPr>
-          <w:rFonts w:ascii="Calibri" w:hAnsi="Calibri"/>
-          <w:color w:val="222222"/>
-          <w:sz w:val="22"/>
-        </w:rPr>
-        <w:t>Evidence was collected at application, container, guest, GPU, and hypervisor layers, preventing the investigation from stalling at a generic error string.</w:t>
-      </w:r>
-    </w:p>
-    <w:p>
-      <w:pPr>
-        <w:spacing w:after="160" w:line="280" w:lineRule="auto"/>
-        <w:numPr>
-          <w:ilvl w:val="0"/>
-          <w:numId w:val="10"/>
-        </w:numPr>
-      </w:pPr>
-      <w:r>
-        <w:rPr>
-          <w:rFonts w:ascii="Calibri" w:hAnsi="Calibri"/>
-          <w:color w:val="222222"/>
-          <w:sz w:val="22"/>
-        </w:rPr>
-        <w:t>Competing explanations were tested with controlled environment and process-model changes, creating a defensible record of what had already been ruled out.</w:t>
-      </w:r>
-    </w:p>
-    <w:p>
-      <w:pPr>
-        <w:spacing w:after="160" w:line="280" w:lineRule="auto"/>
-        <w:numPr>
-          <w:ilvl w:val="0"/>
-          <w:numId w:val="10"/>
-        </w:numPr>
-      </w:pPr>
-      <w:r>
-        <w:rPr>
-          <w:rFonts w:ascii="Calibri" w:hAnsi="Calibri"/>
-          <w:color w:val="222222"/>
-          <w:sz w:val="22"/>
-        </w:rPr>
-        <w:t>The escalation included both ESXi and RHEL bug reports, giving NVIDIA the context required to match the source line to the missing CUDA capability.</w:t>
-      </w:r>
-    </w:p>
-    <w:p>
-      <w:pPr>
-        <w:spacing w:after="160" w:line="280" w:lineRule="auto"/>
-        <w:numPr>
-          <w:ilvl w:val="0"/>
-          <w:numId w:val="10"/>
-        </w:numPr>
-      </w:pPr>
-      <w:r>
-        <w:rPr>
-          <w:rFonts w:ascii="Calibri" w:hAnsi="Calibri"/>
-          <w:color w:val="222222"/>
-          <w:sz w:val="22"/>
-        </w:rPr>
-        <w:t>The diagnosis was updated when new source-level evidence became available; the report distinguishes the initial hypothesis from the verified root cause.</w:t>
-      </w:r>
-    </w:p>
-    <w:p>
-      <w:pPr>
-        <w:spacing w:after="160" w:line="280" w:lineRule="auto"/>
-        <w:numPr>
-          <w:ilvl w:val="0"/>
-          <w:numId w:val="10"/>
-        </w:numPr>
-      </w:pPr>
-      <w:r>
-        <w:rPr>
-          <w:rFonts w:ascii="Calibri" w:hAnsi="Calibri"/>
-          <w:color w:val="222222"/>
-          <w:sz w:val="22"/>
-        </w:rPr>
-        <w:t>The change was validated on development infrastructure before production implementation, and the production change reproduced the same known-working configuration.</w:t>
-      </w:r>
-    </w:p>
-    <w:p>
-      <w:pPr>
-        <w:spacing w:after="160" w:line="280" w:lineRule="auto"/>
-        <w:numPr>
-          <w:ilvl w:val="0"/>
-          <w:numId w:val="10"/>
-        </w:numPr>
-      </w:pPr>
-      <w:r>
-        <w:rPr>
-          <w:rFonts w:ascii="Calibri" w:hAnsi="Calibri"/>
-          <w:color w:val="222222"/>
-          <w:sz w:val="22"/>
-        </w:rPr>
-        <w:t>Verification was performed through the actual multi-GPU application path, demonstrating business recovery rather than only configuration compliance.</w:t>
-      </w:r>
-    </w:p>
-    <w:p>
-      <w:pPr>
-        <w:pStyle w:val="Heading1"/>
-      </w:pPr>
-      <w:r>
-        <w:t>10. Preventive controls and recommendations</w:t>
-      </w:r>
-    </w:p>
-    <w:tbl>
-      <w:tblPr>
-        <w:tblStyle w:val="TableGrid"/>
-        <w:tblW w:type="dxa" w:w="9360"/>
-        <w:jc w:val="left"/>
-        <w:tblLayout w:type="fixed"/>
-        <w:tblLook w:firstColumn="1" w:firstRow="1" w:lastColumn="0" w:lastRow="0" w:noHBand="0" w:noVBand="1" w:val="04A0"/>
-        <w:tblInd w:w="120" w:type="dxa"/>
-      </w:tblPr>
-      <w:tblGrid>
-        <w:gridCol w:w="960"/>
-        <w:gridCol w:w="6600"/>
-        <w:gridCol w:w="1800"/>
-      </w:tblGrid>
-      <w:tr>
-        <w:trPr>
-          <w:tblHeader w:val="true"/>
-        </w:trPr>
-        <w:tc>
-          <w:tcPr>
-            <w:tcW w:type="dxa" w:w="960"/>
-            <w:tcMar>
-              <w:top w:w="80" w:type="dxa"/>
-              <w:start w:w="120" w:type="dxa"/>
-              <w:bottom w:w="80" w:type="dxa"/>
-              <w:end w:w="120" w:type="dxa"/>
-            </w:tcMar>
-            <w:vAlign w:val="center"/>
-            <w:shd w:fill="F2F4F7" w:val="clear"/>
-          </w:tcPr>
-          <w:p>
-            <w:pPr>
-              <w:spacing w:before="0" w:after="40" w:line="240" w:lineRule="auto"/>
-            </w:pPr>
-            <w:r>
-              <w:rPr>
-                <w:rFonts w:ascii="Calibri" w:hAnsi="Calibri"/>
-                <w:b/>
-                <w:color w:val="0B2545"/>
-                <w:sz w:val="17"/>
-              </w:rPr>
-              <w:t>Priority</w:t>
-            </w:r>
-          </w:p>
-        </w:tc>
-        <w:tc>
-          <w:tcPr>
-            <w:tcW w:type="dxa" w:w="6600"/>
-            <w:tcMar>
-              <w:top w:w="80" w:type="dxa"/>
-              <w:start w:w="120" w:type="dxa"/>
-              <w:bottom w:w="80" w:type="dxa"/>
-              <w:end w:w="120" w:type="dxa"/>
-            </w:tcMar>
-            <w:vAlign w:val="center"/>
-            <w:shd w:fill="F2F4F7" w:val="clear"/>
-          </w:tcPr>
-          <w:p>
-            <w:pPr>
-              <w:spacing w:before="0" w:after="40" w:line="240" w:lineRule="auto"/>
-            </w:pPr>
-            <w:r>
-              <w:rPr>
-                <w:rFonts w:ascii="Calibri" w:hAnsi="Calibri"/>
-                <w:b/>
-                <w:color w:val="0B2545"/>
-                <w:sz w:val="17"/>
-              </w:rPr>
-              <w:t>Recommended control</w:t>
-            </w:r>
-          </w:p>
-        </w:tc>
-        <w:tc>
-          <w:tcPr>
-            <w:tcW w:type="dxa" w:w="1800"/>
-            <w:tcMar>
-              <w:top w:w="80" w:type="dxa"/>
-              <w:start w:w="120" w:type="dxa"/>
-              <w:bottom w:w="80" w:type="dxa"/>
-              <w:end w:w="120" w:type="dxa"/>
-            </w:tcMar>
-            <w:vAlign w:val="center"/>
-            <w:shd w:fill="F2F4F7" w:val="clear"/>
-          </w:tcPr>
-          <w:p>
-            <w:pPr>
-              <w:spacing w:before="0" w:after="40" w:line="240" w:lineRule="auto"/>
-            </w:pPr>
-            <w:r>
-              <w:rPr>
-                <w:rFonts w:ascii="Calibri" w:hAnsi="Calibri"/>
-                <w:b/>
-                <w:color w:val="0B2545"/>
-                <w:sz w:val="17"/>
-              </w:rPr>
-              <w:t>Owner</w:t>
-            </w:r>
-          </w:p>
-        </w:tc>
-      </w:tr>
-      <w:tr>
-        <w:tc>
-          <w:tcPr>
-            <w:tcW w:type="dxa" w:w="960"/>
-            <w:tcMar>
-              <w:top w:w="80" w:type="dxa"/>
-              <w:start w:w="120" w:type="dxa"/>
-              <w:bottom w:w="80" w:type="dxa"/>
-              <w:end w:w="120" w:type="dxa"/>
-            </w:tcMar>
-            <w:vAlign w:val="center"/>
-          </w:tcPr>
-          <w:p>
-            <w:pPr>
-              <w:spacing w:before="0" w:after="40" w:line="240" w:lineRule="auto"/>
-            </w:pPr>
-            <w:r>
-              <w:rPr>
-                <w:rFonts w:ascii="Calibri" w:hAnsi="Calibri"/>
-                <w:b w:val="0"/>
-                <w:color w:val="222222"/>
-                <w:sz w:val="17"/>
-              </w:rPr>
-              <w:t>High</w:t>
-            </w:r>
-          </w:p>
-        </w:tc>
-        <w:tc>
-          <w:tcPr>
-            <w:tcW w:type="dxa" w:w="6600"/>
-            <w:tcMar>
-              <w:top w:w="80" w:type="dxa"/>
-              <w:start w:w="120" w:type="dxa"/>
-              <w:bottom w:w="80" w:type="dxa"/>
-              <w:end w:w="120" w:type="dxa"/>
-            </w:tcMar>
-            <w:vAlign w:val="center"/>
-          </w:tcPr>
-          <w:p>
-            <w:pPr>
-              <w:spacing w:before="0" w:after="40" w:line="240" w:lineRule="auto"/>
-            </w:pPr>
-            <w:r>
-              <w:rPr>
-                <w:rFonts w:ascii="Calibri" w:hAnsi="Calibri"/>
-                <w:b w:val="0"/>
-                <w:color w:val="222222"/>
-                <w:sz w:val="17"/>
-              </w:rPr>
-              <w:t>Add all four per-vGPU UVM parameters and the approved 64-bit MMIO values to the documented golden configuration for H200 multi-vGPU inference VMs.</w:t>
-            </w:r>
-          </w:p>
-        </w:tc>
-        <w:tc>
-          <w:tcPr>
-            <w:tcW w:type="dxa" w:w="1800"/>
-            <w:tcMar>
-              <w:top w:w="80" w:type="dxa"/>
-              <w:start w:w="120" w:type="dxa"/>
-              <w:bottom w:w="80" w:type="dxa"/>
-              <w:end w:w="120" w:type="dxa"/>
-            </w:tcMar>
-            <w:vAlign w:val="center"/>
-          </w:tcPr>
-          <w:p>
-            <w:pPr>
-              <w:spacing w:before="0" w:after="40" w:line="240" w:lineRule="auto"/>
-            </w:pPr>
-            <w:r>
-              <w:rPr>
-                <w:rFonts w:ascii="Calibri" w:hAnsi="Calibri"/>
-                <w:b w:val="0"/>
-                <w:color w:val="222222"/>
-                <w:sz w:val="17"/>
-              </w:rPr>
-              <w:t>Virtualization / VM team</w:t>
-            </w:r>
-          </w:p>
-        </w:tc>
-      </w:tr>
-      <w:tr>
-        <w:tc>
-          <w:tcPr>
-            <w:tcW w:type="dxa" w:w="960"/>
-            <w:tcMar>
-              <w:top w:w="80" w:type="dxa"/>
-              <w:start w:w="120" w:type="dxa"/>
-              <w:bottom w:w="80" w:type="dxa"/>
-              <w:end w:w="120" w:type="dxa"/>
-            </w:tcMar>
-            <w:vAlign w:val="center"/>
-          </w:tcPr>
-          <w:p>
-            <w:pPr>
-              <w:spacing w:before="0" w:after="40" w:line="240" w:lineRule="auto"/>
-            </w:pPr>
-            <w:r>
-              <w:rPr>
-                <w:rFonts w:ascii="Calibri" w:hAnsi="Calibri"/>
-                <w:b w:val="0"/>
-                <w:color w:val="222222"/>
-                <w:sz w:val="17"/>
-              </w:rPr>
-              <w:t>High</w:t>
-            </w:r>
-          </w:p>
-        </w:tc>
-        <w:tc>
-          <w:tcPr>
-            <w:tcW w:type="dxa" w:w="6600"/>
-            <w:tcMar>
-              <w:top w:w="80" w:type="dxa"/>
-              <w:start w:w="120" w:type="dxa"/>
-              <w:bottom w:w="80" w:type="dxa"/>
-              <w:end w:w="120" w:type="dxa"/>
-            </w:tcMar>
-            <w:vAlign w:val="center"/>
-          </w:tcPr>
-          <w:p>
-            <w:pPr>
-              <w:spacing w:before="0" w:after="40" w:line="240" w:lineRule="auto"/>
-            </w:pPr>
-            <w:r>
-              <w:rPr>
-                <w:rFonts w:ascii="Calibri" w:hAnsi="Calibri"/>
-                <w:b w:val="0"/>
-                <w:color w:val="222222"/>
-                <w:sz w:val="17"/>
-              </w:rPr>
-              <w:t>Record the loss of vGPU migration in the VM's operational runbook, DRS policy, and maintenance procedure.</w:t>
-            </w:r>
-          </w:p>
-        </w:tc>
-        <w:tc>
-          <w:tcPr>
-            <w:tcW w:type="dxa" w:w="1800"/>
-            <w:tcMar>
-              <w:top w:w="80" w:type="dxa"/>
-              <w:start w:w="120" w:type="dxa"/>
-              <w:bottom w:w="80" w:type="dxa"/>
-              <w:end w:w="120" w:type="dxa"/>
-            </w:tcMar>
-            <w:vAlign w:val="center"/>
-          </w:tcPr>
-          <w:p>
-            <w:pPr>
-              <w:spacing w:before="0" w:after="40" w:line="240" w:lineRule="auto"/>
-            </w:pPr>
-            <w:r>
-              <w:rPr>
-                <w:rFonts w:ascii="Calibri" w:hAnsi="Calibri"/>
-                <w:b w:val="0"/>
-                <w:color w:val="222222"/>
-                <w:sz w:val="17"/>
-              </w:rPr>
-              <w:t>Virtualization / Operations</w:t>
-            </w:r>
-          </w:p>
-        </w:tc>
-      </w:tr>
-      <w:tr>
-        <w:tc>
-          <w:tcPr>
-            <w:tcW w:type="dxa" w:w="960"/>
-            <w:tcMar>
-              <w:top w:w="80" w:type="dxa"/>
-              <w:start w:w="120" w:type="dxa"/>
-              <w:bottom w:w="80" w:type="dxa"/>
-              <w:end w:w="120" w:type="dxa"/>
-            </w:tcMar>
-            <w:vAlign w:val="center"/>
-          </w:tcPr>
-          <w:p>
-            <w:pPr>
-              <w:spacing w:before="0" w:after="40" w:line="240" w:lineRule="auto"/>
-            </w:pPr>
-            <w:r>
-              <w:rPr>
-                <w:rFonts w:ascii="Calibri" w:hAnsi="Calibri"/>
-                <w:b w:val="0"/>
-                <w:color w:val="222222"/>
-                <w:sz w:val="17"/>
-              </w:rPr>
-              <w:t>High</w:t>
-            </w:r>
-          </w:p>
-        </w:tc>
-        <w:tc>
-          <w:tcPr>
-            <w:tcW w:type="dxa" w:w="6600"/>
-            <w:tcMar>
-              <w:top w:w="80" w:type="dxa"/>
-              <w:start w:w="120" w:type="dxa"/>
-              <w:bottom w:w="80" w:type="dxa"/>
-              <w:end w:w="120" w:type="dxa"/>
-            </w:tcMar>
-            <w:vAlign w:val="center"/>
-          </w:tcPr>
-          <w:p>
-            <w:pPr>
-              <w:spacing w:before="0" w:after="40" w:line="240" w:lineRule="auto"/>
-            </w:pPr>
-            <w:r>
-              <w:rPr>
-                <w:rFonts w:ascii="Calibri" w:hAnsi="Calibri"/>
-                <w:b w:val="0"/>
-                <w:color w:val="222222"/>
-                <w:sz w:val="17"/>
-              </w:rPr>
-              <w:t>Add a deployment gate that verifies CUDA memory-pool support and completes an NCCL multi-GPU test before onboarding a tensor-parallel model.</w:t>
-            </w:r>
-          </w:p>
-        </w:tc>
-        <w:tc>
-          <w:tcPr>
-            <w:tcW w:type="dxa" w:w="1800"/>
-            <w:tcMar>
-              <w:top w:w="80" w:type="dxa"/>
-              <w:start w:w="120" w:type="dxa"/>
-              <w:bottom w:w="80" w:type="dxa"/>
-              <w:end w:w="120" w:type="dxa"/>
-            </w:tcMar>
-            <w:vAlign w:val="center"/>
-          </w:tcPr>
-          <w:p>
-            <w:pPr>
-              <w:spacing w:before="0" w:after="40" w:line="240" w:lineRule="auto"/>
-            </w:pPr>
-            <w:r>
-              <w:rPr>
-                <w:rFonts w:ascii="Calibri" w:hAnsi="Calibri"/>
-                <w:b w:val="0"/>
-                <w:color w:val="222222"/>
-                <w:sz w:val="17"/>
-              </w:rPr>
-              <w:t>AI Engineering</w:t>
-            </w:r>
-          </w:p>
-        </w:tc>
-      </w:tr>
-      <w:tr>
-        <w:tc>
-          <w:tcPr>
-            <w:tcW w:type="dxa" w:w="960"/>
-            <w:tcMar>
-              <w:top w:w="80" w:type="dxa"/>
-              <w:start w:w="120" w:type="dxa"/>
-              <w:bottom w:w="80" w:type="dxa"/>
-              <w:end w:w="120" w:type="dxa"/>
-            </w:tcMar>
-            <w:vAlign w:val="center"/>
-          </w:tcPr>
-          <w:p>
-            <w:pPr>
-              <w:spacing w:before="0" w:after="40" w:line="240" w:lineRule="auto"/>
-            </w:pPr>
-            <w:r>
-              <w:rPr>
-                <w:rFonts w:ascii="Calibri" w:hAnsi="Calibri"/>
-                <w:b w:val="0"/>
-                <w:color w:val="222222"/>
-                <w:sz w:val="17"/>
-              </w:rPr>
-              <w:t>Medium</w:t>
-            </w:r>
-          </w:p>
-        </w:tc>
-        <w:tc>
-          <w:tcPr>
-            <w:tcW w:type="dxa" w:w="6600"/>
-            <w:tcMar>
-              <w:top w:w="80" w:type="dxa"/>
-              <w:start w:w="120" w:type="dxa"/>
-              <w:bottom w:w="80" w:type="dxa"/>
-              <w:end w:w="120" w:type="dxa"/>
-            </w:tcMar>
-            <w:vAlign w:val="center"/>
-          </w:tcPr>
-          <w:p>
-            <w:pPr>
-              <w:spacing w:before="0" w:after="40" w:line="240" w:lineRule="auto"/>
-            </w:pPr>
-            <w:r>
-              <w:rPr>
-                <w:rFonts w:ascii="Calibri" w:hAnsi="Calibri"/>
-                <w:b w:val="0"/>
-                <w:color w:val="222222"/>
-                <w:sz w:val="17"/>
-              </w:rPr>
-              <w:t>Retain a standard test pack: GPU enumeration, licensing status, topology, CUDA memory-pool capability, NCCL all-reduce, and an application-level tensor-parallel smoke test.</w:t>
-            </w:r>
-          </w:p>
-        </w:tc>
-        <w:tc>
-          <w:tcPr>
-            <w:tcW w:type="dxa" w:w="1800"/>
-            <w:tcMar>
-              <w:top w:w="80" w:type="dxa"/>
-              <w:start w:w="120" w:type="dxa"/>
-              <w:bottom w:w="80" w:type="dxa"/>
-              <w:end w:w="120" w:type="dxa"/>
-            </w:tcMar>
-            <w:vAlign w:val="center"/>
-          </w:tcPr>
-          <w:p>
-            <w:pPr>
-              <w:spacing w:before="0" w:after="40" w:line="240" w:lineRule="auto"/>
-            </w:pPr>
-            <w:r>
-              <w:rPr>
-                <w:rFonts w:ascii="Calibri" w:hAnsi="Calibri"/>
-                <w:b w:val="0"/>
-                <w:color w:val="222222"/>
-                <w:sz w:val="17"/>
-              </w:rPr>
-              <w:t>AI Engineering</w:t>
-            </w:r>
-          </w:p>
-        </w:tc>
-      </w:tr>
-      <w:tr>
-        <w:tc>
-          <w:tcPr>
-            <w:tcW w:type="dxa" w:w="960"/>
-            <w:tcMar>
-              <w:top w:w="80" w:type="dxa"/>
-              <w:start w:w="120" w:type="dxa"/>
-              <w:bottom w:w="80" w:type="dxa"/>
-              <w:end w:w="120" w:type="dxa"/>
-            </w:tcMar>
-            <w:vAlign w:val="center"/>
-          </w:tcPr>
-          <w:p>
-            <w:pPr>
-              <w:spacing w:before="0" w:after="40" w:line="240" w:lineRule="auto"/>
-            </w:pPr>
-            <w:r>
-              <w:rPr>
-                <w:rFonts w:ascii="Calibri" w:hAnsi="Calibri"/>
-                <w:b w:val="0"/>
-                <w:color w:val="222222"/>
-                <w:sz w:val="17"/>
-              </w:rPr>
-              <w:t>Medium</w:t>
-            </w:r>
-          </w:p>
-        </w:tc>
-        <w:tc>
-          <w:tcPr>
-            <w:tcW w:type="dxa" w:w="6600"/>
-            <w:tcMar>
-              <w:top w:w="80" w:type="dxa"/>
-              <w:start w:w="120" w:type="dxa"/>
-              <w:bottom w:w="80" w:type="dxa"/>
-              <w:end w:w="120" w:type="dxa"/>
-            </w:tcMar>
-            <w:vAlign w:val="center"/>
-          </w:tcPr>
-          <w:p>
-            <w:pPr>
-              <w:spacing w:before="0" w:after="40" w:line="240" w:lineRule="auto"/>
-            </w:pPr>
-            <w:r>
-              <w:rPr>
-                <w:rFonts w:ascii="Calibri" w:hAnsi="Calibri"/>
-                <w:b w:val="0"/>
-                <w:color w:val="222222"/>
-                <w:sz w:val="17"/>
-              </w:rPr>
-              <w:t>Check configuration drift after VM cloning, vGPU reattachment, hypervisor maintenance, guest-driver upgrades, or NVIDIA AI Enterprise upgrades.</w:t>
-            </w:r>
-          </w:p>
-        </w:tc>
-        <w:tc>
-          <w:tcPr>
-            <w:tcW w:type="dxa" w:w="1800"/>
-            <w:tcMar>
-              <w:top w:w="80" w:type="dxa"/>
-              <w:start w:w="120" w:type="dxa"/>
-              <w:bottom w:w="80" w:type="dxa"/>
-              <w:end w:w="120" w:type="dxa"/>
-            </w:tcMar>
-            <w:vAlign w:val="center"/>
-          </w:tcPr>
-          <w:p>
-            <w:pPr>
-              <w:spacing w:before="0" w:after="40" w:line="240" w:lineRule="auto"/>
-            </w:pPr>
-            <w:r>
-              <w:rPr>
-                <w:rFonts w:ascii="Calibri" w:hAnsi="Calibri"/>
-                <w:b w:val="0"/>
-                <w:color w:val="222222"/>
-                <w:sz w:val="17"/>
-              </w:rPr>
-              <w:t>Joint</w:t>
-            </w:r>
-          </w:p>
-        </w:tc>
-      </w:tr>
-      <w:tr>
-        <w:tc>
-          <w:tcPr>
-            <w:tcW w:type="dxa" w:w="960"/>
-            <w:tcMar>
-              <w:top w:w="80" w:type="dxa"/>
-              <w:start w:w="120" w:type="dxa"/>
-              <w:bottom w:w="80" w:type="dxa"/>
-              <w:end w:w="120" w:type="dxa"/>
-            </w:tcMar>
-            <w:vAlign w:val="center"/>
-          </w:tcPr>
-          <w:p>
-            <w:pPr>
-              <w:spacing w:before="0" w:after="40" w:line="240" w:lineRule="auto"/>
-            </w:pPr>
-            <w:r>
-              <w:rPr>
-                <w:rFonts w:ascii="Calibri" w:hAnsi="Calibri"/>
-                <w:b w:val="0"/>
-                <w:color w:val="222222"/>
-                <w:sz w:val="17"/>
-              </w:rPr>
-              <w:t>Medium</w:t>
-            </w:r>
-          </w:p>
-        </w:tc>
-        <w:tc>
-          <w:tcPr>
-            <w:tcW w:type="dxa" w:w="6600"/>
-            <w:tcMar>
-              <w:top w:w="80" w:type="dxa"/>
-              <w:start w:w="120" w:type="dxa"/>
-              <w:bottom w:w="80" w:type="dxa"/>
-              <w:end w:w="120" w:type="dxa"/>
-            </w:tcMar>
-            <w:vAlign w:val="center"/>
-          </w:tcPr>
-          <w:p>
-            <w:pPr>
-              <w:spacing w:before="0" w:after="40" w:line="240" w:lineRule="auto"/>
-            </w:pPr>
-            <w:r>
-              <w:rPr>
-                <w:rFonts w:ascii="Calibri" w:hAnsi="Calibri"/>
-                <w:b w:val="0"/>
-                <w:color w:val="222222"/>
-                <w:sz w:val="17"/>
-              </w:rPr>
-              <w:t>Capture model-specific throughput, latency, memory utilization, and KV-cache headroom after functional recovery; functional success alone does not establish production performance capacity.</w:t>
-            </w:r>
-          </w:p>
-        </w:tc>
-        <w:tc>
-          <w:tcPr>
-            <w:tcW w:type="dxa" w:w="1800"/>
-            <w:tcMar>
-              <w:top w:w="80" w:type="dxa"/>
-              <w:start w:w="120" w:type="dxa"/>
-              <w:bottom w:w="80" w:type="dxa"/>
-              <w:end w:w="120" w:type="dxa"/>
-            </w:tcMar>
-            <w:vAlign w:val="center"/>
-          </w:tcPr>
-          <w:p>
-            <w:pPr>
-              <w:spacing w:before="0" w:after="40" w:line="240" w:lineRule="auto"/>
-            </w:pPr>
-            <w:r>
-              <w:rPr>
-                <w:rFonts w:ascii="Calibri" w:hAnsi="Calibri"/>
-                <w:b w:val="0"/>
-                <w:color w:val="222222"/>
-                <w:sz w:val="17"/>
-              </w:rPr>
-              <w:t>AI Engineering</w:t>
-            </w:r>
-          </w:p>
-        </w:tc>
-      </w:tr>
-    </w:tbl>
-    <w:p>
-      <w:pPr>
-        <w:spacing w:after="40"/>
-      </w:pPr>
-    </w:p>
-    <w:p>
-      <w:pPr>
-        <w:pStyle w:val="Heading1"/>
-      </w:pPr>
-      <w:r>
-        <w:t>11. Conclusion</w:t>
-      </w:r>
-    </w:p>
-    <w:p>
-      <w:r>
-        <w:t>The multi-GPU failure on cbq2-svd-dsgpu2 was caused by a missing hypervisor-level UVM configuration, not a hardware defect, a general CUDA IPC prohibition, a network transport failure, or an application defect. NCCL exposed the missing capability while constructing its local communicator memory pool, and the generic CUDA error initially obscured the specific requirement.</w:t>
-      </w:r>
-    </w:p>
-    <w:p>
-      <w:r>
-        <w:t>The incident was resolved by enabling UVM separately for all four attached vGPUs with the VM fully powered off, then powering the VM back on. The AI Engineering and VM teams validated the change on the development GPU server before replicating it on production. Production tensor-parallel inference then operated successfully. The outcome restores the intended multi-vGPU capability while introducing a documented infrastructure constraint: vGPU migration is disabled whenever UVM is enabled.</w:t>
-      </w:r>
-    </w:p>
-    <w:p>
-      <w:r>
-        <w:br w:type="page"/>
-      </w:r>
-    </w:p>
-    <w:p>
-      <w:pPr>
-        <w:pStyle w:val="Heading1"/>
-      </w:pPr>
-      <w:r>
-        <w:t>Appendix A — Configuration record</w:t>
-      </w:r>
-    </w:p>
-    <w:p>
-      <w:pPr>
-        <w:pStyle w:val="Heading2"/>
-      </w:pPr>
-      <w:r>
-        <w:t>A.1 Required UVM parameters for four vGPUs</w:t>
-      </w:r>
-    </w:p>
-    <w:p>
-      <w:pPr>
-        <w:pStyle w:val="CodeBlock"/>
-        <w:shd w:fill="F5F7FA" w:val="clear"/>
-      </w:pPr>
-      <w:r>
-        <w:rPr>
-          <w:rFonts w:ascii="Consolas" w:hAnsi="Consolas"/>
-          <w:color w:val="0B2545"/>
-          <w:sz w:val="18"/>
-        </w:rPr>
-        <w:t>pciPassthru0.cfg.enable_uvm = 1</w:t>
-        <w:br/>
-        <w:t>pciPassthru1.cfg.enable_uvm = 1</w:t>
-        <w:br/>
-        <w:t>pciPassthru2.cfg.enable_uvm = 1</w:t>
-        <w:br/>
-        <w:t>pciPassthru3.cfg.enable_uvm = 1</w:t>
-      </w:r>
-    </w:p>
-    <w:p>
-      <w:pPr>
-        <w:pStyle w:val="Heading2"/>
-      </w:pPr>
-      <w:r>
-        <w:t>A.2 Related MMIO baseline</w:t>
-      </w:r>
-    </w:p>
-    <w:p>
-      <w:pPr>
-        <w:pStyle w:val="CodeBlock"/>
-        <w:shd w:fill="F5F7FA" w:val="clear"/>
-      </w:pPr>
-      <w:r>
-        <w:rPr>
-          <w:rFonts w:ascii="Consolas" w:hAnsi="Consolas"/>
-          <w:color w:val="0B2545"/>
-          <w:sz w:val="18"/>
-        </w:rPr>
-        <w:t>pciPassthru.use64bitMMIO    = TRUE</w:t>
-        <w:br/>
-        <w:t>pciPassthru.64bitMMIOSizeGB = 1024</w:t>
-      </w:r>
-    </w:p>
-    <w:p>
-      <w:pPr>
-        <w:pStyle w:val="Heading2"/>
-      </w:pPr>
-      <w:r>
-        <w:t>A.3 Change prerequisites</w:t>
-      </w:r>
-    </w:p>
-    <w:p>
-      <w:pPr>
-        <w:spacing w:after="160" w:line="280" w:lineRule="auto"/>
-        <w:numPr>
-          <w:ilvl w:val="0"/>
-          <w:numId w:val="10"/>
-        </w:numPr>
-      </w:pPr>
-      <w:r>
-        <w:rPr>
-          <w:rFonts w:ascii="Calibri" w:hAnsi="Calibri"/>
-          <w:color w:val="222222"/>
-          <w:sz w:val="22"/>
-        </w:rPr>
-        <w:t>Confirm an approved outage and acceptance of the vGPU migration limitation.</w:t>
-      </w:r>
-    </w:p>
-    <w:p>
-      <w:pPr>
-        <w:spacing w:after="160" w:line="280" w:lineRule="auto"/>
-        <w:numPr>
-          <w:ilvl w:val="0"/>
-          <w:numId w:val="10"/>
-        </w:numPr>
-      </w:pPr>
-      <w:r>
-        <w:rPr>
-          <w:rFonts w:ascii="Calibri" w:hAnsi="Calibri"/>
-          <w:color w:val="222222"/>
-          <w:sz w:val="22"/>
-        </w:rPr>
-        <w:t>Fully power off the VM; do not rely on a guest reboot.</w:t>
-      </w:r>
-    </w:p>
-    <w:p>
-      <w:pPr>
-        <w:spacing w:after="160" w:line="280" w:lineRule="auto"/>
-        <w:numPr>
-          <w:ilvl w:val="0"/>
-          <w:numId w:val="10"/>
-        </w:numPr>
-      </w:pPr>
-      <w:r>
-        <w:rPr>
-          <w:rFonts w:ascii="Calibri" w:hAnsi="Calibri"/>
-          <w:color w:val="222222"/>
-          <w:sz w:val="22"/>
-        </w:rPr>
-        <w:t>Apply one enable_uvm parameter for every vGPU attached to the VM.</w:t>
-      </w:r>
-    </w:p>
-    <w:p>
-      <w:pPr>
-        <w:spacing w:after="160" w:line="280" w:lineRule="auto"/>
-        <w:numPr>
-          <w:ilvl w:val="0"/>
-          <w:numId w:val="10"/>
-        </w:numPr>
-      </w:pPr>
-      <w:r>
-        <w:rPr>
-          <w:rFonts w:ascii="Calibri" w:hAnsi="Calibri"/>
-          <w:color w:val="222222"/>
-          <w:sz w:val="22"/>
-        </w:rPr>
-        <w:t>Power on the VM and verify that every vGPU enumerates and remains licensed.</w:t>
-      </w:r>
-    </w:p>
-    <w:p>
-      <w:pPr>
-        <w:spacing w:after="160" w:line="280" w:lineRule="auto"/>
-        <w:numPr>
-          <w:ilvl w:val="0"/>
-          <w:numId w:val="10"/>
-        </w:numPr>
-      </w:pPr>
-      <w:r>
-        <w:rPr>
-          <w:rFonts w:ascii="Calibri" w:hAnsi="Calibri"/>
-          <w:color w:val="222222"/>
-          <w:sz w:val="22"/>
-        </w:rPr>
-        <w:t>Run CUDA/NCCL capability checks and the actual tensor-parallel workload before closing the change.</w:t>
-      </w:r>
-    </w:p>
-    <w:p>
-      <w:pPr>
-        <w:pStyle w:val="Heading1"/>
-      </w:pPr>
-      <w:r>
-        <w:t>Appendix B — Acceptance test checklist</w:t>
-      </w:r>
-    </w:p>
-    <w:tbl>
-      <w:tblPr>
-        <w:tblStyle w:val="TableGrid"/>
-        <w:tblW w:type="dxa" w:w="9360"/>
-        <w:jc w:val="left"/>
-        <w:tblLayout w:type="fixed"/>
-        <w:tblLook w:firstColumn="1" w:firstRow="1" w:lastColumn="0" w:lastRow="0" w:noHBand="0" w:noVBand="1" w:val="04A0"/>
-        <w:tblInd w:w="120" w:type="dxa"/>
-      </w:tblPr>
-      <w:tblGrid>
-        <w:gridCol w:w="3000"/>
-        <w:gridCol w:w="6360"/>
-      </w:tblGrid>
-      <w:tr>
-        <w:trPr>
-          <w:tblHeader w:val="true"/>
-        </w:trPr>
-        <w:tc>
-          <w:tcPr>
-            <w:tcW w:type="dxa" w:w="3000"/>
-            <w:tcMar>
-              <w:top w:w="80" w:type="dxa"/>
-              <w:start w:w="120" w:type="dxa"/>
-              <w:bottom w:w="80" w:type="dxa"/>
-              <w:end w:w="120" w:type="dxa"/>
-            </w:tcMar>
-            <w:vAlign w:val="center"/>
-            <w:shd w:fill="F2F4F7" w:val="clear"/>
-          </w:tcPr>
-          <w:p>
-            <w:pPr>
-              <w:spacing w:before="0" w:after="40" w:line="240" w:lineRule="auto"/>
-            </w:pPr>
-            <w:r>
-              <w:rPr>
-                <w:rFonts w:ascii="Calibri" w:hAnsi="Calibri"/>
-                <w:b/>
-                <w:color w:val="0B2545"/>
-                <w:sz w:val="18"/>
-              </w:rPr>
-              <w:t>Check</w:t>
-            </w:r>
-          </w:p>
-        </w:tc>
-        <w:tc>
-          <w:tcPr>
-            <w:tcW w:type="dxa" w:w="6360"/>
-            <w:tcMar>
-              <w:top w:w="80" w:type="dxa"/>
-              <w:start w:w="120" w:type="dxa"/>
-              <w:bottom w:w="80" w:type="dxa"/>
-              <w:end w:w="120" w:type="dxa"/>
-            </w:tcMar>
-            <w:vAlign w:val="center"/>
-            <w:shd w:fill="F2F4F7" w:val="clear"/>
-          </w:tcPr>
-          <w:p>
-            <w:pPr>
-              <w:spacing w:before="0" w:after="40" w:line="240" w:lineRule="auto"/>
-            </w:pPr>
-            <w:r>
-              <w:rPr>
-                <w:rFonts w:ascii="Calibri" w:hAnsi="Calibri"/>
-                <w:b/>
-                <w:color w:val="0B2545"/>
-                <w:sz w:val="18"/>
-              </w:rPr>
-              <w:t>Expected result</w:t>
-            </w:r>
-          </w:p>
-        </w:tc>
-      </w:tr>
-      <w:tr>
-        <w:tc>
-          <w:tcPr>
-            <w:tcW w:type="dxa" w:w="3000"/>
-            <w:tcMar>
-              <w:top w:w="80" w:type="dxa"/>
-              <w:start w:w="120" w:type="dxa"/>
-              <w:bottom w:w="80" w:type="dxa"/>
-              <w:end w:w="120" w:type="dxa"/>
-            </w:tcMar>
-            <w:vAlign w:val="center"/>
-          </w:tcPr>
-          <w:p>
-            <w:pPr>
-              <w:spacing w:before="0" w:after="40" w:line="240" w:lineRule="auto"/>
-            </w:pPr>
-            <w:r>
-              <w:rPr>
-                <w:rFonts w:ascii="Calibri" w:hAnsi="Calibri"/>
-                <w:b w:val="0"/>
-                <w:color w:val="222222"/>
-                <w:sz w:val="18"/>
-              </w:rPr>
-              <w:t>GPU enumeration</w:t>
-            </w:r>
-          </w:p>
-        </w:tc>
-        <w:tc>
-          <w:tcPr>
-            <w:tcW w:type="dxa" w:w="6360"/>
-            <w:tcMar>
-              <w:top w:w="80" w:type="dxa"/>
-              <w:start w:w="120" w:type="dxa"/>
-              <w:bottom w:w="80" w:type="dxa"/>
-              <w:end w:w="120" w:type="dxa"/>
-            </w:tcMar>
-            <w:vAlign w:val="center"/>
-          </w:tcPr>
-          <w:p>
-            <w:pPr>
-              <w:spacing w:before="0" w:after="40" w:line="240" w:lineRule="auto"/>
-            </w:pPr>
-            <w:r>
-              <w:rPr>
-                <w:rFonts w:ascii="Calibri" w:hAnsi="Calibri"/>
-                <w:b w:val="0"/>
-                <w:color w:val="222222"/>
-                <w:sz w:val="18"/>
-              </w:rPr>
-              <w:t>All four assigned H200-141C vGPUs are visible in the guest.</w:t>
-            </w:r>
-          </w:p>
-        </w:tc>
-      </w:tr>
-      <w:tr>
-        <w:tc>
-          <w:tcPr>
-            <w:tcW w:type="dxa" w:w="3000"/>
-            <w:tcMar>
-              <w:top w:w="80" w:type="dxa"/>
-              <w:start w:w="120" w:type="dxa"/>
-              <w:bottom w:w="80" w:type="dxa"/>
-              <w:end w:w="120" w:type="dxa"/>
-            </w:tcMar>
-            <w:vAlign w:val="center"/>
-          </w:tcPr>
-          <w:p>
-            <w:pPr>
-              <w:spacing w:before="0" w:after="40" w:line="240" w:lineRule="auto"/>
-            </w:pPr>
-            <w:r>
-              <w:rPr>
-                <w:rFonts w:ascii="Calibri" w:hAnsi="Calibri"/>
-                <w:b w:val="0"/>
-                <w:color w:val="222222"/>
-                <w:sz w:val="18"/>
-              </w:rPr>
-              <w:t>Licensing</w:t>
-            </w:r>
-          </w:p>
-        </w:tc>
-        <w:tc>
-          <w:tcPr>
-            <w:tcW w:type="dxa" w:w="6360"/>
-            <w:tcMar>
-              <w:top w:w="80" w:type="dxa"/>
-              <w:start w:w="120" w:type="dxa"/>
-              <w:bottom w:w="80" w:type="dxa"/>
-              <w:end w:w="120" w:type="dxa"/>
-            </w:tcMar>
-            <w:vAlign w:val="center"/>
-          </w:tcPr>
-          <w:p>
-            <w:pPr>
-              <w:spacing w:before="0" w:after="40" w:line="240" w:lineRule="auto"/>
-            </w:pPr>
-            <w:r>
-              <w:rPr>
-                <w:rFonts w:ascii="Calibri" w:hAnsi="Calibri"/>
-                <w:b w:val="0"/>
-                <w:color w:val="222222"/>
-                <w:sz w:val="18"/>
-              </w:rPr>
-              <w:t>All four devices report valid licensing.</w:t>
-            </w:r>
-          </w:p>
-        </w:tc>
-      </w:tr>
-      <w:tr>
-        <w:tc>
-          <w:tcPr>
-            <w:tcW w:type="dxa" w:w="3000"/>
-            <w:tcMar>
-              <w:top w:w="80" w:type="dxa"/>
-              <w:start w:w="120" w:type="dxa"/>
-              <w:bottom w:w="80" w:type="dxa"/>
-              <w:end w:w="120" w:type="dxa"/>
-            </w:tcMar>
-            <w:vAlign w:val="center"/>
-          </w:tcPr>
-          <w:p>
-            <w:pPr>
-              <w:spacing w:before="0" w:after="40" w:line="240" w:lineRule="auto"/>
-            </w:pPr>
-            <w:r>
-              <w:rPr>
-                <w:rFonts w:ascii="Calibri" w:hAnsi="Calibri"/>
-                <w:b w:val="0"/>
-                <w:color w:val="222222"/>
-                <w:sz w:val="18"/>
-              </w:rPr>
-              <w:t>CUDA memory-pool capability</w:t>
-            </w:r>
-          </w:p>
-        </w:tc>
-        <w:tc>
-          <w:tcPr>
-            <w:tcW w:type="dxa" w:w="6360"/>
-            <w:tcMar>
-              <w:top w:w="80" w:type="dxa"/>
-              <w:start w:w="120" w:type="dxa"/>
-              <w:bottom w:w="80" w:type="dxa"/>
-              <w:end w:w="120" w:type="dxa"/>
-            </w:tcMar>
-            <w:vAlign w:val="center"/>
-          </w:tcPr>
-          <w:p>
-            <w:pPr>
-              <w:spacing w:before="0" w:after="40" w:line="240" w:lineRule="auto"/>
-            </w:pPr>
-            <w:r>
-              <w:rPr>
-                <w:rFonts w:ascii="Calibri" w:hAnsi="Calibri"/>
-                <w:b w:val="0"/>
-                <w:color w:val="222222"/>
-                <w:sz w:val="18"/>
-              </w:rPr>
-              <w:t>Every target GPU reports memory-pool support and a minimal cudaMemPoolCreate test succeeds.</w:t>
-            </w:r>
-          </w:p>
-        </w:tc>
-      </w:tr>
-      <w:tr>
-        <w:tc>
-          <w:tcPr>
-            <w:tcW w:type="dxa" w:w="3000"/>
-            <w:tcMar>
-              <w:top w:w="80" w:type="dxa"/>
-              <w:start w:w="120" w:type="dxa"/>
-              <w:bottom w:w="80" w:type="dxa"/>
-              <w:end w:w="120" w:type="dxa"/>
-            </w:tcMar>
-            <w:vAlign w:val="center"/>
-          </w:tcPr>
-          <w:p>
-            <w:pPr>
-              <w:spacing w:before="0" w:after="40" w:line="240" w:lineRule="auto"/>
-            </w:pPr>
-            <w:r>
-              <w:rPr>
-                <w:rFonts w:ascii="Calibri" w:hAnsi="Calibri"/>
-                <w:b w:val="0"/>
-                <w:color w:val="222222"/>
-                <w:sz w:val="18"/>
-              </w:rPr>
-              <w:t>NCCL communicator</w:t>
-            </w:r>
-          </w:p>
-        </w:tc>
-        <w:tc>
-          <w:tcPr>
-            <w:tcW w:type="dxa" w:w="6360"/>
-            <w:tcMar>
-              <w:top w:w="80" w:type="dxa"/>
-              <w:start w:w="120" w:type="dxa"/>
-              <w:bottom w:w="80" w:type="dxa"/>
-              <w:end w:w="120" w:type="dxa"/>
-            </w:tcMar>
-            <w:vAlign w:val="center"/>
-          </w:tcPr>
-          <w:p>
-            <w:pPr>
-              <w:spacing w:before="0" w:after="40" w:line="240" w:lineRule="auto"/>
-            </w:pPr>
-            <w:r>
-              <w:rPr>
-                <w:rFonts w:ascii="Calibri" w:hAnsi="Calibri"/>
-                <w:b w:val="0"/>
-                <w:color w:val="222222"/>
-                <w:sz w:val="18"/>
-              </w:rPr>
-              <w:t>A two-GPU test initializes without operation not supported; repeat at the intended production tensor-parallel degree.</w:t>
-            </w:r>
-          </w:p>
-        </w:tc>
-      </w:tr>
-      <w:tr>
-        <w:tc>
-          <w:tcPr>
-            <w:tcW w:type="dxa" w:w="3000"/>
-            <w:tcMar>
-              <w:top w:w="80" w:type="dxa"/>
-              <w:start w:w="120" w:type="dxa"/>
-              <w:bottom w:w="80" w:type="dxa"/>
-              <w:end w:w="120" w:type="dxa"/>
-            </w:tcMar>
-            <w:vAlign w:val="center"/>
-          </w:tcPr>
-          <w:p>
-            <w:pPr>
-              <w:spacing w:before="0" w:after="40" w:line="240" w:lineRule="auto"/>
-            </w:pPr>
-            <w:r>
-              <w:rPr>
-                <w:rFonts w:ascii="Calibri" w:hAnsi="Calibri"/>
-                <w:b w:val="0"/>
-                <w:color w:val="222222"/>
-                <w:sz w:val="18"/>
-              </w:rPr>
-              <w:t>Collective communication</w:t>
-            </w:r>
-          </w:p>
-        </w:tc>
-        <w:tc>
-          <w:tcPr>
-            <w:tcW w:type="dxa" w:w="6360"/>
-            <w:tcMar>
-              <w:top w:w="80" w:type="dxa"/>
-              <w:start w:w="120" w:type="dxa"/>
-              <w:bottom w:w="80" w:type="dxa"/>
-              <w:end w:w="120" w:type="dxa"/>
-            </w:tcMar>
-            <w:vAlign w:val="center"/>
-          </w:tcPr>
-          <w:p>
-            <w:pPr>
-              <w:spacing w:before="0" w:after="40" w:line="240" w:lineRule="auto"/>
-            </w:pPr>
-            <w:r>
-              <w:rPr>
-                <w:rFonts w:ascii="Calibri" w:hAnsi="Calibri"/>
-                <w:b w:val="0"/>
-                <w:color w:val="222222"/>
-                <w:sz w:val="18"/>
-              </w:rPr>
-              <w:t>An NCCL collective such as all-reduce completes successfully on the intended devices.</w:t>
-            </w:r>
-          </w:p>
-        </w:tc>
-      </w:tr>
-      <w:tr>
-        <w:tc>
-          <w:tcPr>
-            <w:tcW w:type="dxa" w:w="3000"/>
-            <w:tcMar>
-              <w:top w:w="80" w:type="dxa"/>
-              <w:start w:w="120" w:type="dxa"/>
-              <w:bottom w:w="80" w:type="dxa"/>
-              <w:end w:w="120" w:type="dxa"/>
-            </w:tcMar>
-            <w:vAlign w:val="center"/>
-          </w:tcPr>
-          <w:p>
-            <w:pPr>
-              <w:spacing w:before="0" w:after="40" w:line="240" w:lineRule="auto"/>
-            </w:pPr>
-            <w:r>
-              <w:rPr>
-                <w:rFonts w:ascii="Calibri" w:hAnsi="Calibri"/>
-                <w:b w:val="0"/>
-                <w:color w:val="222222"/>
-                <w:sz w:val="18"/>
-              </w:rPr>
-              <w:t>Application smoke test</w:t>
-            </w:r>
-          </w:p>
-        </w:tc>
-        <w:tc>
-          <w:tcPr>
-            <w:tcW w:type="dxa" w:w="6360"/>
-            <w:tcMar>
-              <w:top w:w="80" w:type="dxa"/>
-              <w:start w:w="120" w:type="dxa"/>
-              <w:bottom w:w="80" w:type="dxa"/>
-              <w:end w:w="120" w:type="dxa"/>
-            </w:tcMar>
-            <w:vAlign w:val="center"/>
-          </w:tcPr>
-          <w:p>
-            <w:pPr>
-              <w:spacing w:before="0" w:after="40" w:line="240" w:lineRule="auto"/>
-            </w:pPr>
-            <w:r>
-              <w:rPr>
-                <w:rFonts w:ascii="Calibri" w:hAnsi="Calibri"/>
-                <w:b w:val="0"/>
-                <w:color w:val="222222"/>
-                <w:sz w:val="18"/>
-              </w:rPr>
-              <w:t>The target NIM/vLLM service loads and answers an inference request using the intended tensor-parallel setting.</w:t>
-            </w:r>
-          </w:p>
-        </w:tc>
-      </w:tr>
-      <w:tr>
-        <w:tc>
-          <w:tcPr>
-            <w:tcW w:type="dxa" w:w="3000"/>
-            <w:tcMar>
-              <w:top w:w="80" w:type="dxa"/>
-              <w:start w:w="120" w:type="dxa"/>
-              <w:bottom w:w="80" w:type="dxa"/>
-              <w:end w:w="120" w:type="dxa"/>
-            </w:tcMar>
-            <w:vAlign w:val="center"/>
-          </w:tcPr>
-          <w:p>
-            <w:pPr>
-              <w:spacing w:before="0" w:after="40" w:line="240" w:lineRule="auto"/>
-            </w:pPr>
-            <w:r>
-              <w:rPr>
-                <w:rFonts w:ascii="Calibri" w:hAnsi="Calibri"/>
-                <w:b w:val="0"/>
-                <w:color w:val="222222"/>
-                <w:sz w:val="18"/>
-              </w:rPr>
-              <w:t>Resource verification</w:t>
-            </w:r>
-          </w:p>
-        </w:tc>
-        <w:tc>
-          <w:tcPr>
-            <w:tcW w:type="dxa" w:w="6360"/>
-            <w:tcMar>
-              <w:top w:w="80" w:type="dxa"/>
-              <w:start w:w="120" w:type="dxa"/>
-              <w:bottom w:w="80" w:type="dxa"/>
-              <w:end w:w="120" w:type="dxa"/>
-            </w:tcMar>
-            <w:vAlign w:val="center"/>
-          </w:tcPr>
-          <w:p>
-            <w:pPr>
-              <w:spacing w:before="0" w:after="40" w:line="240" w:lineRule="auto"/>
-            </w:pPr>
-            <w:r>
-              <w:rPr>
-                <w:rFonts w:ascii="Calibri" w:hAnsi="Calibri"/>
-                <w:b w:val="0"/>
-                <w:color w:val="222222"/>
-                <w:sz w:val="18"/>
-              </w:rPr>
-              <w:t>GPU utilization and memory allocation are visible on the expected devices.</w:t>
-            </w:r>
-          </w:p>
-        </w:tc>
-      </w:tr>
-      <w:tr>
-        <w:tc>
-          <w:tcPr>
-            <w:tcW w:type="dxa" w:w="3000"/>
-            <w:tcMar>
-              <w:top w:w="80" w:type="dxa"/>
-              <w:start w:w="120" w:type="dxa"/>
-              <w:bottom w:w="80" w:type="dxa"/>
-              <w:end w:w="120" w:type="dxa"/>
-            </w:tcMar>
-            <w:vAlign w:val="center"/>
-          </w:tcPr>
-          <w:p>
-            <w:pPr>
-              <w:spacing w:before="0" w:after="40" w:line="240" w:lineRule="auto"/>
-            </w:pPr>
-            <w:r>
-              <w:rPr>
-                <w:rFonts w:ascii="Calibri" w:hAnsi="Calibri"/>
-                <w:b w:val="0"/>
-                <w:color w:val="222222"/>
-                <w:sz w:val="18"/>
-              </w:rPr>
-              <w:t>Regression check</w:t>
-            </w:r>
-          </w:p>
-        </w:tc>
-        <w:tc>
-          <w:tcPr>
-            <w:tcW w:type="dxa" w:w="6360"/>
-            <w:tcMar>
-              <w:top w:w="80" w:type="dxa"/>
-              <w:start w:w="120" w:type="dxa"/>
-              <w:bottom w:w="80" w:type="dxa"/>
-              <w:end w:w="120" w:type="dxa"/>
-            </w:tcMar>
-            <w:vAlign w:val="center"/>
-          </w:tcPr>
-          <w:p>
-            <w:pPr>
-              <w:spacing w:before="0" w:after="40" w:line="240" w:lineRule="auto"/>
-            </w:pPr>
-            <w:r>
-              <w:rPr>
-                <w:rFonts w:ascii="Calibri" w:hAnsi="Calibri"/>
-                <w:b w:val="0"/>
-                <w:color w:val="222222"/>
-                <w:sz w:val="18"/>
-              </w:rPr>
-              <w:t>Existing single-GPU services remain healthy.</w:t>
-            </w:r>
-          </w:p>
-        </w:tc>
-      </w:tr>
-      <w:tr>
-        <w:tc>
-          <w:tcPr>
-            <w:tcW w:type="dxa" w:w="3000"/>
-            <w:tcMar>
-              <w:top w:w="80" w:type="dxa"/>
-              <w:start w:w="120" w:type="dxa"/>
-              <w:bottom w:w="80" w:type="dxa"/>
-              <w:end w:w="120" w:type="dxa"/>
-            </w:tcMar>
-            <w:vAlign w:val="center"/>
-          </w:tcPr>
-          <w:p>
-            <w:pPr>
-              <w:spacing w:before="0" w:after="40" w:line="240" w:lineRule="auto"/>
-            </w:pPr>
-            <w:r>
-              <w:rPr>
-                <w:rFonts w:ascii="Calibri" w:hAnsi="Calibri"/>
-                <w:b w:val="0"/>
-                <w:color w:val="222222"/>
-                <w:sz w:val="18"/>
-              </w:rPr>
-              <w:t>Operations record</w:t>
-            </w:r>
-          </w:p>
-        </w:tc>
-        <w:tc>
-          <w:tcPr>
-            <w:tcW w:type="dxa" w:w="6360"/>
-            <w:tcMar>
-              <w:top w:w="80" w:type="dxa"/>
-              <w:start w:w="120" w:type="dxa"/>
-              <w:bottom w:w="80" w:type="dxa"/>
-              <w:end w:w="120" w:type="dxa"/>
-            </w:tcMar>
-            <w:vAlign w:val="center"/>
-          </w:tcPr>
-          <w:p>
-            <w:pPr>
-              <w:spacing w:before="0" w:after="40" w:line="240" w:lineRule="auto"/>
-            </w:pPr>
-            <w:r>
-              <w:rPr>
-                <w:rFonts w:ascii="Calibri" w:hAnsi="Calibri"/>
-                <w:b w:val="0"/>
-                <w:color w:val="222222"/>
-                <w:sz w:val="18"/>
-              </w:rPr>
-              <w:t>The change record and maintenance runbook note that live vGPU migration is unavailable while UVM is enabled.</w:t>
-            </w:r>
-          </w:p>
-        </w:tc>
-      </w:tr>
-    </w:tbl>
-    <w:p>
-      <w:pPr>
-        <w:spacing w:after="40"/>
-      </w:pPr>
-    </w:p>
-    <w:p>
-      <w:pPr>
-        <w:pStyle w:val="Heading1"/>
-      </w:pPr>
-      <w:r>
-        <w:t>Appendix C — References</w:t>
-      </w:r>
-    </w:p>
-    <w:p>
-      <w:r>
-        <w:t>External references were checked on 2 September 2026. The incident-specific facts and validation outcomes are drawn from the supplied AI Engineering report, NVIDIA Enterprise Support response, and the reported development and production test results.</w:t>
-      </w:r>
-    </w:p>
-    <w:p>
-      <w:pPr>
-        <w:spacing w:after="100"/>
-        <w:ind w:left="360" w:hanging="360"/>
-      </w:pPr>
-      <w:r>
-        <w:rPr>
-          <w:rFonts w:ascii="Calibri" w:hAnsi="Calibri"/>
-          <w:b/>
-          <w:color w:val="0B2545"/>
-          <w:sz w:val="20"/>
-        </w:rPr>
-        <w:t xml:space="preserve">[1] </w:t>
-      </w:r>
-      <w:hyperlink r:id="rId11">
-        <w:r>
-          <w:rPr>
-            <w:rFonts w:ascii="Calibri" w:hAnsi="Calibri"/>
-            <w:color w:val="2E74B5"/>
-            <w:u w:val="single"/>
-            <w:sz w:val="20"/>
-          </w:rPr>
-          <w:t>NVIDIA NCCL 2.28.9 Troubleshooting — Unified Memory (UVM)</w:t>
-        </w:r>
-      </w:hyperlink>
-      <w:r>
-        <w:rPr>
-          <w:rFonts w:ascii="Calibri" w:hAnsi="Calibri"/>
-          <w:i/>
-          <w:color w:val="5B6573"/>
-          <w:sz w:val="20"/>
-        </w:rPr>
-        <w:t xml:space="preserve"> — States that NCCL 2.23+ uses CUDA memory pools and that the feature relies on UVM.</w:t>
-      </w:r>
-    </w:p>
-    <w:p>
-      <w:pPr>
-        <w:spacing w:after="100"/>
-        <w:ind w:left="360" w:hanging="360"/>
-      </w:pPr>
-      <w:r>
-        <w:rPr>
-          <w:rFonts w:ascii="Calibri" w:hAnsi="Calibri"/>
-          <w:b/>
-          <w:color w:val="0B2545"/>
-          <w:sz w:val="20"/>
-        </w:rPr>
-        <w:t xml:space="preserve">[2] </w:t>
-      </w:r>
-      <w:hyperlink r:id="rId12">
-        <w:r>
-          <w:rPr>
-            <w:rFonts w:ascii="Calibri" w:hAnsi="Calibri"/>
-            <w:color w:val="2E74B5"/>
-            <w:u w:val="single"/>
-            <w:sz w:val="20"/>
-          </w:rPr>
-          <w:t>NVIDIA AI Enterprise — Unified Virtual Memory (UVM)</w:t>
-        </w:r>
-      </w:hyperlink>
-      <w:r>
-        <w:rPr>
-          <w:rFonts w:ascii="Calibri" w:hAnsi="Calibri"/>
-          <w:i/>
-          <w:color w:val="5B6573"/>
-          <w:sz w:val="20"/>
-        </w:rPr>
-        <w:t xml:space="preserve"> — Documents supported profiles, Linux requirement, per-vGPU enablement, default-disabled state, and migration limitation.</w:t>
-      </w:r>
-    </w:p>
-    <w:p>
-      <w:pPr>
-        <w:spacing w:after="100"/>
-        <w:ind w:left="360" w:hanging="360"/>
-      </w:pPr>
-      <w:r>
-        <w:rPr>
-          <w:rFonts w:ascii="Calibri" w:hAnsi="Calibri"/>
-          <w:b/>
-          <w:color w:val="0B2545"/>
-          <w:sz w:val="20"/>
-        </w:rPr>
-        <w:t xml:space="preserve">[3] </w:t>
-      </w:r>
-      <w:hyperlink r:id="rId13">
-        <w:r>
-          <w:rPr>
-            <w:rFonts w:ascii="Calibri" w:hAnsi="Calibri"/>
-            <w:color w:val="2E74B5"/>
-            <w:u w:val="single"/>
-            <w:sz w:val="20"/>
-          </w:rPr>
-          <w:t>NVIDIA Virtual GPU Software User Guide — Modifying a VM's NVIDIA vGPU Configuration</w:t>
-        </w:r>
-      </w:hyperlink>
-      <w:r>
-        <w:rPr>
-          <w:rFonts w:ascii="Calibri" w:hAnsi="Calibri"/>
-          <w:i/>
-          <w:color w:val="5B6573"/>
-          <w:sz w:val="20"/>
-        </w:rPr>
-        <w:t xml:space="preserve"> — Documents pciPassthru&lt;vgpu-id&gt;.cfg.enable_uvm=1 and the powered-off VMware workflow.</w:t>
-      </w:r>
-    </w:p>
-    <w:p>
-      <w:pPr>
-        <w:spacing w:after="100"/>
-        <w:ind w:left="360" w:hanging="360"/>
-      </w:pPr>
-      <w:r>
-        <w:rPr>
-          <w:rFonts w:ascii="Calibri" w:hAnsi="Calibri"/>
-          <w:b/>
-          <w:color w:val="0B2545"/>
-          <w:sz w:val="20"/>
-        </w:rPr>
-        <w:t xml:space="preserve">[4] </w:t>
-      </w:r>
-      <w:hyperlink r:id="rId14">
-        <w:r>
-          <w:rPr>
-            <w:rFonts w:ascii="Calibri" w:hAnsi="Calibri"/>
-            <w:color w:val="2E74B5"/>
-            <w:u w:val="single"/>
-            <w:sz w:val="20"/>
-          </w:rPr>
-          <w:t>NVIDIA AI Enterprise — UVM Board Support</w:t>
-        </w:r>
-      </w:hyperlink>
-      <w:r>
-        <w:rPr>
-          <w:rFonts w:ascii="Calibri" w:hAnsi="Calibri"/>
-          <w:i/>
-          <w:color w:val="5B6573"/>
-          <w:sz w:val="20"/>
-        </w:rPr>
-        <w:t xml:space="preserve"> — Lists H200-141C as a supported Hopper vGPU profile for UVM.</w:t>
-      </w:r>
-    </w:p>
-    <w:p>
-      <w:pPr>
-        <w:spacing w:after="100"/>
-        <w:ind w:left="360" w:hanging="360"/>
-      </w:pPr>
-      <w:r>
-        <w:rPr>
-          <w:rFonts w:ascii="Calibri" w:hAnsi="Calibri"/>
-          <w:b/>
-          <w:color w:val="0B2545"/>
-          <w:sz w:val="20"/>
-        </w:rPr>
-        <w:t xml:space="preserve">[5] </w:t>
-      </w:r>
-      <w:hyperlink r:id="rId15">
-        <w:r>
-          <w:rPr>
-            <w:rFonts w:ascii="Calibri" w:hAnsi="Calibri"/>
-            <w:color w:val="2E74B5"/>
-            <w:u w:val="single"/>
-            <w:sz w:val="20"/>
-          </w:rPr>
-          <w:t>NVIDIA AI Enterprise — Hopper H200 vGPU Types</w:t>
-        </w:r>
-      </w:hyperlink>
-      <w:r>
-        <w:rPr>
-          <w:rFonts w:ascii="Calibri" w:hAnsi="Calibri"/>
-          <w:i/>
-          <w:color w:val="5B6573"/>
-          <w:sz w:val="20"/>
-        </w:rPr>
-        <w:t xml:space="preserve"> — Lists H200-141C as a 141 GB full-framebuffer time-sliced compute profile.</w:t>
-      </w:r>
-    </w:p>
-    <w:p>
-      <w:pPr>
-        <w:spacing w:after="100"/>
-        <w:ind w:left="360" w:hanging="360"/>
-      </w:pPr>
-      <w:r>
-        <w:rPr>
-          <w:rFonts w:ascii="Calibri" w:hAnsi="Calibri"/>
-          <w:b/>
-          <w:color w:val="0B2545"/>
-          <w:sz w:val="20"/>
-        </w:rPr>
-        <w:t xml:space="preserve">[6] </w:t>
-      </w:r>
-      <w:hyperlink r:id="rId16">
-        <w:r>
-          <w:rPr>
-            <w:rFonts w:ascii="Calibri" w:hAnsi="Calibri"/>
-            <w:color w:val="2E74B5"/>
-            <w:u w:val="single"/>
-            <w:sz w:val="20"/>
-          </w:rPr>
-          <w:t>NVIDIA NCCL source — init.cc (commAlloc memory-pool creation)</w:t>
-        </w:r>
-      </w:hyperlink>
-      <w:r>
-        <w:rPr>
-          <w:rFonts w:ascii="Calibri" w:hAnsi="Calibri"/>
-          <w:i/>
-          <w:color w:val="5B6573"/>
-          <w:sz w:val="20"/>
-        </w:rPr>
-        <w:t xml:space="preserve"> — Source location referenced by NVIDIA Enterprise Support for the failing cudaMemPoolCreate call.</w:t>
-      </w:r>
-    </w:p>
-    <w:p>
-      <w:pPr>
-        <w:spacing w:after="100"/>
-        <w:ind w:left="360" w:hanging="360"/>
-      </w:pPr>
-      <w:r>
-        <w:rPr>
-          <w:rFonts w:ascii="Calibri" w:hAnsi="Calibri"/>
-          <w:b/>
-          <w:color w:val="0B2545"/>
-          <w:sz w:val="20"/>
-        </w:rPr>
-        <w:t xml:space="preserve">[7] </w:t>
-      </w:r>
-      <w:r>
-        <w:rPr>
-          <w:rFonts w:ascii="Calibri" w:hAnsi="Calibri"/>
-          <w:color w:val="222222"/>
-          <w:sz w:val="20"/>
-        </w:rPr>
-        <w:t>AI Engineering initial technical report, 18 August 2026</w:t>
-      </w:r>
-      <w:r>
-        <w:rPr>
-          <w:rFonts w:ascii="Calibri" w:hAnsi="Calibri"/>
-          <w:i/>
-          <w:color w:val="5B6573"/>
-          <w:sz w:val="20"/>
-        </w:rPr>
-        <w:t xml:space="preserve"> — Internal incident evidence supplied for this report.</w:t>
-      </w:r>
-    </w:p>
-    <w:p>
-      <w:pPr>
-        <w:spacing w:after="100"/>
-        <w:ind w:left="360" w:hanging="360"/>
-      </w:pPr>
-      <w:r>
-        <w:rPr>
-          <w:rFonts w:ascii="Calibri" w:hAnsi="Calibri"/>
-          <w:b/>
-          <w:color w:val="0B2545"/>
-          <w:sz w:val="20"/>
-        </w:rPr>
-        <w:t xml:space="preserve">[8] </w:t>
-      </w:r>
-      <w:r>
-        <w:rPr>
-          <w:rFonts w:ascii="Calibri" w:hAnsi="Calibri"/>
-          <w:color w:val="222222"/>
-          <w:sz w:val="20"/>
-        </w:rPr>
-        <w:t>NVIDIA Enterprise Support analysis and remediation guidance</w:t>
-      </w:r>
-      <w:r>
-        <w:rPr>
-          <w:rFonts w:ascii="Calibri" w:hAnsi="Calibri"/>
-          <w:i/>
-          <w:color w:val="5B6573"/>
-          <w:sz w:val="20"/>
-        </w:rPr>
-        <w:t xml:space="preserve"> — Internal support correspondence supplied for this report.</w:t>
+        <w:t>NVIDIA Enterprise Support findings and NVIDIA UVM guidance.</w:t>
       </w:r>
     </w:p>
     <w:sectPr>
       <w:headerReference w:type="default" r:id="rId9"/>
       <w:footerReference w:type="default" r:id="rId10"/>
       <w:pgSz w:w="12240" w:h="15840"/>
-      <w:pgMar w:top="1440" w:right="1440" w:bottom="1440" w:left="1440" w:header="708" w:footer="708" w:gutter="0"/>
+      <w:pgMar w:top="893" w:right="1123" w:bottom="835" w:left="1123" w:header="360" w:footer="403" w:gutter="0"/>
       <w:cols w:space="720"/>
       <w:docGrid w:linePitch="360"/>
     </w:sectPr>
@@ -5285,33 +1583,25 @@
   <w:p>
     <w:pPr>
       <w:pStyle w:val="Footer"/>
-      <w:tabs>
-        <w:tab w:pos="9360" w:val="left"/>
-      </w:tabs>
-      <w:spacing w:before="40"/>
+      <w:jc w:val="center"/>
     </w:pPr>
     <w:r>
       <w:rPr>
         <w:rFonts w:ascii="Calibri" w:hAnsi="Calibri"/>
-        <w:color w:val="5B6573"/>
-        <w:sz w:val="16"/>
-      </w:rPr>
-      <w:t>Internal | AI Engineering</w:t>
+        <w:b w:val="0"/>
+        <w:i w:val="0"/>
+        <w:color w:val="606A76"/>
+        <w:sz w:val="17"/>
+      </w:rPr>
+      <w:t xml:space="preserve">Multi-GPU inference report  •  Page </w:t>
     </w:r>
     <w:r>
       <w:rPr>
         <w:rFonts w:ascii="Calibri" w:hAnsi="Calibri"/>
-        <w:color w:val="5B6573"/>
-        <w:sz w:val="16"/>
-      </w:rPr>
-      <w:tab/>
-      <w:t xml:space="preserve">Page </w:t>
-    </w:r>
-    <w:r>
-      <w:rPr>
-        <w:rFonts w:ascii="Calibri" w:hAnsi="Calibri"/>
-        <w:color w:val="5B6573"/>
-        <w:sz w:val="16"/>
+        <w:b w:val="0"/>
+        <w:i w:val="0"/>
+        <w:color w:val="606A76"/>
+        <w:sz w:val="17"/>
       </w:rPr>
       <w:fldChar w:fldCharType="begin"/>
       <w:instrText xml:space="preserve">PAGE</w:instrText>
@@ -5322,16 +1612,20 @@
     <w:r>
       <w:rPr>
         <w:rFonts w:ascii="Calibri" w:hAnsi="Calibri"/>
-        <w:color w:val="5B6573"/>
-        <w:sz w:val="16"/>
+        <w:b w:val="0"/>
+        <w:i w:val="0"/>
+        <w:color w:val="606A76"/>
+        <w:sz w:val="17"/>
       </w:rPr>
       <w:t xml:space="preserve"> of </w:t>
     </w:r>
     <w:r>
       <w:rPr>
         <w:rFonts w:ascii="Calibri" w:hAnsi="Calibri"/>
-        <w:color w:val="5B6573"/>
-        <w:sz w:val="16"/>
+        <w:b w:val="0"/>
+        <w:i w:val="0"/>
+        <w:color w:val="606A76"/>
+        <w:sz w:val="17"/>
       </w:rPr>
       <w:fldChar w:fldCharType="begin"/>
       <w:instrText xml:space="preserve">NUMPAGES</w:instrText>
@@ -5348,31 +1642,17 @@
   <w:p>
     <w:pPr>
       <w:pStyle w:val="Header"/>
-      <w:tabs>
-        <w:tab w:pos="9360" w:val="left"/>
-      </w:tabs>
-      <w:spacing w:after="40"/>
-      <w:pBdr>
-        <w:bottom w:val="single" w:sz="5" w:space="2" w:color="C8D1DA"/>
-      </w:pBdr>
+      <w:jc w:val="right"/>
     </w:pPr>
     <w:r>
       <w:rPr>
         <w:rFonts w:ascii="Calibri" w:hAnsi="Calibri"/>
-        <w:b/>
-        <w:color w:val="5B6573"/>
-        <w:sz w:val="16"/>
-      </w:rPr>
-      <w:t>TECHNICAL INCIDENT RESOLUTION REPORT</w:t>
-    </w:r>
-    <w:r>
-      <w:rPr>
-        <w:rFonts w:ascii="Calibri" w:hAnsi="Calibri"/>
-        <w:color w:val="5B6573"/>
-        <w:sz w:val="16"/>
-      </w:rPr>
-      <w:tab/>
-      <w:t>cbq2-svd-dsgpu2</w:t>
+        <w:b w:val="0"/>
+        <w:i w:val="0"/>
+        <w:color w:val="606A76"/>
+        <w:sz w:val="17"/>
+      </w:rPr>
+      <w:t>AI Engineering  |  Incident Resolution</w:t>
     </w:r>
   </w:p>
 </w:hdr>
@@ -5577,44 +1857,6 @@
   </w:num>
   <w:num w:numId="9">
     <w:abstractNumId w:val="0"/>
-  </w:num>
-  <w:abstractNum w:abstractNumId="9">
-    <w:multiLevelType w:val="singleLevel"/>
-    <w:lvl w:ilvl="0">
-      <w:start w:val="1"/>
-      <w:numFmt w:val="bullet"/>
-      <w:lvlText w:val="•"/>
-      <w:lvlJc w:val="left"/>
-      <w:pPr>
-        <w:tabs>
-          <w:tab w:val="num" w:pos="720"/>
-        </w:tabs>
-        <w:ind w:left="720" w:hanging="360"/>
-        <w:spacing w:after="160" w:line="280" w:lineRule="auto"/>
-      </w:pPr>
-    </w:lvl>
-  </w:abstractNum>
-  <w:num w:numId="10">
-    <w:abstractNumId w:val="9"/>
-  </w:num>
-  <w:abstractNum w:abstractNumId="10">
-    <w:multiLevelType w:val="singleLevel"/>
-    <w:lvl w:ilvl="0">
-      <w:start w:val="1"/>
-      <w:numFmt w:val="decimal"/>
-      <w:lvlText w:val="%1."/>
-      <w:lvlJc w:val="left"/>
-      <w:pPr>
-        <w:tabs>
-          <w:tab w:val="num" w:pos="720"/>
-        </w:tabs>
-        <w:ind w:left="720" w:hanging="360"/>
-        <w:spacing w:after="160" w:line="280" w:lineRule="auto"/>
-      </w:pPr>
-    </w:lvl>
-  </w:abstractNum>
-  <w:num w:numId="11">
-    <w:abstractNumId w:val="10"/>
   </w:num>
 </w:numbering>
 </file>
@@ -5780,13 +2022,12 @@
     <w:qFormat/>
     <w:rsid w:val="00FC693F"/>
     <w:pPr>
-      <w:widowControl/>
-      <w:spacing w:before="0" w:after="120" w:line="264" w:lineRule="auto"/>
+      <w:spacing w:after="120" w:line="259" w:lineRule="auto"/>
     </w:pPr>
     <w:rPr>
       <w:rFonts w:ascii="Calibri" w:hAnsi="Calibri"/>
       <w:color w:val="222222"/>
-      <w:sz w:val="22"/>
+      <w:sz w:val="21"/>
     </w:rPr>
   </w:style>
   <w:style w:type="paragraph" w:styleId="Header">
@@ -5844,15 +2085,15 @@
     <w:pPr>
       <w:keepNext/>
       <w:keepLines/>
-      <w:spacing w:before="320" w:after="160"/>
+      <w:spacing w:before="180" w:after="100"/>
       <w:outlineLvl w:val="0"/>
     </w:pPr>
     <w:rPr>
       <w:rFonts w:asciiTheme="majorHAnsi" w:eastAsiaTheme="majorEastAsia" w:hAnsiTheme="majorHAnsi" w:cstheme="majorBidi" w:ascii="Calibri" w:hAnsi="Calibri"/>
       <w:b/>
       <w:bCs/>
-      <w:color w:val="2E74B5"/>
-      <w:sz w:val="32"/>
+      <w:color w:val="2F75B5"/>
+      <w:sz w:val="28"/>
       <w:szCs w:val="28"/>
     </w:rPr>
   </w:style>
@@ -5868,14 +2109,14 @@
     <w:pPr>
       <w:keepNext/>
       <w:keepLines/>
-      <w:spacing w:before="240" w:after="120"/>
+      <w:spacing w:before="200" w:after="0"/>
       <w:outlineLvl w:val="1"/>
     </w:pPr>
     <w:rPr>
-      <w:rFonts w:asciiTheme="majorHAnsi" w:eastAsiaTheme="majorEastAsia" w:hAnsiTheme="majorHAnsi" w:cstheme="majorBidi" w:ascii="Calibri" w:hAnsi="Calibri"/>
+      <w:rFonts w:asciiTheme="majorHAnsi" w:eastAsiaTheme="majorEastAsia" w:hAnsiTheme="majorHAnsi" w:cstheme="majorBidi"/>
       <w:b/>
       <w:bCs/>
-      <w:color w:val="2E74B5"/>
+      <w:color w:val="4F81BD" w:themeColor="accent1"/>
       <w:sz w:val="26"/>
       <w:szCs w:val="26"/>
     </w:rPr>
@@ -5892,15 +2133,14 @@
     <w:pPr>
       <w:keepNext/>
       <w:keepLines/>
-      <w:spacing w:before="160" w:after="80"/>
+      <w:spacing w:before="200" w:after="0"/>
       <w:outlineLvl w:val="2"/>
     </w:pPr>
     <w:rPr>
-      <w:rFonts w:asciiTheme="majorHAnsi" w:eastAsiaTheme="majorEastAsia" w:hAnsiTheme="majorHAnsi" w:cstheme="majorBidi" w:ascii="Calibri" w:hAnsi="Calibri"/>
+      <w:rFonts w:asciiTheme="majorHAnsi" w:eastAsiaTheme="majorEastAsia" w:hAnsiTheme="majorHAnsi" w:cstheme="majorBidi"/>
       <w:b/>
       <w:bCs/>
-      <w:color w:val="1F4D78"/>
-      <w:sz w:val="24"/>
+      <w:color w:val="4F81BD" w:themeColor="accent1"/>
     </w:rPr>
   </w:style>
   <w:style w:type="paragraph" w:styleId="Heading4">
@@ -17472,28 +13712,16 @@
       </w:tcPr>
     </w:tblStylePr>
   </w:style>
-  <w:style w:type="paragraph" w:customStyle="1" w:styleId="CodeBlock">
-    <w:name w:val="Code Block"/>
-    <w:pPr>
-      <w:spacing w:before="100" w:after="140" w:line="252" w:lineRule="auto"/>
-      <w:ind w:left="259" w:right="144"/>
+  <w:style w:type="paragraph" w:customStyle="1" w:styleId="CodeBrief">
+    <w:name w:val="Code Brief"/>
+    <w:pPr>
+      <w:spacing w:after="0" w:line="240" w:lineRule="auto"/>
+      <w:ind w:left="230"/>
     </w:pPr>
     <w:rPr>
       <w:rFonts w:ascii="Consolas" w:hAnsi="Consolas"/>
-      <w:color w:val="0B2545"/>
-      <w:sz w:val="18"/>
-    </w:rPr>
-  </w:style>
-  <w:style w:type="paragraph" w:customStyle="1" w:styleId="SourceText">
-    <w:name w:val="Source Text"/>
-    <w:pPr>
-      <w:spacing w:before="80" w:after="80" w:line="240" w:lineRule="auto"/>
-    </w:pPr>
-    <w:rPr>
-      <w:rFonts w:ascii="Calibri" w:hAnsi="Calibri"/>
-      <w:i/>
-      <w:color w:val="5B6573"/>
-      <w:sz w:val="18"/>
+      <w:color w:val="17365D"/>
+      <w:sz w:val="17"/>
     </w:rPr>
   </w:style>
 </w:styles>
